--- a/LECTURES/RR-JS/RR-JS czyli piszemy River Raid w jezyku JavaScript.docx
+++ b/LECTURES/RR-JS/RR-JS czyli piszemy River Raid w jezyku JavaScript.docx
@@ -255,6 +255,5940 @@
       </w:r>
     </w:p>
     <w:p/>
+    <w:p>
+      <w:pPr>
+        <w:rPr>
+          <w:rFonts w:ascii="C64 Pro Mono" w:hAnsi="C64 Pro Mono"/>
+          <w:color w:val="FFFFFF" w:themeColor="background1"/>
+        </w:rPr>
+      </w:pPr>
+      <w:r>
+        <w:rPr>
+          <w:rFonts w:ascii="C64 Pro Mono" w:hAnsi="C64 Pro Mono"/>
+          <w:color w:val="FFFFFF" w:themeColor="background1"/>
+        </w:rPr>
+        <w:t>P</w:t>
+      </w:r>
+      <w:r>
+        <w:rPr>
+          <w:rFonts w:ascii="C64 Pro Mono" w:hAnsi="C64 Pro Mono"/>
+          <w:color w:val="FFFFFF" w:themeColor="background1"/>
+        </w:rPr>
+        <w:t>age setup</w:t>
+      </w:r>
+    </w:p>
+    <w:p>
+      <w:pPr>
+        <w:rPr>
+          <w:rFonts w:ascii="C64 Pro Mono" w:hAnsi="C64 Pro Mono"/>
+          <w:color w:val="FFFFFF" w:themeColor="background1"/>
+        </w:rPr>
+      </w:pPr>
+      <w:r>
+        <w:rPr>
+          <w:noProof/>
+        </w:rPr>
+        <mc:AlternateContent>
+          <mc:Choice Requires="wps">
+            <w:drawing>
+              <wp:anchor distT="45720" distB="45720" distL="114300" distR="114300" simplePos="0" relativeHeight="251663360" behindDoc="0" locked="0" layoutInCell="1" allowOverlap="1" wp14:anchorId="0167F04D" wp14:editId="4FE2604A">
+                <wp:simplePos x="0" y="0"/>
+                <wp:positionH relativeFrom="margin">
+                  <wp:align>left</wp:align>
+                </wp:positionH>
+                <wp:positionV relativeFrom="paragraph">
+                  <wp:posOffset>320040</wp:posOffset>
+                </wp:positionV>
+                <wp:extent cx="6036310" cy="1562100"/>
+                <wp:effectExtent l="0" t="0" r="21590" b="19050"/>
+                <wp:wrapSquare wrapText="bothSides"/>
+                <wp:docPr id="609527712" name="Text Box 2"/>
+                <wp:cNvGraphicFramePr>
+                  <a:graphicFrameLocks xmlns:a="http://schemas.openxmlformats.org/drawingml/2006/main"/>
+                </wp:cNvGraphicFramePr>
+                <a:graphic xmlns:a="http://schemas.openxmlformats.org/drawingml/2006/main">
+                  <a:graphicData uri="http://schemas.microsoft.com/office/word/2010/wordprocessingShape">
+                    <wps:wsp>
+                      <wps:cNvSpPr txBox="1">
+                        <a:spLocks noChangeArrowheads="1"/>
+                      </wps:cNvSpPr>
+                      <wps:spPr bwMode="auto">
+                        <a:xfrm>
+                          <a:off x="0" y="0"/>
+                          <a:ext cx="6036310" cy="1562100"/>
+                        </a:xfrm>
+                        <a:prstGeom prst="rect">
+                          <a:avLst/>
+                        </a:prstGeom>
+                        <a:solidFill>
+                          <a:srgbClr val="FFFFFF"/>
+                        </a:solidFill>
+                        <a:ln w="9525">
+                          <a:solidFill>
+                            <a:srgbClr val="000000"/>
+                          </a:solidFill>
+                          <a:miter lim="800000"/>
+                          <a:headEnd/>
+                          <a:tailEnd/>
+                        </a:ln>
+                      </wps:spPr>
+                      <wps:txbx>
+                        <w:txbxContent>
+                          <w:p>
+                            <w:r>
+                              <w:t>&lt;html&gt;</w:t>
+                            </w:r>
+                            <w:r>
+                              <w:br/>
+                              <w:t xml:space="preserve">&lt;head&gt;&lt;script </w:t>
+                            </w:r>
+                            <w:proofErr w:type="spellStart"/>
+                            <w:r>
+                              <w:t>src</w:t>
+                            </w:r>
+                            <w:proofErr w:type="spellEnd"/>
+                            <w:r>
+                              <w:t>="phaser.min.js"&gt;&lt;/script&gt;&lt;/head&gt;</w:t>
+                            </w:r>
+                            <w:r>
+                              <w:br/>
+                              <w:t>&lt;body&gt;</w:t>
+                            </w:r>
+                            <w:r>
+                              <w:br/>
+                              <w:t>&lt;div id="game-container"&gt;&lt;/div&gt;</w:t>
+                            </w:r>
+                            <w:r>
+                              <w:br/>
+                              <w:t>&lt;/body&gt;</w:t>
+                            </w:r>
+                            <w:r>
+                              <w:br/>
+                              <w:t>&lt;script&gt;&lt;/script&gt;</w:t>
+                            </w:r>
+                            <w:r>
+                              <w:br/>
+                              <w:t>&lt;/html&gt;</w:t>
+                            </w:r>
+                          </w:p>
+                          <w:p/>
+                        </w:txbxContent>
+                      </wps:txbx>
+                      <wps:bodyPr rot="0" vert="horz" wrap="square" lIns="91440" tIns="45720" rIns="91440" bIns="45720" anchor="t" anchorCtr="0">
+                        <a:noAutofit/>
+                      </wps:bodyPr>
+                    </wps:wsp>
+                  </a:graphicData>
+                </a:graphic>
+                <wp14:sizeRelH relativeFrom="margin">
+                  <wp14:pctWidth>0</wp14:pctWidth>
+                </wp14:sizeRelH>
+                <wp14:sizeRelV relativeFrom="margin">
+                  <wp14:pctHeight>0</wp14:pctHeight>
+                </wp14:sizeRelV>
+              </wp:anchor>
+            </w:drawing>
+          </mc:Choice>
+          <mc:Fallback>
+            <w:pict>
+              <v:shape w14:anchorId="0167F04D" id="_x0000_s1027" type="#_x0000_t202" style="position:absolute;margin-left:0;margin-top:25.2pt;width:475.3pt;height:123pt;z-index:251663360;visibility:visible;mso-wrap-style:square;mso-width-percent:0;mso-height-percent:0;mso-wrap-distance-left:9pt;mso-wrap-distance-top:3.6pt;mso-wrap-distance-right:9pt;mso-wrap-distance-bottom:3.6pt;mso-position-horizontal:left;mso-position-horizontal-relative:margin;mso-position-vertical:absolute;mso-position-vertical-relative:text;mso-width-percent:0;mso-height-percent:0;mso-width-relative:margin;mso-height-relative:margin;v-text-anchor:top" o:gfxdata="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">
+                <v:textbox>
+                  <w:txbxContent>
+                    <w:p>
+                      <w:r>
+                        <w:t>&lt;html&gt;</w:t>
+                      </w:r>
+                      <w:r>
+                        <w:br/>
+                        <w:t xml:space="preserve">&lt;head&gt;&lt;script </w:t>
+                      </w:r>
+                      <w:proofErr w:type="spellStart"/>
+                      <w:r>
+                        <w:t>src</w:t>
+                      </w:r>
+                      <w:proofErr w:type="spellEnd"/>
+                      <w:r>
+                        <w:t>="phaser.min.js"&gt;&lt;/script&gt;&lt;/head&gt;</w:t>
+                      </w:r>
+                      <w:r>
+                        <w:br/>
+                        <w:t>&lt;body&gt;</w:t>
+                      </w:r>
+                      <w:r>
+                        <w:br/>
+                        <w:t>&lt;div id="game-container"&gt;&lt;/div&gt;</w:t>
+                      </w:r>
+                      <w:r>
+                        <w:br/>
+                        <w:t>&lt;/body&gt;</w:t>
+                      </w:r>
+                      <w:r>
+                        <w:br/>
+                        <w:t>&lt;script&gt;&lt;/script&gt;</w:t>
+                      </w:r>
+                      <w:r>
+                        <w:br/>
+                        <w:t>&lt;/html&gt;</w:t>
+                      </w:r>
+                    </w:p>
+                    <w:p/>
+                  </w:txbxContent>
+                </v:textbox>
+                <w10:wrap type="square" anchorx="margin"/>
+              </v:shape>
+            </w:pict>
+          </mc:Fallback>
+        </mc:AlternateContent>
+      </w:r>
+    </w:p>
+    <w:p>
+      <w:pPr>
+        <w:rPr>
+          <w:rFonts w:ascii="C64 Pro Mono" w:hAnsi="C64 Pro Mono"/>
+          <w:color w:val="FFFFFF" w:themeColor="background1"/>
+        </w:rPr>
+      </w:pPr>
+    </w:p>
+    <w:p>
+      <w:pPr>
+        <w:rPr>
+          <w:rFonts w:ascii="C64 Pro Mono" w:hAnsi="C64 Pro Mono"/>
+          <w:color w:val="FFFFFF" w:themeColor="background1"/>
+        </w:rPr>
+      </w:pPr>
+    </w:p>
+    <w:p>
+      <w:pPr>
+        <w:rPr>
+          <w:rFonts w:ascii="C64 Pro Mono" w:hAnsi="C64 Pro Mono"/>
+          <w:color w:val="FFFFFF" w:themeColor="background1"/>
+        </w:rPr>
+      </w:pPr>
+      <w:r>
+        <w:rPr>
+          <w:rFonts w:ascii="C64 Pro Mono" w:hAnsi="C64 Pro Mono"/>
+          <w:color w:val="FFFFFF" w:themeColor="background1"/>
+        </w:rPr>
+        <w:t>Crucial methods of a Game</w:t>
+      </w:r>
+    </w:p>
+    <w:p>
+      <w:r>
+        <w:rPr>
+          <w:noProof/>
+        </w:rPr>
+        <mc:AlternateContent>
+          <mc:Choice Requires="wps">
+            <w:drawing>
+              <wp:anchor distT="45720" distB="45720" distL="114300" distR="114300" simplePos="0" relativeHeight="251661312" behindDoc="0" locked="0" layoutInCell="1" allowOverlap="1" wp14:anchorId="40FBA0EE" wp14:editId="62AC8000">
+                <wp:simplePos x="0" y="0"/>
+                <wp:positionH relativeFrom="margin">
+                  <wp:posOffset>45720</wp:posOffset>
+                </wp:positionH>
+                <wp:positionV relativeFrom="paragraph">
+                  <wp:posOffset>188595</wp:posOffset>
+                </wp:positionV>
+                <wp:extent cx="1851660" cy="2468880"/>
+                <wp:effectExtent l="0" t="0" r="15240" b="26670"/>
+                <wp:wrapSquare wrapText="bothSides"/>
+                <wp:docPr id="1577531381" name="Text Box 2"/>
+                <wp:cNvGraphicFramePr>
+                  <a:graphicFrameLocks xmlns:a="http://schemas.openxmlformats.org/drawingml/2006/main"/>
+                </wp:cNvGraphicFramePr>
+                <a:graphic xmlns:a="http://schemas.openxmlformats.org/drawingml/2006/main">
+                  <a:graphicData uri="http://schemas.microsoft.com/office/word/2010/wordprocessingShape">
+                    <wps:wsp>
+                      <wps:cNvSpPr txBox="1">
+                        <a:spLocks noChangeArrowheads="1"/>
+                      </wps:cNvSpPr>
+                      <wps:spPr bwMode="auto">
+                        <a:xfrm>
+                          <a:off x="0" y="0"/>
+                          <a:ext cx="1851660" cy="2468880"/>
+                        </a:xfrm>
+                        <a:prstGeom prst="rect">
+                          <a:avLst/>
+                        </a:prstGeom>
+                        <a:solidFill>
+                          <a:srgbClr val="FFFFFF"/>
+                        </a:solidFill>
+                        <a:ln w="9525">
+                          <a:solidFill>
+                            <a:srgbClr val="000000"/>
+                          </a:solidFill>
+                          <a:miter lim="800000"/>
+                          <a:headEnd/>
+                          <a:tailEnd/>
+                        </a:ln>
+                      </wps:spPr>
+                      <wps:txbx>
+                        <w:txbxContent>
+                          <w:p>
+                            <w:r>
+                              <w:t xml:space="preserve">function </w:t>
+                            </w:r>
+                            <w:proofErr w:type="gramStart"/>
+                            <w:r>
+                              <w:t>preload(){</w:t>
+                            </w:r>
+                            <w:proofErr w:type="gramEnd"/>
+                          </w:p>
+                          <w:p>
+                            <w:r>
+                              <w:t>}</w:t>
+                            </w:r>
+                          </w:p>
+                          <w:p/>
+                          <w:p>
+                            <w:r>
+                              <w:t xml:space="preserve">function </w:t>
+                            </w:r>
+                            <w:proofErr w:type="gramStart"/>
+                            <w:r>
+                              <w:t>create(){</w:t>
+                            </w:r>
+                            <w:proofErr w:type="gramEnd"/>
+                          </w:p>
+                          <w:p>
+                            <w:r>
+                              <w:t>}</w:t>
+                            </w:r>
+                          </w:p>
+                          <w:p/>
+                          <w:p>
+                            <w:r>
+                              <w:t xml:space="preserve">function </w:t>
+                            </w:r>
+                            <w:proofErr w:type="gramStart"/>
+                            <w:r>
+                              <w:t>update(){</w:t>
+                            </w:r>
+                            <w:proofErr w:type="gramEnd"/>
+                          </w:p>
+                          <w:p>
+                            <w:r>
+                              <w:t>}</w:t>
+                            </w:r>
+                          </w:p>
+                        </w:txbxContent>
+                      </wps:txbx>
+                      <wps:bodyPr rot="0" vert="horz" wrap="square" lIns="91440" tIns="45720" rIns="91440" bIns="45720" anchor="t" anchorCtr="0">
+                        <a:noAutofit/>
+                      </wps:bodyPr>
+                    </wps:wsp>
+                  </a:graphicData>
+                </a:graphic>
+                <wp14:sizeRelH relativeFrom="margin">
+                  <wp14:pctWidth>0</wp14:pctWidth>
+                </wp14:sizeRelH>
+                <wp14:sizeRelV relativeFrom="margin">
+                  <wp14:pctHeight>0</wp14:pctHeight>
+                </wp14:sizeRelV>
+              </wp:anchor>
+            </w:drawing>
+          </mc:Choice>
+          <mc:Fallback>
+            <w:pict>
+              <v:shape w14:anchorId="40FBA0EE" id="_x0000_s1028" type="#_x0000_t202" style="position:absolute;margin-left:3.6pt;margin-top:14.85pt;width:145.8pt;height:194.4pt;z-index:251661312;visibility:visible;mso-wrap-style:square;mso-width-percent:0;mso-height-percent:0;mso-wrap-distance-left:9pt;mso-wrap-distance-top:3.6pt;mso-wrap-distance-right:9pt;mso-wrap-distance-bottom:3.6pt;mso-position-horizontal:absolute;mso-position-horizontal-relative:margin;mso-position-vertical:absolute;mso-position-vertical-relative:text;mso-width-percent:0;mso-height-percent:0;mso-width-relative:margin;mso-height-relative:margin;v-text-anchor:top" o:gfxdata="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">
+                <v:textbox>
+                  <w:txbxContent>
+                    <w:p>
+                      <w:r>
+                        <w:t xml:space="preserve">function </w:t>
+                      </w:r>
+                      <w:proofErr w:type="gramStart"/>
+                      <w:r>
+                        <w:t>preload(){</w:t>
+                      </w:r>
+                      <w:proofErr w:type="gramEnd"/>
+                    </w:p>
+                    <w:p>
+                      <w:r>
+                        <w:t>}</w:t>
+                      </w:r>
+                    </w:p>
+                    <w:p/>
+                    <w:p>
+                      <w:r>
+                        <w:t xml:space="preserve">function </w:t>
+                      </w:r>
+                      <w:proofErr w:type="gramStart"/>
+                      <w:r>
+                        <w:t>create(){</w:t>
+                      </w:r>
+                      <w:proofErr w:type="gramEnd"/>
+                    </w:p>
+                    <w:p>
+                      <w:r>
+                        <w:t>}</w:t>
+                      </w:r>
+                    </w:p>
+                    <w:p/>
+                    <w:p>
+                      <w:r>
+                        <w:t xml:space="preserve">function </w:t>
+                      </w:r>
+                      <w:proofErr w:type="gramStart"/>
+                      <w:r>
+                        <w:t>update(){</w:t>
+                      </w:r>
+                      <w:proofErr w:type="gramEnd"/>
+                    </w:p>
+                    <w:p>
+                      <w:r>
+                        <w:t>}</w:t>
+                      </w:r>
+                    </w:p>
+                  </w:txbxContent>
+                </v:textbox>
+                <w10:wrap type="square" anchorx="margin"/>
+              </v:shape>
+            </w:pict>
+          </mc:Fallback>
+        </mc:AlternateContent>
+      </w:r>
+    </w:p>
+    <w:p/>
+    <w:p>
+      <w:pPr>
+        <w:rPr>
+          <w:rFonts w:ascii="C64 Pro Mono" w:hAnsi="C64 Pro Mono"/>
+          <w:color w:val="FFFFFF" w:themeColor="background1"/>
+        </w:rPr>
+      </w:pPr>
+    </w:p>
+    <w:p>
+      <w:pPr>
+        <w:rPr>
+          <w:rFonts w:ascii="C64 Pro Mono" w:hAnsi="C64 Pro Mono"/>
+          <w:color w:val="FFFFFF" w:themeColor="background1"/>
+        </w:rPr>
+      </w:pPr>
+    </w:p>
+    <w:p>
+      <w:pPr>
+        <w:rPr>
+          <w:rFonts w:ascii="C64 Pro Mono" w:hAnsi="C64 Pro Mono"/>
+          <w:color w:val="FFFFFF" w:themeColor="background1"/>
+        </w:rPr>
+      </w:pPr>
+    </w:p>
+    <w:p>
+      <w:pPr>
+        <w:rPr>
+          <w:rFonts w:ascii="C64 Pro Mono" w:hAnsi="C64 Pro Mono"/>
+          <w:color w:val="FFFFFF" w:themeColor="background1"/>
+        </w:rPr>
+      </w:pPr>
+    </w:p>
+    <w:p>
+      <w:pPr>
+        <w:rPr>
+          <w:rFonts w:ascii="C64 Pro Mono" w:hAnsi="C64 Pro Mono"/>
+          <w:color w:val="FFFFFF" w:themeColor="background1"/>
+        </w:rPr>
+      </w:pPr>
+    </w:p>
+    <w:p>
+      <w:pPr>
+        <w:rPr>
+          <w:rFonts w:ascii="C64 Pro Mono" w:hAnsi="C64 Pro Mono"/>
+          <w:color w:val="FFFFFF" w:themeColor="background1"/>
+        </w:rPr>
+      </w:pPr>
+    </w:p>
+    <w:p>
+      <w:pPr>
+        <w:rPr>
+          <w:rFonts w:ascii="C64 Pro Mono" w:hAnsi="C64 Pro Mono"/>
+          <w:color w:val="FFFFFF" w:themeColor="background1"/>
+        </w:rPr>
+      </w:pPr>
+    </w:p>
+    <w:p>
+      <w:pPr>
+        <w:rPr>
+          <w:rFonts w:ascii="C64 Pro Mono" w:hAnsi="C64 Pro Mono"/>
+          <w:color w:val="FFFFFF" w:themeColor="background1"/>
+        </w:rPr>
+      </w:pPr>
+    </w:p>
+    <w:p>
+      <w:pPr>
+        <w:rPr>
+          <w:rFonts w:ascii="C64 Pro Mono" w:hAnsi="C64 Pro Mono"/>
+          <w:color w:val="FFFFFF" w:themeColor="background1"/>
+        </w:rPr>
+      </w:pPr>
+    </w:p>
+    <w:p>
+      <w:pPr>
+        <w:rPr>
+          <w:rFonts w:ascii="C64 Pro Mono" w:hAnsi="C64 Pro Mono"/>
+          <w:color w:val="FFFFFF" w:themeColor="background1"/>
+        </w:rPr>
+      </w:pPr>
+    </w:p>
+    <w:p>
+      <w:pPr>
+        <w:rPr>
+          <w:rFonts w:ascii="C64 Pro Mono" w:hAnsi="C64 Pro Mono"/>
+          <w:color w:val="FFFFFF" w:themeColor="background1"/>
+        </w:rPr>
+      </w:pPr>
+      <w:r>
+        <w:rPr>
+          <w:rFonts w:ascii="C64 Pro Mono" w:hAnsi="C64 Pro Mono"/>
+          <w:color w:val="FFFFFF" w:themeColor="background1"/>
+        </w:rPr>
+        <w:lastRenderedPageBreak/>
+        <w:t>Phaser setup</w:t>
+      </w:r>
+    </w:p>
+    <w:p>
+      <w:pPr>
+        <w:rPr>
+          <w:rFonts w:ascii="C64 Pro Mono" w:hAnsi="C64 Pro Mono"/>
+          <w:color w:val="FFFFFF" w:themeColor="background1"/>
+        </w:rPr>
+      </w:pPr>
+      <w:r>
+        <w:br/>
+      </w:r>
+      <w:r>
+        <w:br/>
+      </w:r>
+      <w:r>
+        <w:br/>
+      </w:r>
+      <w:r>
+        <w:br/>
+      </w:r>
+      <w:r>
+        <w:br/>
+      </w:r>
+      <w:r>
+        <w:br/>
+      </w:r>
+      <w:r>
+        <w:br/>
+      </w:r>
+      <w:r>
+        <w:br/>
+      </w:r>
+      <w:r>
+        <w:br/>
+      </w:r>
+      <w:r>
+        <w:br/>
+      </w:r>
+      <w:r>
+        <w:br/>
+      </w:r>
+      <w:r>
+        <w:br/>
+      </w:r>
+      <w:r>
+        <w:br/>
+      </w:r>
+      <w:r>
+        <w:br/>
+      </w:r>
+      <w:r>
+        <w:rPr>
+          <w:noProof/>
+        </w:rPr>
+        <mc:AlternateContent>
+          <mc:Choice Requires="wps">
+            <w:drawing>
+              <wp:anchor distT="45720" distB="45720" distL="114300" distR="114300" simplePos="0" relativeHeight="251665408" behindDoc="0" locked="0" layoutInCell="1" allowOverlap="1" wp14:anchorId="0F302D67" wp14:editId="707A3E73">
+                <wp:simplePos x="0" y="0"/>
+                <wp:positionH relativeFrom="margin">
+                  <wp:posOffset>0</wp:posOffset>
+                </wp:positionH>
+                <wp:positionV relativeFrom="paragraph">
+                  <wp:posOffset>335280</wp:posOffset>
+                </wp:positionV>
+                <wp:extent cx="1851660" cy="2080260"/>
+                <wp:effectExtent l="0" t="0" r="15240" b="15240"/>
+                <wp:wrapSquare wrapText="bothSides"/>
+                <wp:docPr id="1629029780" name="Text Box 2"/>
+                <wp:cNvGraphicFramePr>
+                  <a:graphicFrameLocks xmlns:a="http://schemas.openxmlformats.org/drawingml/2006/main"/>
+                </wp:cNvGraphicFramePr>
+                <a:graphic xmlns:a="http://schemas.openxmlformats.org/drawingml/2006/main">
+                  <a:graphicData uri="http://schemas.microsoft.com/office/word/2010/wordprocessingShape">
+                    <wps:wsp>
+                      <wps:cNvSpPr txBox="1">
+                        <a:spLocks noChangeArrowheads="1"/>
+                      </wps:cNvSpPr>
+                      <wps:spPr bwMode="auto">
+                        <a:xfrm>
+                          <a:off x="0" y="0"/>
+                          <a:ext cx="1851660" cy="2080260"/>
+                        </a:xfrm>
+                        <a:prstGeom prst="rect">
+                          <a:avLst/>
+                        </a:prstGeom>
+                        <a:solidFill>
+                          <a:srgbClr val="FFFFFF"/>
+                        </a:solidFill>
+                        <a:ln w="9525">
+                          <a:solidFill>
+                            <a:srgbClr val="000000"/>
+                          </a:solidFill>
+                          <a:miter lim="800000"/>
+                          <a:headEnd/>
+                          <a:tailEnd/>
+                        </a:ln>
+                      </wps:spPr>
+                      <wps:txbx>
+                        <w:txbxContent>
+                          <w:p>
+                            <w:r>
+                              <w:t xml:space="preserve">    const config = {</w:t>
+                            </w:r>
+                            <w:r>
+                              <w:br/>
+                              <w:t xml:space="preserve">    type: </w:t>
+                            </w:r>
+                            <w:proofErr w:type="spellStart"/>
+                            <w:r>
+                              <w:t>Phaser.CANVAS</w:t>
+                            </w:r>
+                            <w:proofErr w:type="spellEnd"/>
+                            <w:r>
+                              <w:t>,</w:t>
+                            </w:r>
+                            <w:r>
+                              <w:br/>
+                              <w:t xml:space="preserve">    width: 800,</w:t>
+                            </w:r>
+                            <w:r>
+                              <w:br/>
+                              <w:t xml:space="preserve">    height: 600,</w:t>
+                            </w:r>
+                            <w:r>
+                              <w:br/>
+                              <w:t xml:space="preserve">    parent: 'game-container',</w:t>
+                            </w:r>
+                            <w:r>
+                              <w:br/>
+                              <w:t xml:space="preserve">    scene: {</w:t>
+                            </w:r>
+                            <w:r>
+                              <w:br/>
+                              <w:t xml:space="preserve">        preload: preload,</w:t>
+                            </w:r>
+                            <w:r>
+                              <w:br/>
+                              <w:t xml:space="preserve">        create: create,</w:t>
+                            </w:r>
+                            <w:r>
+                              <w:br/>
+                              <w:t xml:space="preserve">        update: update</w:t>
+                            </w:r>
+                            <w:r>
+                              <w:br/>
+                              <w:t xml:space="preserve">  </w:t>
+                            </w:r>
+                            <w:proofErr w:type="gramStart"/>
+                            <w:r>
+                              <w:t xml:space="preserve">  }</w:t>
+                            </w:r>
+                            <w:proofErr w:type="gramEnd"/>
+                            <w:r>
+                              <w:br/>
+                              <w:t>};</w:t>
+                            </w:r>
+                          </w:p>
+                          <w:p/>
+                        </w:txbxContent>
+                      </wps:txbx>
+                      <wps:bodyPr rot="0" vert="horz" wrap="square" lIns="91440" tIns="45720" rIns="91440" bIns="45720" anchor="t" anchorCtr="0">
+                        <a:noAutofit/>
+                      </wps:bodyPr>
+                    </wps:wsp>
+                  </a:graphicData>
+                </a:graphic>
+                <wp14:sizeRelH relativeFrom="margin">
+                  <wp14:pctWidth>0</wp14:pctWidth>
+                </wp14:sizeRelH>
+                <wp14:sizeRelV relativeFrom="margin">
+                  <wp14:pctHeight>0</wp14:pctHeight>
+                </wp14:sizeRelV>
+              </wp:anchor>
+            </w:drawing>
+          </mc:Choice>
+          <mc:Fallback>
+            <w:pict>
+              <v:shape w14:anchorId="0F302D67" id="_x0000_s1029" type="#_x0000_t202" style="position:absolute;margin-left:0;margin-top:26.4pt;width:145.8pt;height:163.8pt;z-index:251665408;visibility:visible;mso-wrap-style:square;mso-width-percent:0;mso-height-percent:0;mso-wrap-distance-left:9pt;mso-wrap-distance-top:3.6pt;mso-wrap-distance-right:9pt;mso-wrap-distance-bottom:3.6pt;mso-position-horizontal:absolute;mso-position-horizontal-relative:margin;mso-position-vertical:absolute;mso-position-vertical-relative:text;mso-width-percent:0;mso-height-percent:0;mso-width-relative:margin;mso-height-relative:margin;v-text-anchor:top" o:gfxdata="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">
+                <v:textbox>
+                  <w:txbxContent>
+                    <w:p>
+                      <w:r>
+                        <w:t xml:space="preserve">    const config = {</w:t>
+                      </w:r>
+                      <w:r>
+                        <w:br/>
+                        <w:t xml:space="preserve">    type: </w:t>
+                      </w:r>
+                      <w:proofErr w:type="spellStart"/>
+                      <w:r>
+                        <w:t>Phaser.CANVAS</w:t>
+                      </w:r>
+                      <w:proofErr w:type="spellEnd"/>
+                      <w:r>
+                        <w:t>,</w:t>
+                      </w:r>
+                      <w:r>
+                        <w:br/>
+                        <w:t xml:space="preserve">    width: 800,</w:t>
+                      </w:r>
+                      <w:r>
+                        <w:br/>
+                        <w:t xml:space="preserve">    height: 600,</w:t>
+                      </w:r>
+                      <w:r>
+                        <w:br/>
+                        <w:t xml:space="preserve">    parent: 'game-container',</w:t>
+                      </w:r>
+                      <w:r>
+                        <w:br/>
+                        <w:t xml:space="preserve">    scene: {</w:t>
+                      </w:r>
+                      <w:r>
+                        <w:br/>
+                        <w:t xml:space="preserve">        preload: preload,</w:t>
+                      </w:r>
+                      <w:r>
+                        <w:br/>
+                        <w:t xml:space="preserve">        create: create,</w:t>
+                      </w:r>
+                      <w:r>
+                        <w:br/>
+                        <w:t xml:space="preserve">        update: update</w:t>
+                      </w:r>
+                      <w:r>
+                        <w:br/>
+                        <w:t xml:space="preserve">  </w:t>
+                      </w:r>
+                      <w:proofErr w:type="gramStart"/>
+                      <w:r>
+                        <w:t xml:space="preserve">  }</w:t>
+                      </w:r>
+                      <w:proofErr w:type="gramEnd"/>
+                      <w:r>
+                        <w:br/>
+                        <w:t>};</w:t>
+                      </w:r>
+                    </w:p>
+                    <w:p/>
+                  </w:txbxContent>
+                </v:textbox>
+                <w10:wrap type="square" anchorx="margin"/>
+              </v:shape>
+            </w:pict>
+          </mc:Fallback>
+        </mc:AlternateContent>
+      </w:r>
+      <w:r>
+        <w:rPr>
+          <w:rFonts w:ascii="C64 Pro Mono" w:hAnsi="C64 Pro Mono"/>
+          <w:color w:val="FFFFFF" w:themeColor="background1"/>
+        </w:rPr>
+        <w:t xml:space="preserve"> </w:t>
+      </w:r>
+    </w:p>
+    <w:p>
+      <w:pPr>
+        <w:rPr>
+          <w:rFonts w:ascii="C64 Pro Mono" w:hAnsi="C64 Pro Mono"/>
+          <w:color w:val="FFFFFF" w:themeColor="background1"/>
+        </w:rPr>
+      </w:pPr>
+    </w:p>
+    <w:p>
+      <w:pPr>
+        <w:rPr>
+          <w:rFonts w:ascii="C64 Pro Mono" w:hAnsi="C64 Pro Mono"/>
+          <w:color w:val="FFFFFF" w:themeColor="background1"/>
+        </w:rPr>
+      </w:pPr>
+    </w:p>
+    <w:p>
+      <w:pPr>
+        <w:rPr>
+          <w:rFonts w:ascii="C64 Pro Mono" w:hAnsi="C64 Pro Mono"/>
+          <w:color w:val="FFFFFF" w:themeColor="background1"/>
+        </w:rPr>
+      </w:pPr>
+      <w:r>
+        <w:rPr>
+          <w:noProof/>
+        </w:rPr>
+        <w:lastRenderedPageBreak/>
+        <mc:AlternateContent>
+          <mc:Choice Requires="wps">
+            <w:drawing>
+              <wp:anchor distT="45720" distB="45720" distL="114300" distR="114300" simplePos="0" relativeHeight="251667456" behindDoc="0" locked="0" layoutInCell="1" allowOverlap="1" wp14:anchorId="2C85DDFC" wp14:editId="7487E417">
+                <wp:simplePos x="0" y="0"/>
+                <wp:positionH relativeFrom="margin">
+                  <wp:align>left</wp:align>
+                </wp:positionH>
+                <wp:positionV relativeFrom="paragraph">
+                  <wp:posOffset>275492</wp:posOffset>
+                </wp:positionV>
+                <wp:extent cx="2813050" cy="310515"/>
+                <wp:effectExtent l="0" t="0" r="25400" b="13335"/>
+                <wp:wrapSquare wrapText="bothSides"/>
+                <wp:docPr id="1327624727" name="Text Box 2"/>
+                <wp:cNvGraphicFramePr>
+                  <a:graphicFrameLocks xmlns:a="http://schemas.openxmlformats.org/drawingml/2006/main"/>
+                </wp:cNvGraphicFramePr>
+                <a:graphic xmlns:a="http://schemas.openxmlformats.org/drawingml/2006/main">
+                  <a:graphicData uri="http://schemas.microsoft.com/office/word/2010/wordprocessingShape">
+                    <wps:wsp>
+                      <wps:cNvSpPr txBox="1">
+                        <a:spLocks noChangeArrowheads="1"/>
+                      </wps:cNvSpPr>
+                      <wps:spPr bwMode="auto">
+                        <a:xfrm>
+                          <a:off x="0" y="0"/>
+                          <a:ext cx="2813538" cy="310662"/>
+                        </a:xfrm>
+                        <a:prstGeom prst="rect">
+                          <a:avLst/>
+                        </a:prstGeom>
+                        <a:solidFill>
+                          <a:srgbClr val="FFFFFF"/>
+                        </a:solidFill>
+                        <a:ln w="9525">
+                          <a:solidFill>
+                            <a:srgbClr val="000000"/>
+                          </a:solidFill>
+                          <a:miter lim="800000"/>
+                          <a:headEnd/>
+                          <a:tailEnd/>
+                        </a:ln>
+                      </wps:spPr>
+                      <wps:txbx>
+                        <w:txbxContent>
+                          <w:p>
+                            <w:r>
+                              <w:t xml:space="preserve">const game = new </w:t>
+                            </w:r>
+                            <w:proofErr w:type="spellStart"/>
+                            <w:r>
+                              <w:t>Phaser.Game</w:t>
+                            </w:r>
+                            <w:proofErr w:type="spellEnd"/>
+                            <w:r>
+                              <w:t>(config);</w:t>
+                            </w:r>
+                          </w:p>
+                          <w:p/>
+                        </w:txbxContent>
+                      </wps:txbx>
+                      <wps:bodyPr rot="0" vert="horz" wrap="square" lIns="91440" tIns="45720" rIns="91440" bIns="45720" anchor="t" anchorCtr="0">
+                        <a:noAutofit/>
+                      </wps:bodyPr>
+                    </wps:wsp>
+                  </a:graphicData>
+                </a:graphic>
+                <wp14:sizeRelH relativeFrom="margin">
+                  <wp14:pctWidth>0</wp14:pctWidth>
+                </wp14:sizeRelH>
+                <wp14:sizeRelV relativeFrom="margin">
+                  <wp14:pctHeight>0</wp14:pctHeight>
+                </wp14:sizeRelV>
+              </wp:anchor>
+            </w:drawing>
+          </mc:Choice>
+          <mc:Fallback>
+            <w:pict>
+              <v:shape w14:anchorId="2C85DDFC" id="_x0000_s1030" type="#_x0000_t202" style="position:absolute;margin-left:0;margin-top:21.7pt;width:221.5pt;height:24.45pt;z-index:251667456;visibility:visible;mso-wrap-style:square;mso-width-percent:0;mso-height-percent:0;mso-wrap-distance-left:9pt;mso-wrap-distance-top:3.6pt;mso-wrap-distance-right:9pt;mso-wrap-distance-bottom:3.6pt;mso-position-horizontal:left;mso-position-horizontal-relative:margin;mso-position-vertical:absolute;mso-position-vertical-relative:text;mso-width-percent:0;mso-height-percent:0;mso-width-relative:margin;mso-height-relative:margin;v-text-anchor:top" o:gfxdata="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">
+                <v:textbox>
+                  <w:txbxContent>
+                    <w:p>
+                      <w:r>
+                        <w:t xml:space="preserve">const game = new </w:t>
+                      </w:r>
+                      <w:proofErr w:type="spellStart"/>
+                      <w:r>
+                        <w:t>Phaser.Game</w:t>
+                      </w:r>
+                      <w:proofErr w:type="spellEnd"/>
+                      <w:r>
+                        <w:t>(config);</w:t>
+                      </w:r>
+                    </w:p>
+                    <w:p/>
+                  </w:txbxContent>
+                </v:textbox>
+                <w10:wrap type="square" anchorx="margin"/>
+              </v:shape>
+            </w:pict>
+          </mc:Fallback>
+        </mc:AlternateContent>
+      </w:r>
+      <w:r>
+        <w:rPr>
+          <w:rFonts w:ascii="C64 Pro Mono" w:hAnsi="C64 Pro Mono"/>
+          <w:color w:val="FFFFFF" w:themeColor="background1"/>
+        </w:rPr>
+        <w:t>Start</w:t>
+      </w:r>
+      <w:r>
+        <w:br/>
+      </w:r>
+      <w:r>
+        <w:br/>
+      </w:r>
+      <w:r>
+        <w:br/>
+      </w:r>
+      <w:r>
+        <w:br/>
+      </w:r>
+      <w:r>
+        <w:br/>
+      </w:r>
+    </w:p>
+    <w:p>
+      <w:pPr>
+        <w:rPr>
+          <w:rFonts w:ascii="C64 Pro Mono" w:hAnsi="C64 Pro Mono"/>
+          <w:color w:val="FFFFFF" w:themeColor="background1"/>
+        </w:rPr>
+      </w:pPr>
+      <w:r>
+        <w:rPr>
+          <w:noProof/>
+        </w:rPr>
+        <mc:AlternateContent>
+          <mc:Choice Requires="wps">
+            <w:drawing>
+              <wp:anchor distT="45720" distB="45720" distL="114300" distR="114300" simplePos="0" relativeHeight="251669504" behindDoc="0" locked="0" layoutInCell="1" allowOverlap="1" wp14:anchorId="05961108" wp14:editId="0B6C318F">
+                <wp:simplePos x="0" y="0"/>
+                <wp:positionH relativeFrom="margin">
+                  <wp:align>left</wp:align>
+                </wp:positionH>
+                <wp:positionV relativeFrom="paragraph">
+                  <wp:posOffset>196850</wp:posOffset>
+                </wp:positionV>
+                <wp:extent cx="4296410" cy="1359535"/>
+                <wp:effectExtent l="0" t="0" r="27940" b="12065"/>
+                <wp:wrapSquare wrapText="bothSides"/>
+                <wp:docPr id="1188990088" name="Text Box 2"/>
+                <wp:cNvGraphicFramePr>
+                  <a:graphicFrameLocks xmlns:a="http://schemas.openxmlformats.org/drawingml/2006/main"/>
+                </wp:cNvGraphicFramePr>
+                <a:graphic xmlns:a="http://schemas.openxmlformats.org/drawingml/2006/main">
+                  <a:graphicData uri="http://schemas.microsoft.com/office/word/2010/wordprocessingShape">
+                    <wps:wsp>
+                      <wps:cNvSpPr txBox="1">
+                        <a:spLocks noChangeArrowheads="1"/>
+                      </wps:cNvSpPr>
+                      <wps:spPr bwMode="auto">
+                        <a:xfrm>
+                          <a:off x="0" y="0"/>
+                          <a:ext cx="4296410" cy="1359877"/>
+                        </a:xfrm>
+                        <a:prstGeom prst="rect">
+                          <a:avLst/>
+                        </a:prstGeom>
+                        <a:solidFill>
+                          <a:srgbClr val="FFFFFF"/>
+                        </a:solidFill>
+                        <a:ln w="9525">
+                          <a:solidFill>
+                            <a:srgbClr val="000000"/>
+                          </a:solidFill>
+                          <a:miter lim="800000"/>
+                          <a:headEnd/>
+                          <a:tailEnd/>
+                        </a:ln>
+                      </wps:spPr>
+                      <wps:txbx>
+                        <w:txbxContent>
+                          <w:p>
+                            <w:r>
+                              <w:t xml:space="preserve">function </w:t>
+                            </w:r>
+                            <w:proofErr w:type="gramStart"/>
+                            <w:r>
+                              <w:t>preload(){</w:t>
+                            </w:r>
+                            <w:proofErr w:type="gramEnd"/>
+                            <w:r>
+                              <w:br/>
+                              <w:t xml:space="preserve">    </w:t>
+                            </w:r>
+                            <w:proofErr w:type="spellStart"/>
+                            <w:proofErr w:type="gramStart"/>
+                            <w:r>
+                              <w:t>this.load</w:t>
+                            </w:r>
+                            <w:proofErr w:type="gramEnd"/>
+                            <w:r>
+                              <w:t>.</w:t>
+                            </w:r>
+                            <w:proofErr w:type="gramStart"/>
+                            <w:r>
+                              <w:t>image</w:t>
+                            </w:r>
+                            <w:proofErr w:type="spellEnd"/>
+                            <w:r>
+                              <w:t>(</w:t>
+                            </w:r>
+                            <w:proofErr w:type="gramEnd"/>
+                            <w:r>
+                              <w:t>'background', 'empty-project/board.png');</w:t>
+                            </w:r>
+                            <w:r>
+                              <w:br/>
+                              <w:t xml:space="preserve">    </w:t>
+                            </w:r>
+                            <w:proofErr w:type="spellStart"/>
+                            <w:proofErr w:type="gramStart"/>
+                            <w:r>
+                              <w:t>this.load</w:t>
+                            </w:r>
+                            <w:proofErr w:type="gramEnd"/>
+                            <w:r>
+                              <w:t>.</w:t>
+                            </w:r>
+                            <w:proofErr w:type="gramStart"/>
+                            <w:r>
+                              <w:t>image</w:t>
+                            </w:r>
+                            <w:proofErr w:type="spellEnd"/>
+                            <w:r>
+                              <w:t>(</w:t>
+                            </w:r>
+                            <w:proofErr w:type="gramEnd"/>
+                            <w:r>
+                              <w:t>'aircraft', 'empty-project/aircraft.png');</w:t>
+                            </w:r>
+                            <w:r>
+                              <w:br/>
+                              <w:t xml:space="preserve">    </w:t>
+                            </w:r>
+                            <w:proofErr w:type="spellStart"/>
+                            <w:proofErr w:type="gramStart"/>
+                            <w:r>
+                              <w:t>this.load</w:t>
+                            </w:r>
+                            <w:proofErr w:type="gramEnd"/>
+                            <w:r>
+                              <w:t>.</w:t>
+                            </w:r>
+                            <w:proofErr w:type="gramStart"/>
+                            <w:r>
+                              <w:t>image</w:t>
+                            </w:r>
+                            <w:proofErr w:type="spellEnd"/>
+                            <w:r>
+                              <w:t>(</w:t>
+                            </w:r>
+                            <w:proofErr w:type="gramEnd"/>
+                            <w:r>
+                              <w:t>'boat', 'empty-project/enemy.png');</w:t>
+                            </w:r>
+                            <w:r>
+                              <w:br/>
+                              <w:t xml:space="preserve">    </w:t>
+                            </w:r>
+                            <w:proofErr w:type="spellStart"/>
+                            <w:proofErr w:type="gramStart"/>
+                            <w:r>
+                              <w:t>this.load</w:t>
+                            </w:r>
+                            <w:proofErr w:type="gramEnd"/>
+                            <w:r>
+                              <w:t>.</w:t>
+                            </w:r>
+                            <w:proofErr w:type="gramStart"/>
+                            <w:r>
+                              <w:t>image</w:t>
+                            </w:r>
+                            <w:proofErr w:type="spellEnd"/>
+                            <w:r>
+                              <w:t>(</w:t>
+                            </w:r>
+                            <w:proofErr w:type="gramEnd"/>
+                            <w:r>
+                              <w:t>'bullet', 'empty-project/bullet.png');</w:t>
+                            </w:r>
+                            <w:r>
+                              <w:br/>
+                              <w:t>}</w:t>
+                            </w:r>
+                          </w:p>
+                          <w:p/>
+                        </w:txbxContent>
+                      </wps:txbx>
+                      <wps:bodyPr rot="0" vert="horz" wrap="square" lIns="91440" tIns="45720" rIns="91440" bIns="45720" anchor="t" anchorCtr="0">
+                        <a:noAutofit/>
+                      </wps:bodyPr>
+                    </wps:wsp>
+                  </a:graphicData>
+                </a:graphic>
+                <wp14:sizeRelH relativeFrom="margin">
+                  <wp14:pctWidth>0</wp14:pctWidth>
+                </wp14:sizeRelH>
+                <wp14:sizeRelV relativeFrom="margin">
+                  <wp14:pctHeight>0</wp14:pctHeight>
+                </wp14:sizeRelV>
+              </wp:anchor>
+            </w:drawing>
+          </mc:Choice>
+          <mc:Fallback>
+            <w:pict>
+              <v:shape w14:anchorId="05961108" id="_x0000_s1031" type="#_x0000_t202" style="position:absolute;margin-left:0;margin-top:15.5pt;width:338.3pt;height:107.05pt;z-index:251669504;visibility:visible;mso-wrap-style:square;mso-width-percent:0;mso-height-percent:0;mso-wrap-distance-left:9pt;mso-wrap-distance-top:3.6pt;mso-wrap-distance-right:9pt;mso-wrap-distance-bottom:3.6pt;mso-position-horizontal:left;mso-position-horizontal-relative:margin;mso-position-vertical:absolute;mso-position-vertical-relative:text;mso-width-percent:0;mso-height-percent:0;mso-width-relative:margin;mso-height-relative:margin;v-text-anchor:top" o:gfxdata="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">
+                <v:textbox>
+                  <w:txbxContent>
+                    <w:p>
+                      <w:r>
+                        <w:t xml:space="preserve">function </w:t>
+                      </w:r>
+                      <w:proofErr w:type="gramStart"/>
+                      <w:r>
+                        <w:t>preload(){</w:t>
+                      </w:r>
+                      <w:proofErr w:type="gramEnd"/>
+                      <w:r>
+                        <w:br/>
+                        <w:t xml:space="preserve">    </w:t>
+                      </w:r>
+                      <w:proofErr w:type="spellStart"/>
+                      <w:proofErr w:type="gramStart"/>
+                      <w:r>
+                        <w:t>this.load</w:t>
+                      </w:r>
+                      <w:proofErr w:type="gramEnd"/>
+                      <w:r>
+                        <w:t>.</w:t>
+                      </w:r>
+                      <w:proofErr w:type="gramStart"/>
+                      <w:r>
+                        <w:t>image</w:t>
+                      </w:r>
+                      <w:proofErr w:type="spellEnd"/>
+                      <w:r>
+                        <w:t>(</w:t>
+                      </w:r>
+                      <w:proofErr w:type="gramEnd"/>
+                      <w:r>
+                        <w:t>'background', 'empty-project/board.png');</w:t>
+                      </w:r>
+                      <w:r>
+                        <w:br/>
+                        <w:t xml:space="preserve">    </w:t>
+                      </w:r>
+                      <w:proofErr w:type="spellStart"/>
+                      <w:proofErr w:type="gramStart"/>
+                      <w:r>
+                        <w:t>this.load</w:t>
+                      </w:r>
+                      <w:proofErr w:type="gramEnd"/>
+                      <w:r>
+                        <w:t>.</w:t>
+                      </w:r>
+                      <w:proofErr w:type="gramStart"/>
+                      <w:r>
+                        <w:t>image</w:t>
+                      </w:r>
+                      <w:proofErr w:type="spellEnd"/>
+                      <w:r>
+                        <w:t>(</w:t>
+                      </w:r>
+                      <w:proofErr w:type="gramEnd"/>
+                      <w:r>
+                        <w:t>'aircraft', 'empty-project/aircraft.png');</w:t>
+                      </w:r>
+                      <w:r>
+                        <w:br/>
+                        <w:t xml:space="preserve">    </w:t>
+                      </w:r>
+                      <w:proofErr w:type="spellStart"/>
+                      <w:proofErr w:type="gramStart"/>
+                      <w:r>
+                        <w:t>this.load</w:t>
+                      </w:r>
+                      <w:proofErr w:type="gramEnd"/>
+                      <w:r>
+                        <w:t>.</w:t>
+                      </w:r>
+                      <w:proofErr w:type="gramStart"/>
+                      <w:r>
+                        <w:t>image</w:t>
+                      </w:r>
+                      <w:proofErr w:type="spellEnd"/>
+                      <w:r>
+                        <w:t>(</w:t>
+                      </w:r>
+                      <w:proofErr w:type="gramEnd"/>
+                      <w:r>
+                        <w:t>'boat', 'empty-project/enemy.png');</w:t>
+                      </w:r>
+                      <w:r>
+                        <w:br/>
+                        <w:t xml:space="preserve">    </w:t>
+                      </w:r>
+                      <w:proofErr w:type="spellStart"/>
+                      <w:proofErr w:type="gramStart"/>
+                      <w:r>
+                        <w:t>this.load</w:t>
+                      </w:r>
+                      <w:proofErr w:type="gramEnd"/>
+                      <w:r>
+                        <w:t>.</w:t>
+                      </w:r>
+                      <w:proofErr w:type="gramStart"/>
+                      <w:r>
+                        <w:t>image</w:t>
+                      </w:r>
+                      <w:proofErr w:type="spellEnd"/>
+                      <w:r>
+                        <w:t>(</w:t>
+                      </w:r>
+                      <w:proofErr w:type="gramEnd"/>
+                      <w:r>
+                        <w:t>'bullet', 'empty-project/bullet.png');</w:t>
+                      </w:r>
+                      <w:r>
+                        <w:br/>
+                        <w:t>}</w:t>
+                      </w:r>
+                    </w:p>
+                    <w:p/>
+                  </w:txbxContent>
+                </v:textbox>
+                <w10:wrap type="square" anchorx="margin"/>
+              </v:shape>
+            </w:pict>
+          </mc:Fallback>
+        </mc:AlternateContent>
+      </w:r>
+      <w:r>
+        <w:rPr>
+          <w:rFonts w:ascii="C64 Pro Mono" w:hAnsi="C64 Pro Mono"/>
+          <w:color w:val="FFFFFF" w:themeColor="background1"/>
+        </w:rPr>
+        <w:t>(Pre)loading pictures</w:t>
+      </w:r>
+      <w:r>
+        <w:rPr>
+          <w:rFonts w:ascii="C64 Pro Mono" w:hAnsi="C64 Pro Mono"/>
+          <w:color w:val="FFFFFF" w:themeColor="background1"/>
+        </w:rPr>
+        <w:br/>
+      </w:r>
+    </w:p>
+    <w:p>
+      <w:pPr>
+        <w:rPr>
+          <w:rFonts w:ascii="C64 Pro Mono" w:hAnsi="C64 Pro Mono"/>
+          <w:color w:val="FFFFFF" w:themeColor="background1"/>
+        </w:rPr>
+      </w:pPr>
+    </w:p>
+    <w:p>
+      <w:pPr>
+        <w:rPr>
+          <w:rFonts w:ascii="C64 Pro Mono" w:hAnsi="C64 Pro Mono"/>
+          <w:color w:val="FFFFFF" w:themeColor="background1"/>
+        </w:rPr>
+      </w:pPr>
+    </w:p>
+    <w:p>
+      <w:pPr>
+        <w:rPr>
+          <w:rFonts w:ascii="C64 Pro Mono" w:hAnsi="C64 Pro Mono"/>
+          <w:color w:val="FFFFFF" w:themeColor="background1"/>
+        </w:rPr>
+      </w:pPr>
+    </w:p>
+    <w:p>
+      <w:pPr>
+        <w:rPr>
+          <w:rFonts w:ascii="C64 Pro Mono" w:hAnsi="C64 Pro Mono"/>
+          <w:color w:val="FFFFFF" w:themeColor="background1"/>
+        </w:rPr>
+      </w:pPr>
+    </w:p>
+    <w:p>
+      <w:pPr>
+        <w:rPr>
+          <w:rFonts w:ascii="C64 Pro Mono" w:hAnsi="C64 Pro Mono"/>
+          <w:color w:val="FFFFFF" w:themeColor="background1"/>
+        </w:rPr>
+      </w:pPr>
+    </w:p>
+    <w:p>
+      <w:pPr>
+        <w:rPr>
+          <w:rFonts w:ascii="C64 Pro Mono" w:hAnsi="C64 Pro Mono"/>
+          <w:color w:val="FFFFFF" w:themeColor="background1"/>
+        </w:rPr>
+      </w:pPr>
+    </w:p>
+    <w:p>
+      <w:pPr>
+        <w:rPr>
+          <w:rFonts w:ascii="C64 Pro Mono" w:hAnsi="C64 Pro Mono"/>
+          <w:color w:val="FFFFFF" w:themeColor="background1"/>
+        </w:rPr>
+      </w:pPr>
+    </w:p>
+    <w:p>
+      <w:pPr>
+        <w:rPr>
+          <w:rFonts w:ascii="C64 Pro Mono" w:hAnsi="C64 Pro Mono"/>
+          <w:color w:val="FFFFFF" w:themeColor="background1"/>
+        </w:rPr>
+      </w:pPr>
+    </w:p>
+    <w:p>
+      <w:pPr>
+        <w:rPr>
+          <w:rFonts w:ascii="C64 Pro Mono" w:hAnsi="C64 Pro Mono"/>
+          <w:color w:val="FFFFFF" w:themeColor="background1"/>
+        </w:rPr>
+      </w:pPr>
+      <w:r>
+        <w:rPr>
+          <w:noProof/>
+        </w:rPr>
+        <w:lastRenderedPageBreak/>
+        <mc:AlternateContent>
+          <mc:Choice Requires="wps">
+            <w:drawing>
+              <wp:anchor distT="45720" distB="45720" distL="114300" distR="114300" simplePos="0" relativeHeight="251673600" behindDoc="0" locked="0" layoutInCell="1" allowOverlap="1" wp14:anchorId="1FB50182" wp14:editId="1D7F9D79">
+                <wp:simplePos x="0" y="0"/>
+                <wp:positionH relativeFrom="margin">
+                  <wp:posOffset>-158164</wp:posOffset>
+                </wp:positionH>
+                <wp:positionV relativeFrom="paragraph">
+                  <wp:posOffset>287118</wp:posOffset>
+                </wp:positionV>
+                <wp:extent cx="5661660" cy="2145030"/>
+                <wp:effectExtent l="0" t="0" r="15240" b="26670"/>
+                <wp:wrapSquare wrapText="bothSides"/>
+                <wp:docPr id="180654722" name="Text Box 2"/>
+                <wp:cNvGraphicFramePr>
+                  <a:graphicFrameLocks xmlns:a="http://schemas.openxmlformats.org/drawingml/2006/main"/>
+                </wp:cNvGraphicFramePr>
+                <a:graphic xmlns:a="http://schemas.openxmlformats.org/drawingml/2006/main">
+                  <a:graphicData uri="http://schemas.microsoft.com/office/word/2010/wordprocessingShape">
+                    <wps:wsp>
+                      <wps:cNvSpPr txBox="1">
+                        <a:spLocks noChangeArrowheads="1"/>
+                      </wps:cNvSpPr>
+                      <wps:spPr bwMode="auto">
+                        <a:xfrm>
+                          <a:off x="0" y="0"/>
+                          <a:ext cx="5661660" cy="2145030"/>
+                        </a:xfrm>
+                        <a:prstGeom prst="rect">
+                          <a:avLst/>
+                        </a:prstGeom>
+                        <a:solidFill>
+                          <a:srgbClr val="FFFFFF"/>
+                        </a:solidFill>
+                        <a:ln w="9525">
+                          <a:solidFill>
+                            <a:srgbClr val="000000"/>
+                          </a:solidFill>
+                          <a:miter lim="800000"/>
+                          <a:headEnd/>
+                          <a:tailEnd/>
+                        </a:ln>
+                      </wps:spPr>
+                      <wps:txbx>
+                        <w:txbxContent>
+                          <w:p>
+                            <w:proofErr w:type="gramStart"/>
+                            <w:r>
+                              <w:t>let</w:t>
+                            </w:r>
+                            <w:proofErr w:type="gramEnd"/>
+                            <w:r>
+                              <w:t xml:space="preserve"> background;</w:t>
+                            </w:r>
+                            <w:r>
+                              <w:br/>
+                              <w:t>let player;</w:t>
+                            </w:r>
+                            <w:r>
+                              <w:br/>
+                              <w:t>let bullet;</w:t>
+                            </w:r>
+                            <w:r>
+                              <w:br/>
+                              <w:t xml:space="preserve">const </w:t>
+                            </w:r>
+                            <w:proofErr w:type="spellStart"/>
+                            <w:r>
+                              <w:t>boatsCount</w:t>
+                            </w:r>
+                            <w:proofErr w:type="spellEnd"/>
+                            <w:r>
+                              <w:t xml:space="preserve"> = 3;</w:t>
+                            </w:r>
+                            <w:r>
+                              <w:br/>
+                              <w:t>let boats = [];</w:t>
+                            </w:r>
+                            <w:r>
+                              <w:br/>
+                              <w:t>let cursors;</w:t>
+                            </w:r>
+                            <w:r>
+                              <w:br/>
+                              <w:t>let fire = false;</w:t>
+                            </w:r>
+                          </w:p>
+                          <w:p>
+                            <w:r>
+                              <w:t xml:space="preserve">function </w:t>
+                            </w:r>
+                            <w:proofErr w:type="gramStart"/>
+                            <w:r>
+                              <w:t>create(){</w:t>
+                            </w:r>
+                            <w:proofErr w:type="gramEnd"/>
+                            <w:r>
+                              <w:br/>
+                              <w:t xml:space="preserve">    background = </w:t>
+                            </w:r>
+                            <w:proofErr w:type="spellStart"/>
+                            <w:proofErr w:type="gramStart"/>
+                            <w:r>
+                              <w:t>this.add.sprite</w:t>
+                            </w:r>
+                            <w:proofErr w:type="spellEnd"/>
+                            <w:proofErr w:type="gramEnd"/>
+                            <w:r>
+                              <w:t>(400, -1500 + 600, 'background</w:t>
+                            </w:r>
+                            <w:proofErr w:type="gramStart"/>
+                            <w:r>
+                              <w:t>');/</w:t>
+                            </w:r>
+                            <w:proofErr w:type="gramEnd"/>
+                            <w:r>
+                              <w:t>/pic size: 800x3000</w:t>
+                            </w:r>
+                          </w:p>
+                          <w:p/>
+                        </w:txbxContent>
+                      </wps:txbx>
+                      <wps:bodyPr rot="0" vert="horz" wrap="square" lIns="91440" tIns="45720" rIns="91440" bIns="45720" anchor="t" anchorCtr="0">
+                        <a:noAutofit/>
+                      </wps:bodyPr>
+                    </wps:wsp>
+                  </a:graphicData>
+                </a:graphic>
+                <wp14:sizeRelH relativeFrom="margin">
+                  <wp14:pctWidth>0</wp14:pctWidth>
+                </wp14:sizeRelH>
+                <wp14:sizeRelV relativeFrom="margin">
+                  <wp14:pctHeight>0</wp14:pctHeight>
+                </wp14:sizeRelV>
+              </wp:anchor>
+            </w:drawing>
+          </mc:Choice>
+          <mc:Fallback>
+            <w:pict>
+              <v:shape w14:anchorId="1FB50182" id="_x0000_s1032" type="#_x0000_t202" style="position:absolute;margin-left:-12.45pt;margin-top:22.6pt;width:445.8pt;height:168.9pt;z-index:251673600;visibility:visible;mso-wrap-style:square;mso-width-percent:0;mso-height-percent:0;mso-wrap-distance-left:9pt;mso-wrap-distance-top:3.6pt;mso-wrap-distance-right:9pt;mso-wrap-distance-bottom:3.6pt;mso-position-horizontal:absolute;mso-position-horizontal-relative:margin;mso-position-vertical:absolute;mso-position-vertical-relative:text;mso-width-percent:0;mso-height-percent:0;mso-width-relative:margin;mso-height-relative:margin;v-text-anchor:top" o:gfxdata="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">
+                <v:textbox>
+                  <w:txbxContent>
+                    <w:p>
+                      <w:proofErr w:type="gramStart"/>
+                      <w:r>
+                        <w:t>let</w:t>
+                      </w:r>
+                      <w:proofErr w:type="gramEnd"/>
+                      <w:r>
+                        <w:t xml:space="preserve"> background;</w:t>
+                      </w:r>
+                      <w:r>
+                        <w:br/>
+                        <w:t>let player;</w:t>
+                      </w:r>
+                      <w:r>
+                        <w:br/>
+                        <w:t>let bullet;</w:t>
+                      </w:r>
+                      <w:r>
+                        <w:br/>
+                        <w:t xml:space="preserve">const </w:t>
+                      </w:r>
+                      <w:proofErr w:type="spellStart"/>
+                      <w:r>
+                        <w:t>boatsCount</w:t>
+                      </w:r>
+                      <w:proofErr w:type="spellEnd"/>
+                      <w:r>
+                        <w:t xml:space="preserve"> = 3;</w:t>
+                      </w:r>
+                      <w:r>
+                        <w:br/>
+                        <w:t>let boats = [];</w:t>
+                      </w:r>
+                      <w:r>
+                        <w:br/>
+                        <w:t>let cursors;</w:t>
+                      </w:r>
+                      <w:r>
+                        <w:br/>
+                        <w:t>let fire = false;</w:t>
+                      </w:r>
+                    </w:p>
+                    <w:p>
+                      <w:r>
+                        <w:t xml:space="preserve">function </w:t>
+                      </w:r>
+                      <w:proofErr w:type="gramStart"/>
+                      <w:r>
+                        <w:t>create(){</w:t>
+                      </w:r>
+                      <w:proofErr w:type="gramEnd"/>
+                      <w:r>
+                        <w:br/>
+                        <w:t xml:space="preserve">    background = </w:t>
+                      </w:r>
+                      <w:proofErr w:type="spellStart"/>
+                      <w:proofErr w:type="gramStart"/>
+                      <w:r>
+                        <w:t>this.add.sprite</w:t>
+                      </w:r>
+                      <w:proofErr w:type="spellEnd"/>
+                      <w:proofErr w:type="gramEnd"/>
+                      <w:r>
+                        <w:t>(400, -1500 + 600, 'background</w:t>
+                      </w:r>
+                      <w:proofErr w:type="gramStart"/>
+                      <w:r>
+                        <w:t>');/</w:t>
+                      </w:r>
+                      <w:proofErr w:type="gramEnd"/>
+                      <w:r>
+                        <w:t>/pic size: 800x3000</w:t>
+                      </w:r>
+                    </w:p>
+                    <w:p/>
+                  </w:txbxContent>
+                </v:textbox>
+                <w10:wrap type="square" anchorx="margin"/>
+              </v:shape>
+            </w:pict>
+          </mc:Fallback>
+        </mc:AlternateContent>
+      </w:r>
+      <w:r>
+        <w:rPr>
+          <w:rFonts w:ascii="C64 Pro Mono" w:hAnsi="C64 Pro Mono"/>
+          <w:color w:val="FFFFFF" w:themeColor="background1"/>
+        </w:rPr>
+        <w:t xml:space="preserve">Creating </w:t>
+      </w:r>
+      <w:proofErr w:type="gramStart"/>
+      <w:r>
+        <w:rPr>
+          <w:rFonts w:ascii="C64 Pro Mono" w:hAnsi="C64 Pro Mono"/>
+          <w:color w:val="FFFFFF" w:themeColor="background1"/>
+        </w:rPr>
+        <w:t>sprites</w:t>
+      </w:r>
+      <w:proofErr w:type="gramEnd"/>
+    </w:p>
+    <w:p/>
+    <w:p/>
+    <w:p/>
+    <w:p>
+      <w:pPr>
+        <w:rPr>
+          <w:rFonts w:ascii="C64 Pro Mono" w:hAnsi="C64 Pro Mono"/>
+          <w:color w:val="FFFFFF" w:themeColor="background1"/>
+        </w:rPr>
+      </w:pPr>
+      <w:r>
+        <w:rPr>
+          <w:noProof/>
+        </w:rPr>
+        <w:lastRenderedPageBreak/>
+        <mc:AlternateContent>
+          <mc:Choice Requires="wps">
+            <w:drawing>
+              <wp:anchor distT="45720" distB="45720" distL="114300" distR="114300" simplePos="0" relativeHeight="251675648" behindDoc="0" locked="0" layoutInCell="1" allowOverlap="1" wp14:anchorId="252E0EE2" wp14:editId="3A1A70DD">
+                <wp:simplePos x="0" y="0"/>
+                <wp:positionH relativeFrom="margin">
+                  <wp:posOffset>-234950</wp:posOffset>
+                </wp:positionH>
+                <wp:positionV relativeFrom="paragraph">
+                  <wp:posOffset>0</wp:posOffset>
+                </wp:positionV>
+                <wp:extent cx="5661660" cy="2795905"/>
+                <wp:effectExtent l="0" t="0" r="15240" b="23495"/>
+                <wp:wrapSquare wrapText="bothSides"/>
+                <wp:docPr id="766146846" name="Text Box 2"/>
+                <wp:cNvGraphicFramePr>
+                  <a:graphicFrameLocks xmlns:a="http://schemas.openxmlformats.org/drawingml/2006/main"/>
+                </wp:cNvGraphicFramePr>
+                <a:graphic xmlns:a="http://schemas.openxmlformats.org/drawingml/2006/main">
+                  <a:graphicData uri="http://schemas.microsoft.com/office/word/2010/wordprocessingShape">
+                    <wps:wsp>
+                      <wps:cNvSpPr txBox="1">
+                        <a:spLocks noChangeArrowheads="1"/>
+                      </wps:cNvSpPr>
+                      <wps:spPr bwMode="auto">
+                        <a:xfrm>
+                          <a:off x="0" y="0"/>
+                          <a:ext cx="5661660" cy="2795905"/>
+                        </a:xfrm>
+                        <a:prstGeom prst="rect">
+                          <a:avLst/>
+                        </a:prstGeom>
+                        <a:solidFill>
+                          <a:srgbClr val="FFFFFF"/>
+                        </a:solidFill>
+                        <a:ln w="9525">
+                          <a:solidFill>
+                            <a:srgbClr val="000000"/>
+                          </a:solidFill>
+                          <a:miter lim="800000"/>
+                          <a:headEnd/>
+                          <a:tailEnd/>
+                        </a:ln>
+                      </wps:spPr>
+                      <wps:txbx>
+                        <w:txbxContent>
+                          <w:p>
+                            <w:r>
+                              <w:t xml:space="preserve">const </w:t>
+                            </w:r>
+                            <w:proofErr w:type="spellStart"/>
+                            <w:r>
+                              <w:t>boatcoords</w:t>
+                            </w:r>
+                            <w:proofErr w:type="spellEnd"/>
+                            <w:r>
+                              <w:t xml:space="preserve"> = [[</w:t>
+                            </w:r>
+                            <w:proofErr w:type="gramStart"/>
+                            <w:r>
+                              <w:t>210,-</w:t>
+                            </w:r>
+                            <w:proofErr w:type="gramEnd"/>
+                            <w:r>
+                              <w:t>10, 0.2], [</w:t>
+                            </w:r>
+                            <w:proofErr w:type="gramStart"/>
+                            <w:r>
+                              <w:t>151,-</w:t>
+                            </w:r>
+                            <w:proofErr w:type="gramEnd"/>
+                            <w:r>
+                              <w:t>320, 0.3], [</w:t>
+                            </w:r>
+                            <w:proofErr w:type="gramStart"/>
+                            <w:r>
+                              <w:t>0,-</w:t>
+                            </w:r>
+                            <w:proofErr w:type="gramEnd"/>
+                            <w:r>
+                              <w:t>510, 0.5]];</w:t>
+                            </w:r>
+                            <w:r>
+                              <w:br/>
+                              <w:t xml:space="preserve">for (let </w:t>
+                            </w:r>
+                            <w:proofErr w:type="spellStart"/>
+                            <w:r>
+                              <w:t>i</w:t>
+                            </w:r>
+                            <w:proofErr w:type="spellEnd"/>
+                            <w:r>
+                              <w:t xml:space="preserve"> = 0; </w:t>
+                            </w:r>
+                            <w:proofErr w:type="spellStart"/>
+                            <w:r>
+                              <w:t>i</w:t>
+                            </w:r>
+                            <w:proofErr w:type="spellEnd"/>
+                            <w:r>
+                              <w:t xml:space="preserve"> &lt; </w:t>
+                            </w:r>
+                            <w:proofErr w:type="spellStart"/>
+                            <w:r>
+                              <w:t>boatsCount</w:t>
+                            </w:r>
+                            <w:proofErr w:type="spellEnd"/>
+                            <w:r>
+                              <w:t xml:space="preserve">; </w:t>
+                            </w:r>
+                            <w:proofErr w:type="spellStart"/>
+                            <w:r>
+                              <w:t>i</w:t>
+                            </w:r>
+                            <w:proofErr w:type="spellEnd"/>
+                            <w:r>
+                              <w:t>+</w:t>
+                            </w:r>
+                            <w:proofErr w:type="gramStart"/>
+                            <w:r>
+                              <w:t>+){</w:t>
+                            </w:r>
+                            <w:proofErr w:type="gramEnd"/>
+                            <w:r>
+                              <w:br/>
+                              <w:t xml:space="preserve">    let b = </w:t>
+                            </w:r>
+                            <w:proofErr w:type="spellStart"/>
+                            <w:proofErr w:type="gramStart"/>
+                            <w:r>
+                              <w:t>this.add.sprite</w:t>
+                            </w:r>
+                            <w:proofErr w:type="spellEnd"/>
+                            <w:proofErr w:type="gramEnd"/>
+                            <w:r>
+                              <w:t>(</w:t>
+                            </w:r>
+                            <w:proofErr w:type="spellStart"/>
+                            <w:r>
+                              <w:t>boatcoords</w:t>
+                            </w:r>
+                            <w:proofErr w:type="spellEnd"/>
+                            <w:r>
+                              <w:t>[</w:t>
+                            </w:r>
+                            <w:proofErr w:type="spellStart"/>
+                            <w:r>
+                              <w:t>i</w:t>
+                            </w:r>
+                            <w:proofErr w:type="spellEnd"/>
+                            <w:r>
+                              <w:t xml:space="preserve">][0], </w:t>
+                            </w:r>
+                            <w:proofErr w:type="spellStart"/>
+                            <w:r>
+                              <w:t>boatcoords</w:t>
+                            </w:r>
+                            <w:proofErr w:type="spellEnd"/>
+                            <w:r>
+                              <w:t>[</w:t>
+                            </w:r>
+                            <w:proofErr w:type="spellStart"/>
+                            <w:r>
+                              <w:t>i</w:t>
+                            </w:r>
+                            <w:proofErr w:type="spellEnd"/>
+                            <w:r>
+                              <w:t>][1], 'boat');</w:t>
+                            </w:r>
+                            <w:r>
+                              <w:br/>
+                              <w:t xml:space="preserve">    </w:t>
+                            </w:r>
+                            <w:proofErr w:type="spellStart"/>
+                            <w:proofErr w:type="gramStart"/>
+                            <w:r>
+                              <w:t>b.speed</w:t>
+                            </w:r>
+                            <w:proofErr w:type="spellEnd"/>
+                            <w:proofErr w:type="gramEnd"/>
+                            <w:r>
+                              <w:t xml:space="preserve"> = </w:t>
+                            </w:r>
+                            <w:proofErr w:type="spellStart"/>
+                            <w:r>
+                              <w:t>boatcoords</w:t>
+                            </w:r>
+                            <w:proofErr w:type="spellEnd"/>
+                            <w:r>
+                              <w:t>[</w:t>
+                            </w:r>
+                            <w:proofErr w:type="spellStart"/>
+                            <w:r>
+                              <w:t>i</w:t>
+                            </w:r>
+                            <w:proofErr w:type="spellEnd"/>
+                            <w:r>
+                              <w:t>][2];</w:t>
+                            </w:r>
+                            <w:r>
+                              <w:br/>
+                              <w:t xml:space="preserve">    </w:t>
+                            </w:r>
+                            <w:proofErr w:type="spellStart"/>
+                            <w:proofErr w:type="gramStart"/>
+                            <w:r>
+                              <w:t>b.active</w:t>
+                            </w:r>
+                            <w:proofErr w:type="spellEnd"/>
+                            <w:proofErr w:type="gramEnd"/>
+                            <w:r>
+                              <w:t xml:space="preserve"> = true;</w:t>
+                            </w:r>
+                            <w:r>
+                              <w:br/>
+                              <w:t xml:space="preserve">    </w:t>
+                            </w:r>
+                            <w:proofErr w:type="spellStart"/>
+                            <w:proofErr w:type="gramStart"/>
+                            <w:r>
+                              <w:t>boats.push</w:t>
+                            </w:r>
+                            <w:proofErr w:type="spellEnd"/>
+                            <w:proofErr w:type="gramEnd"/>
+                            <w:r>
+                              <w:t>(b);</w:t>
+                            </w:r>
+                            <w:r>
+                              <w:br/>
+                              <w:t>}</w:t>
+                            </w:r>
+                          </w:p>
+                          <w:p>
+                            <w:r>
+                              <w:t xml:space="preserve">bullet = </w:t>
+                            </w:r>
+                            <w:proofErr w:type="spellStart"/>
+                            <w:proofErr w:type="gramStart"/>
+                            <w:r>
+                              <w:t>this.add.sprite</w:t>
+                            </w:r>
+                            <w:proofErr w:type="spellEnd"/>
+                            <w:proofErr w:type="gramEnd"/>
+                            <w:r>
+                              <w:t>(300, 550+15, 'bullet');</w:t>
+                            </w:r>
+                          </w:p>
+                          <w:p>
+                            <w:r>
+                              <w:br/>
+                              <w:t xml:space="preserve">player = </w:t>
+                            </w:r>
+                            <w:proofErr w:type="spellStart"/>
+                            <w:proofErr w:type="gramStart"/>
+                            <w:r>
+                              <w:t>this.add.sprite</w:t>
+                            </w:r>
+                            <w:proofErr w:type="spellEnd"/>
+                            <w:proofErr w:type="gramEnd"/>
+                            <w:r>
+                              <w:t>(300, 550, 'aircraft');</w:t>
+                            </w:r>
+                            <w:r>
+                              <w:br/>
+                            </w:r>
+                          </w:p>
+                          <w:p>
+                            <w:r>
+                              <w:t xml:space="preserve">cursors = </w:t>
+                            </w:r>
+                            <w:proofErr w:type="spellStart"/>
+                            <w:proofErr w:type="gramStart"/>
+                            <w:r>
+                              <w:t>this.input</w:t>
+                            </w:r>
+                            <w:proofErr w:type="gramEnd"/>
+                            <w:r>
+                              <w:t>.</w:t>
+                            </w:r>
+                            <w:proofErr w:type="gramStart"/>
+                            <w:r>
+                              <w:t>keyboard.createCursorKeys</w:t>
+                            </w:r>
+                            <w:proofErr w:type="spellEnd"/>
+                            <w:proofErr w:type="gramEnd"/>
+                            <w:r>
+                              <w:t>();</w:t>
+                            </w:r>
+                          </w:p>
+                          <w:p/>
+                        </w:txbxContent>
+                      </wps:txbx>
+                      <wps:bodyPr rot="0" vert="horz" wrap="square" lIns="91440" tIns="45720" rIns="91440" bIns="45720" anchor="t" anchorCtr="0">
+                        <a:noAutofit/>
+                      </wps:bodyPr>
+                    </wps:wsp>
+                  </a:graphicData>
+                </a:graphic>
+                <wp14:sizeRelH relativeFrom="margin">
+                  <wp14:pctWidth>0</wp14:pctWidth>
+                </wp14:sizeRelH>
+                <wp14:sizeRelV relativeFrom="margin">
+                  <wp14:pctHeight>0</wp14:pctHeight>
+                </wp14:sizeRelV>
+              </wp:anchor>
+            </w:drawing>
+          </mc:Choice>
+          <mc:Fallback>
+            <w:pict>
+              <v:shape w14:anchorId="252E0EE2" id="_x0000_s1033" type="#_x0000_t202" style="position:absolute;margin-left:-18.5pt;margin-top:0;width:445.8pt;height:220.15pt;z-index:251675648;visibility:visible;mso-wrap-style:square;mso-width-percent:0;mso-height-percent:0;mso-wrap-distance-left:9pt;mso-wrap-distance-top:3.6pt;mso-wrap-distance-right:9pt;mso-wrap-distance-bottom:3.6pt;mso-position-horizontal:absolute;mso-position-horizontal-relative:margin;mso-position-vertical:absolute;mso-position-vertical-relative:text;mso-width-percent:0;mso-height-percent:0;mso-width-relative:margin;mso-height-relative:margin;v-text-anchor:top" o:gfxdata="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">
+                <v:textbox>
+                  <w:txbxContent>
+                    <w:p>
+                      <w:r>
+                        <w:t xml:space="preserve">const </w:t>
+                      </w:r>
+                      <w:proofErr w:type="spellStart"/>
+                      <w:r>
+                        <w:t>boatcoords</w:t>
+                      </w:r>
+                      <w:proofErr w:type="spellEnd"/>
+                      <w:r>
+                        <w:t xml:space="preserve"> = [[</w:t>
+                      </w:r>
+                      <w:proofErr w:type="gramStart"/>
+                      <w:r>
+                        <w:t>210,-</w:t>
+                      </w:r>
+                      <w:proofErr w:type="gramEnd"/>
+                      <w:r>
+                        <w:t>10, 0.2], [</w:t>
+                      </w:r>
+                      <w:proofErr w:type="gramStart"/>
+                      <w:r>
+                        <w:t>151,-</w:t>
+                      </w:r>
+                      <w:proofErr w:type="gramEnd"/>
+                      <w:r>
+                        <w:t>320, 0.3], [</w:t>
+                      </w:r>
+                      <w:proofErr w:type="gramStart"/>
+                      <w:r>
+                        <w:t>0,-</w:t>
+                      </w:r>
+                      <w:proofErr w:type="gramEnd"/>
+                      <w:r>
+                        <w:t>510, 0.5]];</w:t>
+                      </w:r>
+                      <w:r>
+                        <w:br/>
+                        <w:t xml:space="preserve">for (let </w:t>
+                      </w:r>
+                      <w:proofErr w:type="spellStart"/>
+                      <w:r>
+                        <w:t>i</w:t>
+                      </w:r>
+                      <w:proofErr w:type="spellEnd"/>
+                      <w:r>
+                        <w:t xml:space="preserve"> = 0; </w:t>
+                      </w:r>
+                      <w:proofErr w:type="spellStart"/>
+                      <w:r>
+                        <w:t>i</w:t>
+                      </w:r>
+                      <w:proofErr w:type="spellEnd"/>
+                      <w:r>
+                        <w:t xml:space="preserve"> &lt; </w:t>
+                      </w:r>
+                      <w:proofErr w:type="spellStart"/>
+                      <w:r>
+                        <w:t>boatsCount</w:t>
+                      </w:r>
+                      <w:proofErr w:type="spellEnd"/>
+                      <w:r>
+                        <w:t xml:space="preserve">; </w:t>
+                      </w:r>
+                      <w:proofErr w:type="spellStart"/>
+                      <w:r>
+                        <w:t>i</w:t>
+                      </w:r>
+                      <w:proofErr w:type="spellEnd"/>
+                      <w:r>
+                        <w:t>+</w:t>
+                      </w:r>
+                      <w:proofErr w:type="gramStart"/>
+                      <w:r>
+                        <w:t>+){</w:t>
+                      </w:r>
+                      <w:proofErr w:type="gramEnd"/>
+                      <w:r>
+                        <w:br/>
+                        <w:t xml:space="preserve">    let b = </w:t>
+                      </w:r>
+                      <w:proofErr w:type="spellStart"/>
+                      <w:proofErr w:type="gramStart"/>
+                      <w:r>
+                        <w:t>this.add.sprite</w:t>
+                      </w:r>
+                      <w:proofErr w:type="spellEnd"/>
+                      <w:proofErr w:type="gramEnd"/>
+                      <w:r>
+                        <w:t>(</w:t>
+                      </w:r>
+                      <w:proofErr w:type="spellStart"/>
+                      <w:r>
+                        <w:t>boatcoords</w:t>
+                      </w:r>
+                      <w:proofErr w:type="spellEnd"/>
+                      <w:r>
+                        <w:t>[</w:t>
+                      </w:r>
+                      <w:proofErr w:type="spellStart"/>
+                      <w:r>
+                        <w:t>i</w:t>
+                      </w:r>
+                      <w:proofErr w:type="spellEnd"/>
+                      <w:r>
+                        <w:t xml:space="preserve">][0], </w:t>
+                      </w:r>
+                      <w:proofErr w:type="spellStart"/>
+                      <w:r>
+                        <w:t>boatcoords</w:t>
+                      </w:r>
+                      <w:proofErr w:type="spellEnd"/>
+                      <w:r>
+                        <w:t>[</w:t>
+                      </w:r>
+                      <w:proofErr w:type="spellStart"/>
+                      <w:r>
+                        <w:t>i</w:t>
+                      </w:r>
+                      <w:proofErr w:type="spellEnd"/>
+                      <w:r>
+                        <w:t>][1], 'boat');</w:t>
+                      </w:r>
+                      <w:r>
+                        <w:br/>
+                        <w:t xml:space="preserve">    </w:t>
+                      </w:r>
+                      <w:proofErr w:type="spellStart"/>
+                      <w:proofErr w:type="gramStart"/>
+                      <w:r>
+                        <w:t>b.speed</w:t>
+                      </w:r>
+                      <w:proofErr w:type="spellEnd"/>
+                      <w:proofErr w:type="gramEnd"/>
+                      <w:r>
+                        <w:t xml:space="preserve"> = </w:t>
+                      </w:r>
+                      <w:proofErr w:type="spellStart"/>
+                      <w:r>
+                        <w:t>boatcoords</w:t>
+                      </w:r>
+                      <w:proofErr w:type="spellEnd"/>
+                      <w:r>
+                        <w:t>[</w:t>
+                      </w:r>
+                      <w:proofErr w:type="spellStart"/>
+                      <w:r>
+                        <w:t>i</w:t>
+                      </w:r>
+                      <w:proofErr w:type="spellEnd"/>
+                      <w:r>
+                        <w:t>][2];</w:t>
+                      </w:r>
+                      <w:r>
+                        <w:br/>
+                        <w:t xml:space="preserve">    </w:t>
+                      </w:r>
+                      <w:proofErr w:type="spellStart"/>
+                      <w:proofErr w:type="gramStart"/>
+                      <w:r>
+                        <w:t>b.active</w:t>
+                      </w:r>
+                      <w:proofErr w:type="spellEnd"/>
+                      <w:proofErr w:type="gramEnd"/>
+                      <w:r>
+                        <w:t xml:space="preserve"> = true;</w:t>
+                      </w:r>
+                      <w:r>
+                        <w:br/>
+                        <w:t xml:space="preserve">    </w:t>
+                      </w:r>
+                      <w:proofErr w:type="spellStart"/>
+                      <w:proofErr w:type="gramStart"/>
+                      <w:r>
+                        <w:t>boats.push</w:t>
+                      </w:r>
+                      <w:proofErr w:type="spellEnd"/>
+                      <w:proofErr w:type="gramEnd"/>
+                      <w:r>
+                        <w:t>(b);</w:t>
+                      </w:r>
+                      <w:r>
+                        <w:br/>
+                        <w:t>}</w:t>
+                      </w:r>
+                    </w:p>
+                    <w:p>
+                      <w:r>
+                        <w:t xml:space="preserve">bullet = </w:t>
+                      </w:r>
+                      <w:proofErr w:type="spellStart"/>
+                      <w:proofErr w:type="gramStart"/>
+                      <w:r>
+                        <w:t>this.add.sprite</w:t>
+                      </w:r>
+                      <w:proofErr w:type="spellEnd"/>
+                      <w:proofErr w:type="gramEnd"/>
+                      <w:r>
+                        <w:t>(300, 550+15, 'bullet');</w:t>
+                      </w:r>
+                    </w:p>
+                    <w:p>
+                      <w:r>
+                        <w:br/>
+                        <w:t xml:space="preserve">player = </w:t>
+                      </w:r>
+                      <w:proofErr w:type="spellStart"/>
+                      <w:proofErr w:type="gramStart"/>
+                      <w:r>
+                        <w:t>this.add.sprite</w:t>
+                      </w:r>
+                      <w:proofErr w:type="spellEnd"/>
+                      <w:proofErr w:type="gramEnd"/>
+                      <w:r>
+                        <w:t>(300, 550, 'aircraft');</w:t>
+                      </w:r>
+                      <w:r>
+                        <w:br/>
+                      </w:r>
+                    </w:p>
+                    <w:p>
+                      <w:r>
+                        <w:t xml:space="preserve">cursors = </w:t>
+                      </w:r>
+                      <w:proofErr w:type="spellStart"/>
+                      <w:proofErr w:type="gramStart"/>
+                      <w:r>
+                        <w:t>this.input</w:t>
+                      </w:r>
+                      <w:proofErr w:type="gramEnd"/>
+                      <w:r>
+                        <w:t>.</w:t>
+                      </w:r>
+                      <w:proofErr w:type="gramStart"/>
+                      <w:r>
+                        <w:t>keyboard.createCursorKeys</w:t>
+                      </w:r>
+                      <w:proofErr w:type="spellEnd"/>
+                      <w:proofErr w:type="gramEnd"/>
+                      <w:r>
+                        <w:t>();</w:t>
+                      </w:r>
+                    </w:p>
+                    <w:p/>
+                  </w:txbxContent>
+                </v:textbox>
+                <w10:wrap type="square" anchorx="margin"/>
+              </v:shape>
+            </w:pict>
+          </mc:Fallback>
+        </mc:AlternateContent>
+      </w:r>
+      <w:r>
+        <w:rPr>
+          <w:rFonts w:ascii="C64 Pro Mono" w:hAnsi="C64 Pro Mono"/>
+          <w:color w:val="FFFFFF" w:themeColor="background1"/>
+        </w:rPr>
+        <w:tab/>
+      </w:r>
+      <w:r>
+        <w:rPr>
+          <w:rFonts w:ascii="C64 Pro Mono" w:hAnsi="C64 Pro Mono"/>
+          <w:color w:val="FFFFFF" w:themeColor="background1"/>
+        </w:rPr>
+        <w:br/>
+      </w:r>
+    </w:p>
+    <w:p>
+      <w:pPr>
+        <w:rPr>
+          <w:rFonts w:ascii="C64 Pro Mono" w:hAnsi="C64 Pro Mono"/>
+          <w:color w:val="FFFFFF" w:themeColor="background1"/>
+        </w:rPr>
+      </w:pPr>
+    </w:p>
+    <w:p>
+      <w:pPr>
+        <w:rPr>
+          <w:rFonts w:ascii="C64 Pro Mono" w:hAnsi="C64 Pro Mono"/>
+          <w:color w:val="FFFFFF" w:themeColor="background1"/>
+        </w:rPr>
+      </w:pPr>
+      <w:r>
+        <w:rPr>
+          <w:rFonts w:ascii="C64 Pro Mono" w:hAnsi="C64 Pro Mono"/>
+          <w:color w:val="FFFFFF" w:themeColor="background1"/>
+        </w:rPr>
+        <w:lastRenderedPageBreak/>
+        <w:t>Background move</w:t>
+      </w:r>
+      <w:r>
+        <w:rPr>
+          <w:rFonts w:ascii="C64 Pro Mono" w:hAnsi="C64 Pro Mono"/>
+          <w:color w:val="FFFFFF" w:themeColor="background1"/>
+        </w:rPr>
+        <w:br/>
+      </w:r>
+      <w:r>
+        <w:rPr>
+          <w:rFonts w:ascii="C64 Pro Mono" w:hAnsi="C64 Pro Mono"/>
+          <w:color w:val="FFFFFF" w:themeColor="background1"/>
+        </w:rPr>
+        <w:br/>
+      </w:r>
+      <w:r>
+        <w:rPr>
+          <w:noProof/>
+        </w:rPr>
+        <mc:AlternateContent>
+          <mc:Choice Requires="wps">
+            <w:drawing>
+              <wp:anchor distT="45720" distB="45720" distL="114300" distR="114300" simplePos="0" relativeHeight="251677696" behindDoc="0" locked="0" layoutInCell="1" allowOverlap="1" wp14:anchorId="5F76A3DD" wp14:editId="4D3FA350">
+                <wp:simplePos x="0" y="0"/>
+                <wp:positionH relativeFrom="margin">
+                  <wp:align>left</wp:align>
+                </wp:positionH>
+                <wp:positionV relativeFrom="paragraph">
+                  <wp:posOffset>298450</wp:posOffset>
+                </wp:positionV>
+                <wp:extent cx="5661660" cy="591820"/>
+                <wp:effectExtent l="0" t="0" r="15240" b="17780"/>
+                <wp:wrapSquare wrapText="bothSides"/>
+                <wp:docPr id="2119112430" name="Text Box 2"/>
+                <wp:cNvGraphicFramePr>
+                  <a:graphicFrameLocks xmlns:a="http://schemas.openxmlformats.org/drawingml/2006/main"/>
+                </wp:cNvGraphicFramePr>
+                <a:graphic xmlns:a="http://schemas.openxmlformats.org/drawingml/2006/main">
+                  <a:graphicData uri="http://schemas.microsoft.com/office/word/2010/wordprocessingShape">
+                    <wps:wsp>
+                      <wps:cNvSpPr txBox="1">
+                        <a:spLocks noChangeArrowheads="1"/>
+                      </wps:cNvSpPr>
+                      <wps:spPr bwMode="auto">
+                        <a:xfrm>
+                          <a:off x="0" y="0"/>
+                          <a:ext cx="5661660" cy="592015"/>
+                        </a:xfrm>
+                        <a:prstGeom prst="rect">
+                          <a:avLst/>
+                        </a:prstGeom>
+                        <a:solidFill>
+                          <a:srgbClr val="FFFFFF"/>
+                        </a:solidFill>
+                        <a:ln w="9525">
+                          <a:solidFill>
+                            <a:srgbClr val="000000"/>
+                          </a:solidFill>
+                          <a:miter lim="800000"/>
+                          <a:headEnd/>
+                          <a:tailEnd/>
+                        </a:ln>
+                      </wps:spPr>
+                      <wps:txbx>
+                        <w:txbxContent>
+                          <w:p>
+                            <w:r>
+                              <w:t xml:space="preserve">function </w:t>
+                            </w:r>
+                            <w:proofErr w:type="gramStart"/>
+                            <w:r>
+                              <w:t>update(</w:t>
+                            </w:r>
+                            <w:proofErr w:type="gramEnd"/>
+                            <w:r>
+                              <w:t xml:space="preserve">time, </w:t>
+                            </w:r>
+                            <w:proofErr w:type="gramStart"/>
+                            <w:r>
+                              <w:t>delta){</w:t>
+                            </w:r>
+                            <w:proofErr w:type="gramEnd"/>
+                            <w:r>
+                              <w:br/>
+                              <w:t xml:space="preserve">    </w:t>
+                            </w:r>
+                            <w:proofErr w:type="spellStart"/>
+                            <w:proofErr w:type="gramStart"/>
+                            <w:r>
+                              <w:t>background.y</w:t>
+                            </w:r>
+                            <w:proofErr w:type="spellEnd"/>
+                            <w:proofErr w:type="gramEnd"/>
+                            <w:r>
+                              <w:t xml:space="preserve"> += 1;</w:t>
+                            </w:r>
+                          </w:p>
+                          <w:p/>
+                        </w:txbxContent>
+                      </wps:txbx>
+                      <wps:bodyPr rot="0" vert="horz" wrap="square" lIns="91440" tIns="45720" rIns="91440" bIns="45720" anchor="t" anchorCtr="0">
+                        <a:noAutofit/>
+                      </wps:bodyPr>
+                    </wps:wsp>
+                  </a:graphicData>
+                </a:graphic>
+                <wp14:sizeRelH relativeFrom="margin">
+                  <wp14:pctWidth>0</wp14:pctWidth>
+                </wp14:sizeRelH>
+                <wp14:sizeRelV relativeFrom="margin">
+                  <wp14:pctHeight>0</wp14:pctHeight>
+                </wp14:sizeRelV>
+              </wp:anchor>
+            </w:drawing>
+          </mc:Choice>
+          <mc:Fallback>
+            <w:pict>
+              <v:shape w14:anchorId="5F76A3DD" id="_x0000_s1034" type="#_x0000_t202" style="position:absolute;margin-left:0;margin-top:23.5pt;width:445.8pt;height:46.6pt;z-index:251677696;visibility:visible;mso-wrap-style:square;mso-width-percent:0;mso-height-percent:0;mso-wrap-distance-left:9pt;mso-wrap-distance-top:3.6pt;mso-wrap-distance-right:9pt;mso-wrap-distance-bottom:3.6pt;mso-position-horizontal:left;mso-position-horizontal-relative:margin;mso-position-vertical:absolute;mso-position-vertical-relative:text;mso-width-percent:0;mso-height-percent:0;mso-width-relative:margin;mso-height-relative:margin;v-text-anchor:top" o:gfxdata="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">
+                <v:textbox>
+                  <w:txbxContent>
+                    <w:p>
+                      <w:r>
+                        <w:t xml:space="preserve">function </w:t>
+                      </w:r>
+                      <w:proofErr w:type="gramStart"/>
+                      <w:r>
+                        <w:t>update(</w:t>
+                      </w:r>
+                      <w:proofErr w:type="gramEnd"/>
+                      <w:r>
+                        <w:t xml:space="preserve">time, </w:t>
+                      </w:r>
+                      <w:proofErr w:type="gramStart"/>
+                      <w:r>
+                        <w:t>delta){</w:t>
+                      </w:r>
+                      <w:proofErr w:type="gramEnd"/>
+                      <w:r>
+                        <w:br/>
+                        <w:t xml:space="preserve">    </w:t>
+                      </w:r>
+                      <w:proofErr w:type="spellStart"/>
+                      <w:proofErr w:type="gramStart"/>
+                      <w:r>
+                        <w:t>background.y</w:t>
+                      </w:r>
+                      <w:proofErr w:type="spellEnd"/>
+                      <w:proofErr w:type="gramEnd"/>
+                      <w:r>
+                        <w:t xml:space="preserve"> += 1;</w:t>
+                      </w:r>
+                    </w:p>
+                    <w:p/>
+                  </w:txbxContent>
+                </v:textbox>
+                <w10:wrap type="square" anchorx="margin"/>
+              </v:shape>
+            </w:pict>
+          </mc:Fallback>
+        </mc:AlternateContent>
+      </w:r>
+      <w:r>
+        <w:rPr>
+          <w:rFonts w:ascii="C64 Pro Mono" w:hAnsi="C64 Pro Mono"/>
+          <w:color w:val="FFFFFF" w:themeColor="background1"/>
+        </w:rPr>
+        <w:t>Background collision</w:t>
+      </w:r>
+      <w:r>
+        <w:rPr>
+          <w:rFonts w:ascii="C64 Pro Mono" w:hAnsi="C64 Pro Mono"/>
+          <w:color w:val="FFFFFF" w:themeColor="background1"/>
+        </w:rPr>
+        <w:br/>
+      </w:r>
+      <w:r>
+        <w:rPr>
+          <w:rFonts w:ascii="C64 Pro Mono" w:hAnsi="C64 Pro Mono"/>
+          <w:noProof/>
+          <w:color w:val="FFFFFF" w:themeColor="background1"/>
+        </w:rPr>
+        <w:drawing>
+          <wp:inline distT="0" distB="0" distL="0" distR="0" wp14:anchorId="4A079FDD" wp14:editId="7258CD3B">
+            <wp:extent cx="5728482" cy="2203939"/>
+            <wp:effectExtent l="0" t="0" r="5715" b="6350"/>
+            <wp:docPr id="49339381" name="Picture 1"/>
+            <wp:cNvGraphicFramePr>
+              <a:graphicFrameLocks xmlns:a="http://schemas.openxmlformats.org/drawingml/2006/main" noChangeAspect="1"/>
+            </wp:cNvGraphicFramePr>
+            <a:graphic xmlns:a="http://schemas.openxmlformats.org/drawingml/2006/main">
+              <a:graphicData uri="http://schemas.openxmlformats.org/drawingml/2006/picture">
+                <pic:pic xmlns:pic="http://schemas.openxmlformats.org/drawingml/2006/picture">
+                  <pic:nvPicPr>
+                    <pic:cNvPr id="49339381" name=""/>
+                    <pic:cNvPicPr/>
+                  </pic:nvPicPr>
+                  <pic:blipFill>
+                    <a:blip r:embed="rId4"/>
+                    <a:stretch>
+                      <a:fillRect/>
+                    </a:stretch>
+                  </pic:blipFill>
+                  <pic:spPr>
+                    <a:xfrm>
+                      <a:off x="0" y="0"/>
+                      <a:ext cx="5748329" cy="2211575"/>
+                    </a:xfrm>
+                    <a:prstGeom prst="rect">
+                      <a:avLst/>
+                    </a:prstGeom>
+                  </pic:spPr>
+                </pic:pic>
+              </a:graphicData>
+            </a:graphic>
+          </wp:inline>
+        </w:drawing>
+      </w:r>
+      <w:r>
+        <w:rPr>
+          <w:rFonts w:ascii="C64 Pro Mono" w:hAnsi="C64 Pro Mono"/>
+          <w:color w:val="FFFFFF" w:themeColor="background1"/>
+        </w:rPr>
+        <w:br/>
+      </w:r>
+      <w:r>
+        <w:rPr>
+          <w:noProof/>
+        </w:rPr>
+        <w:lastRenderedPageBreak/>
+        <mc:AlternateContent>
+          <mc:Choice Requires="wps">
+            <w:drawing>
+              <wp:anchor distT="45720" distB="45720" distL="114300" distR="114300" simplePos="0" relativeHeight="251679744" behindDoc="0" locked="0" layoutInCell="1" allowOverlap="1" wp14:anchorId="1BEE1003" wp14:editId="1D6526C6">
+                <wp:simplePos x="0" y="0"/>
+                <wp:positionH relativeFrom="margin">
+                  <wp:posOffset>170482</wp:posOffset>
+                </wp:positionH>
+                <wp:positionV relativeFrom="paragraph">
+                  <wp:posOffset>118</wp:posOffset>
+                </wp:positionV>
+                <wp:extent cx="5661660" cy="3962400"/>
+                <wp:effectExtent l="0" t="0" r="15240" b="19050"/>
+                <wp:wrapSquare wrapText="bothSides"/>
+                <wp:docPr id="264869884" name="Text Box 2"/>
+                <wp:cNvGraphicFramePr>
+                  <a:graphicFrameLocks xmlns:a="http://schemas.openxmlformats.org/drawingml/2006/main"/>
+                </wp:cNvGraphicFramePr>
+                <a:graphic xmlns:a="http://schemas.openxmlformats.org/drawingml/2006/main">
+                  <a:graphicData uri="http://schemas.microsoft.com/office/word/2010/wordprocessingShape">
+                    <wps:wsp>
+                      <wps:cNvSpPr txBox="1">
+                        <a:spLocks noChangeArrowheads="1"/>
+                      </wps:cNvSpPr>
+                      <wps:spPr bwMode="auto">
+                        <a:xfrm>
+                          <a:off x="0" y="0"/>
+                          <a:ext cx="5661660" cy="3962400"/>
+                        </a:xfrm>
+                        <a:prstGeom prst="rect">
+                          <a:avLst/>
+                        </a:prstGeom>
+                        <a:solidFill>
+                          <a:srgbClr val="FFFFFF"/>
+                        </a:solidFill>
+                        <a:ln w="9525">
+                          <a:solidFill>
+                            <a:srgbClr val="000000"/>
+                          </a:solidFill>
+                          <a:miter lim="800000"/>
+                          <a:headEnd/>
+                          <a:tailEnd/>
+                        </a:ln>
+                      </wps:spPr>
+                      <wps:txbx>
+                        <w:txbxContent>
+                          <w:p>
+                            <w:r>
+                              <w:t xml:space="preserve">function </w:t>
+                            </w:r>
+                            <w:proofErr w:type="spellStart"/>
+                            <w:r>
+                              <w:t>checkBackgroundCollision</w:t>
+                            </w:r>
+                            <w:proofErr w:type="spellEnd"/>
+                            <w:r>
+                              <w:t>(){</w:t>
+                            </w:r>
+                            <w:r>
+                              <w:br/>
+                              <w:t xml:space="preserve">    const </w:t>
+                            </w:r>
+                            <w:proofErr w:type="spellStart"/>
+                            <w:r>
+                              <w:t>ctx</w:t>
+                            </w:r>
+                            <w:proofErr w:type="spellEnd"/>
+                            <w:r>
+                              <w:t xml:space="preserve"> = </w:t>
+                            </w:r>
+                            <w:proofErr w:type="spellStart"/>
+                            <w:r>
+                              <w:t>game.canvas.getContext</w:t>
+                            </w:r>
+                            <w:proofErr w:type="spellEnd"/>
+                            <w:r>
+                              <w:t>('2d');</w:t>
+                            </w:r>
+                            <w:r>
+                              <w:br/>
+                              <w:t xml:space="preserve">    const </w:t>
+                            </w:r>
+                            <w:proofErr w:type="spellStart"/>
+                            <w:r>
+                              <w:t>leftTopPixel</w:t>
+                            </w:r>
+                            <w:proofErr w:type="spellEnd"/>
+                            <w:r>
+                              <w:t xml:space="preserve"> = </w:t>
+                            </w:r>
+                            <w:proofErr w:type="spellStart"/>
+                            <w:r>
+                              <w:t>ctx.getImageData</w:t>
+                            </w:r>
+                            <w:proofErr w:type="spellEnd"/>
+                            <w:r>
+                              <w:t>(</w:t>
+                            </w:r>
+                            <w:proofErr w:type="spellStart"/>
+                            <w:r>
+                              <w:t>player.x</w:t>
+                            </w:r>
+                            <w:proofErr w:type="spellEnd"/>
+                            <w:r>
+                              <w:t xml:space="preserve"> - </w:t>
+                            </w:r>
+                            <w:proofErr w:type="spellStart"/>
+                            <w:r>
+                              <w:t>Math.floor</w:t>
+                            </w:r>
+                            <w:proofErr w:type="spellEnd"/>
+                            <w:r>
+                              <w:t>(79/2), 600-50, 1, 1).data;</w:t>
+                            </w:r>
+                            <w:r>
+                              <w:br/>
+                              <w:t xml:space="preserve">    const </w:t>
+                            </w:r>
+                            <w:proofErr w:type="spellStart"/>
+                            <w:r>
+                              <w:t>rightTopPixel</w:t>
+                            </w:r>
+                            <w:proofErr w:type="spellEnd"/>
+                            <w:r>
+                              <w:t xml:space="preserve"> = </w:t>
+                            </w:r>
+                            <w:proofErr w:type="spellStart"/>
+                            <w:r>
+                              <w:t>ctx.getImageData</w:t>
+                            </w:r>
+                            <w:proofErr w:type="spellEnd"/>
+                            <w:r>
+                              <w:t>(</w:t>
+                            </w:r>
+                            <w:proofErr w:type="spellStart"/>
+                            <w:r>
+                              <w:t>player.x</w:t>
+                            </w:r>
+                            <w:proofErr w:type="spellEnd"/>
+                            <w:r>
+                              <w:t xml:space="preserve"> + </w:t>
+                            </w:r>
+                            <w:proofErr w:type="spellStart"/>
+                            <w:r>
+                              <w:t>Math.floor</w:t>
+                            </w:r>
+                            <w:proofErr w:type="spellEnd"/>
+                            <w:r>
+                              <w:t>(79/2), 600-50, 1, 1).data;</w:t>
+                            </w:r>
+                            <w:r>
+                              <w:br/>
+                            </w:r>
+                            <w:r>
+                              <w:br/>
+                              <w:t xml:space="preserve">    const </w:t>
+                            </w:r>
+                            <w:proofErr w:type="spellStart"/>
+                            <w:r>
+                              <w:t>groundColor</w:t>
+                            </w:r>
+                            <w:proofErr w:type="spellEnd"/>
+                            <w:r>
+                              <w:t xml:space="preserve"> = [136, 0, 21];</w:t>
+                            </w:r>
+                            <w:r>
+                              <w:br/>
+                              <w:t xml:space="preserve">    const </w:t>
+                            </w:r>
+                            <w:proofErr w:type="spellStart"/>
+                            <w:r>
+                              <w:t>riverColor</w:t>
+                            </w:r>
+                            <w:proofErr w:type="spellEnd"/>
+                            <w:r>
+                              <w:t xml:space="preserve"> = [63, 72, 204];</w:t>
+                            </w:r>
+                            <w:r>
+                              <w:br/>
+                            </w:r>
+                            <w:r>
+                              <w:br/>
+                              <w:t xml:space="preserve">    const </w:t>
+                            </w:r>
+                            <w:proofErr w:type="spellStart"/>
+                            <w:r>
+                              <w:t>pixelsToCheck</w:t>
+                            </w:r>
+                            <w:proofErr w:type="spellEnd"/>
+                            <w:r>
+                              <w:t xml:space="preserve"> = [</w:t>
+                            </w:r>
+                            <w:proofErr w:type="spellStart"/>
+                            <w:r>
+                              <w:t>leftTopPixel</w:t>
+                            </w:r>
+                            <w:proofErr w:type="spellEnd"/>
+                            <w:r>
+                              <w:t xml:space="preserve">, </w:t>
+                            </w:r>
+                            <w:proofErr w:type="spellStart"/>
+                            <w:r>
+                              <w:t>rightTopPixel</w:t>
+                            </w:r>
+                            <w:proofErr w:type="spellEnd"/>
+                            <w:r>
+                              <w:t>];</w:t>
+                            </w:r>
+                            <w:r>
+                              <w:br/>
+                            </w:r>
+                            <w:r>
+                              <w:br/>
+                              <w:t xml:space="preserve">    </w:t>
+                            </w:r>
+                            <w:proofErr w:type="spellStart"/>
+                            <w:r>
+                              <w:t>pixelsToCheck.forEach</w:t>
+                            </w:r>
+                            <w:proofErr w:type="spellEnd"/>
+                            <w:r>
+                              <w:t>(</w:t>
+                            </w:r>
+                            <w:proofErr w:type="spellStart"/>
+                            <w:r>
+                              <w:t>pixelColor</w:t>
+                            </w:r>
+                            <w:proofErr w:type="spellEnd"/>
+                            <w:r>
+                              <w:t xml:space="preserve"> =&gt;{</w:t>
+                            </w:r>
+                            <w:r>
+                              <w:br/>
+                              <w:t xml:space="preserve">        if (</w:t>
+                            </w:r>
+                            <w:proofErr w:type="spellStart"/>
+                            <w:r>
+                              <w:t>pixelColor</w:t>
+                            </w:r>
+                            <w:proofErr w:type="spellEnd"/>
+                            <w:r>
+                              <w:t xml:space="preserve">[0] === </w:t>
+                            </w:r>
+                            <w:proofErr w:type="spellStart"/>
+                            <w:r>
+                              <w:t>groundColor</w:t>
+                            </w:r>
+                            <w:proofErr w:type="spellEnd"/>
+                            <w:r>
+                              <w:t xml:space="preserve">[0] &amp;&amp; </w:t>
+                            </w:r>
+                            <w:proofErr w:type="spellStart"/>
+                            <w:r>
+                              <w:t>pixelColor</w:t>
+                            </w:r>
+                            <w:proofErr w:type="spellEnd"/>
+                            <w:r>
+                              <w:t xml:space="preserve">[1] === </w:t>
+                            </w:r>
+                            <w:proofErr w:type="spellStart"/>
+                            <w:r>
+                              <w:t>groundColor</w:t>
+                            </w:r>
+                            <w:proofErr w:type="spellEnd"/>
+                            <w:r>
+                              <w:t xml:space="preserve">[1] &amp;&amp; </w:t>
+                            </w:r>
+                            <w:proofErr w:type="spellStart"/>
+                            <w:r>
+                              <w:t>pixelColor</w:t>
+                            </w:r>
+                            <w:proofErr w:type="spellEnd"/>
+                            <w:r>
+                              <w:t xml:space="preserve">[2] === </w:t>
+                            </w:r>
+                            <w:proofErr w:type="spellStart"/>
+                            <w:r>
+                              <w:t>groundColor</w:t>
+                            </w:r>
+                            <w:proofErr w:type="spellEnd"/>
+                            <w:r>
+                              <w:t>[2])</w:t>
+                            </w:r>
+                            <w:r>
+                              <w:br/>
+                              <w:t xml:space="preserve">            </w:t>
+                            </w:r>
+                            <w:proofErr w:type="spellStart"/>
+                            <w:r>
+                              <w:t>gameOver</w:t>
+                            </w:r>
+                            <w:proofErr w:type="spellEnd"/>
+                            <w:r>
+                              <w:t>();</w:t>
+                            </w:r>
+                            <w:r>
+                              <w:br/>
+                              <w:t xml:space="preserve">    });</w:t>
+                            </w:r>
+                            <w:r>
+                              <w:br/>
+                              <w:t>}</w:t>
+                            </w:r>
+                            <w:r>
+                              <w:br/>
+                            </w:r>
+                            <w:r>
+                              <w:br/>
+                              <w:t xml:space="preserve">function </w:t>
+                            </w:r>
+                            <w:proofErr w:type="spellStart"/>
+                            <w:r>
+                              <w:t>gameOver</w:t>
+                            </w:r>
+                            <w:proofErr w:type="spellEnd"/>
+                            <w:r>
+                              <w:t>(){</w:t>
+                            </w:r>
+                            <w:r>
+                              <w:br/>
+                              <w:t xml:space="preserve">    </w:t>
+                            </w:r>
+                            <w:proofErr w:type="spellStart"/>
+                            <w:r>
+                              <w:t>window.alert</w:t>
+                            </w:r>
+                            <w:proofErr w:type="spellEnd"/>
+                            <w:r>
+                              <w:t>('GAME OVER!');</w:t>
+                            </w:r>
+                            <w:r>
+                              <w:br/>
+                              <w:t xml:space="preserve">    </w:t>
+                            </w:r>
+                            <w:proofErr w:type="spellStart"/>
+                            <w:r>
+                              <w:t>location.reload</w:t>
+                            </w:r>
+                            <w:proofErr w:type="spellEnd"/>
+                            <w:r>
+                              <w:t>();</w:t>
+                            </w:r>
+                            <w:r>
+                              <w:br/>
+                              <w:t>}</w:t>
+                            </w:r>
+                          </w:p>
+                          <w:p/>
+                        </w:txbxContent>
+                      </wps:txbx>
+                      <wps:bodyPr rot="0" vert="horz" wrap="square" lIns="91440" tIns="45720" rIns="91440" bIns="45720" anchor="t" anchorCtr="0">
+                        <a:noAutofit/>
+                      </wps:bodyPr>
+                    </wps:wsp>
+                  </a:graphicData>
+                </a:graphic>
+                <wp14:sizeRelH relativeFrom="margin">
+                  <wp14:pctWidth>0</wp14:pctWidth>
+                </wp14:sizeRelH>
+                <wp14:sizeRelV relativeFrom="margin">
+                  <wp14:pctHeight>0</wp14:pctHeight>
+                </wp14:sizeRelV>
+              </wp:anchor>
+            </w:drawing>
+          </mc:Choice>
+          <mc:Fallback>
+            <w:pict>
+              <v:shape w14:anchorId="1BEE1003" id="_x0000_s1035" type="#_x0000_t202" style="position:absolute;margin-left:13.4pt;margin-top:0;width:445.8pt;height:312pt;z-index:251679744;visibility:visible;mso-wrap-style:square;mso-width-percent:0;mso-height-percent:0;mso-wrap-distance-left:9pt;mso-wrap-distance-top:3.6pt;mso-wrap-distance-right:9pt;mso-wrap-distance-bottom:3.6pt;mso-position-horizontal:absolute;mso-position-horizontal-relative:margin;mso-position-vertical:absolute;mso-position-vertical-relative:text;mso-width-percent:0;mso-height-percent:0;mso-width-relative:margin;mso-height-relative:margin;v-text-anchor:top" o:gfxdata="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">
+                <v:textbox>
+                  <w:txbxContent>
+                    <w:p>
+                      <w:r>
+                        <w:t xml:space="preserve">function </w:t>
+                      </w:r>
+                      <w:proofErr w:type="spellStart"/>
+                      <w:r>
+                        <w:t>checkBackgroundCollision</w:t>
+                      </w:r>
+                      <w:proofErr w:type="spellEnd"/>
+                      <w:r>
+                        <w:t>(){</w:t>
+                      </w:r>
+                      <w:r>
+                        <w:br/>
+                        <w:t xml:space="preserve">    const </w:t>
+                      </w:r>
+                      <w:proofErr w:type="spellStart"/>
+                      <w:r>
+                        <w:t>ctx</w:t>
+                      </w:r>
+                      <w:proofErr w:type="spellEnd"/>
+                      <w:r>
+                        <w:t xml:space="preserve"> = </w:t>
+                      </w:r>
+                      <w:proofErr w:type="spellStart"/>
+                      <w:r>
+                        <w:t>game.canvas.getContext</w:t>
+                      </w:r>
+                      <w:proofErr w:type="spellEnd"/>
+                      <w:r>
+                        <w:t>('2d');</w:t>
+                      </w:r>
+                      <w:r>
+                        <w:br/>
+                        <w:t xml:space="preserve">    const </w:t>
+                      </w:r>
+                      <w:proofErr w:type="spellStart"/>
+                      <w:r>
+                        <w:t>leftTopPixel</w:t>
+                      </w:r>
+                      <w:proofErr w:type="spellEnd"/>
+                      <w:r>
+                        <w:t xml:space="preserve"> = </w:t>
+                      </w:r>
+                      <w:proofErr w:type="spellStart"/>
+                      <w:r>
+                        <w:t>ctx.getImageData</w:t>
+                      </w:r>
+                      <w:proofErr w:type="spellEnd"/>
+                      <w:r>
+                        <w:t>(</w:t>
+                      </w:r>
+                      <w:proofErr w:type="spellStart"/>
+                      <w:r>
+                        <w:t>player.x</w:t>
+                      </w:r>
+                      <w:proofErr w:type="spellEnd"/>
+                      <w:r>
+                        <w:t xml:space="preserve"> - </w:t>
+                      </w:r>
+                      <w:proofErr w:type="spellStart"/>
+                      <w:r>
+                        <w:t>Math.floor</w:t>
+                      </w:r>
+                      <w:proofErr w:type="spellEnd"/>
+                      <w:r>
+                        <w:t>(79/2), 600-50, 1, 1).data;</w:t>
+                      </w:r>
+                      <w:r>
+                        <w:br/>
+                        <w:t xml:space="preserve">    const </w:t>
+                      </w:r>
+                      <w:proofErr w:type="spellStart"/>
+                      <w:r>
+                        <w:t>rightTopPixel</w:t>
+                      </w:r>
+                      <w:proofErr w:type="spellEnd"/>
+                      <w:r>
+                        <w:t xml:space="preserve"> = </w:t>
+                      </w:r>
+                      <w:proofErr w:type="spellStart"/>
+                      <w:r>
+                        <w:t>ctx.getImageData</w:t>
+                      </w:r>
+                      <w:proofErr w:type="spellEnd"/>
+                      <w:r>
+                        <w:t>(</w:t>
+                      </w:r>
+                      <w:proofErr w:type="spellStart"/>
+                      <w:r>
+                        <w:t>player.x</w:t>
+                      </w:r>
+                      <w:proofErr w:type="spellEnd"/>
+                      <w:r>
+                        <w:t xml:space="preserve"> + </w:t>
+                      </w:r>
+                      <w:proofErr w:type="spellStart"/>
+                      <w:r>
+                        <w:t>Math.floor</w:t>
+                      </w:r>
+                      <w:proofErr w:type="spellEnd"/>
+                      <w:r>
+                        <w:t>(79/2), 600-50, 1, 1).data;</w:t>
+                      </w:r>
+                      <w:r>
+                        <w:br/>
+                      </w:r>
+                      <w:r>
+                        <w:br/>
+                        <w:t xml:space="preserve">    const </w:t>
+                      </w:r>
+                      <w:proofErr w:type="spellStart"/>
+                      <w:r>
+                        <w:t>groundColor</w:t>
+                      </w:r>
+                      <w:proofErr w:type="spellEnd"/>
+                      <w:r>
+                        <w:t xml:space="preserve"> = [136, 0, 21];</w:t>
+                      </w:r>
+                      <w:r>
+                        <w:br/>
+                        <w:t xml:space="preserve">    const </w:t>
+                      </w:r>
+                      <w:proofErr w:type="spellStart"/>
+                      <w:r>
+                        <w:t>riverColor</w:t>
+                      </w:r>
+                      <w:proofErr w:type="spellEnd"/>
+                      <w:r>
+                        <w:t xml:space="preserve"> = [63, 72, 204];</w:t>
+                      </w:r>
+                      <w:r>
+                        <w:br/>
+                      </w:r>
+                      <w:r>
+                        <w:br/>
+                        <w:t xml:space="preserve">    const </w:t>
+                      </w:r>
+                      <w:proofErr w:type="spellStart"/>
+                      <w:r>
+                        <w:t>pixelsToCheck</w:t>
+                      </w:r>
+                      <w:proofErr w:type="spellEnd"/>
+                      <w:r>
+                        <w:t xml:space="preserve"> = [</w:t>
+                      </w:r>
+                      <w:proofErr w:type="spellStart"/>
+                      <w:r>
+                        <w:t>leftTopPixel</w:t>
+                      </w:r>
+                      <w:proofErr w:type="spellEnd"/>
+                      <w:r>
+                        <w:t xml:space="preserve">, </w:t>
+                      </w:r>
+                      <w:proofErr w:type="spellStart"/>
+                      <w:r>
+                        <w:t>rightTopPixel</w:t>
+                      </w:r>
+                      <w:proofErr w:type="spellEnd"/>
+                      <w:r>
+                        <w:t>];</w:t>
+                      </w:r>
+                      <w:r>
+                        <w:br/>
+                      </w:r>
+                      <w:r>
+                        <w:br/>
+                        <w:t xml:space="preserve">    </w:t>
+                      </w:r>
+                      <w:proofErr w:type="spellStart"/>
+                      <w:r>
+                        <w:t>pixelsToCheck.forEach</w:t>
+                      </w:r>
+                      <w:proofErr w:type="spellEnd"/>
+                      <w:r>
+                        <w:t>(</w:t>
+                      </w:r>
+                      <w:proofErr w:type="spellStart"/>
+                      <w:r>
+                        <w:t>pixelColor</w:t>
+                      </w:r>
+                      <w:proofErr w:type="spellEnd"/>
+                      <w:r>
+                        <w:t xml:space="preserve"> =&gt;{</w:t>
+                      </w:r>
+                      <w:r>
+                        <w:br/>
+                        <w:t xml:space="preserve">        if (</w:t>
+                      </w:r>
+                      <w:proofErr w:type="spellStart"/>
+                      <w:r>
+                        <w:t>pixelColor</w:t>
+                      </w:r>
+                      <w:proofErr w:type="spellEnd"/>
+                      <w:r>
+                        <w:t xml:space="preserve">[0] === </w:t>
+                      </w:r>
+                      <w:proofErr w:type="spellStart"/>
+                      <w:r>
+                        <w:t>groundColor</w:t>
+                      </w:r>
+                      <w:proofErr w:type="spellEnd"/>
+                      <w:r>
+                        <w:t xml:space="preserve">[0] &amp;&amp; </w:t>
+                      </w:r>
+                      <w:proofErr w:type="spellStart"/>
+                      <w:r>
+                        <w:t>pixelColor</w:t>
+                      </w:r>
+                      <w:proofErr w:type="spellEnd"/>
+                      <w:r>
+                        <w:t xml:space="preserve">[1] === </w:t>
+                      </w:r>
+                      <w:proofErr w:type="spellStart"/>
+                      <w:r>
+                        <w:t>groundColor</w:t>
+                      </w:r>
+                      <w:proofErr w:type="spellEnd"/>
+                      <w:r>
+                        <w:t xml:space="preserve">[1] &amp;&amp; </w:t>
+                      </w:r>
+                      <w:proofErr w:type="spellStart"/>
+                      <w:r>
+                        <w:t>pixelColor</w:t>
+                      </w:r>
+                      <w:proofErr w:type="spellEnd"/>
+                      <w:r>
+                        <w:t xml:space="preserve">[2] === </w:t>
+                      </w:r>
+                      <w:proofErr w:type="spellStart"/>
+                      <w:r>
+                        <w:t>groundColor</w:t>
+                      </w:r>
+                      <w:proofErr w:type="spellEnd"/>
+                      <w:r>
+                        <w:t>[2])</w:t>
+                      </w:r>
+                      <w:r>
+                        <w:br/>
+                        <w:t xml:space="preserve">            </w:t>
+                      </w:r>
+                      <w:proofErr w:type="spellStart"/>
+                      <w:r>
+                        <w:t>gameOver</w:t>
+                      </w:r>
+                      <w:proofErr w:type="spellEnd"/>
+                      <w:r>
+                        <w:t>();</w:t>
+                      </w:r>
+                      <w:r>
+                        <w:br/>
+                        <w:t xml:space="preserve">    });</w:t>
+                      </w:r>
+                      <w:r>
+                        <w:br/>
+                        <w:t>}</w:t>
+                      </w:r>
+                      <w:r>
+                        <w:br/>
+                      </w:r>
+                      <w:r>
+                        <w:br/>
+                        <w:t xml:space="preserve">function </w:t>
+                      </w:r>
+                      <w:proofErr w:type="spellStart"/>
+                      <w:r>
+                        <w:t>gameOver</w:t>
+                      </w:r>
+                      <w:proofErr w:type="spellEnd"/>
+                      <w:r>
+                        <w:t>(){</w:t>
+                      </w:r>
+                      <w:r>
+                        <w:br/>
+                        <w:t xml:space="preserve">    </w:t>
+                      </w:r>
+                      <w:proofErr w:type="spellStart"/>
+                      <w:r>
+                        <w:t>window.alert</w:t>
+                      </w:r>
+                      <w:proofErr w:type="spellEnd"/>
+                      <w:r>
+                        <w:t>('GAME OVER!');</w:t>
+                      </w:r>
+                      <w:r>
+                        <w:br/>
+                        <w:t xml:space="preserve">    </w:t>
+                      </w:r>
+                      <w:proofErr w:type="spellStart"/>
+                      <w:r>
+                        <w:t>location.reload</w:t>
+                      </w:r>
+                      <w:proofErr w:type="spellEnd"/>
+                      <w:r>
+                        <w:t>();</w:t>
+                      </w:r>
+                      <w:r>
+                        <w:br/>
+                        <w:t>}</w:t>
+                      </w:r>
+                    </w:p>
+                    <w:p/>
+                  </w:txbxContent>
+                </v:textbox>
+                <w10:wrap type="square" anchorx="margin"/>
+              </v:shape>
+            </w:pict>
+          </mc:Fallback>
+        </mc:AlternateContent>
+      </w:r>
+      <w:r>
+        <w:rPr>
+          <w:rFonts w:ascii="C64 Pro Mono" w:hAnsi="C64 Pro Mono"/>
+          <w:color w:val="FFFFFF" w:themeColor="background1"/>
+        </w:rPr>
+        <w:br/>
+      </w:r>
+      <w:r>
+        <w:lastRenderedPageBreak/>
+        <w:br/>
+      </w:r>
+      <w:r>
+        <w:br/>
+      </w:r>
+      <w:r>
+        <w:br/>
+      </w:r>
+      <w:r>
+        <w:br/>
+      </w:r>
+      <w:r>
+        <w:br/>
+      </w:r>
+      <w:r>
+        <w:br/>
+      </w:r>
+      <w:r>
+        <w:br/>
+      </w:r>
+      <w:r>
+        <w:br/>
+      </w:r>
+      <w:r>
+        <w:br/>
+      </w:r>
+      <w:r>
+        <w:br/>
+      </w:r>
+      <w:r>
+        <w:lastRenderedPageBreak/>
+        <w:br/>
+      </w:r>
+      <w:r>
+        <w:rPr>
+          <w:noProof/>
+        </w:rPr>
+        <mc:AlternateContent>
+          <mc:Choice Requires="wps">
+            <w:drawing>
+              <wp:anchor distT="45720" distB="45720" distL="114300" distR="114300" simplePos="0" relativeHeight="251681792" behindDoc="0" locked="0" layoutInCell="1" allowOverlap="1" wp14:anchorId="3A8A394A" wp14:editId="65D9DA03">
+                <wp:simplePos x="0" y="0"/>
+                <wp:positionH relativeFrom="margin">
+                  <wp:posOffset>-124460</wp:posOffset>
+                </wp:positionH>
+                <wp:positionV relativeFrom="paragraph">
+                  <wp:posOffset>0</wp:posOffset>
+                </wp:positionV>
+                <wp:extent cx="5661660" cy="2618740"/>
+                <wp:effectExtent l="0" t="0" r="15240" b="10160"/>
+                <wp:wrapSquare wrapText="bothSides"/>
+                <wp:docPr id="904230152" name="Text Box 2"/>
+                <wp:cNvGraphicFramePr>
+                  <a:graphicFrameLocks xmlns:a="http://schemas.openxmlformats.org/drawingml/2006/main"/>
+                </wp:cNvGraphicFramePr>
+                <a:graphic xmlns:a="http://schemas.openxmlformats.org/drawingml/2006/main">
+                  <a:graphicData uri="http://schemas.microsoft.com/office/word/2010/wordprocessingShape">
+                    <wps:wsp>
+                      <wps:cNvSpPr txBox="1">
+                        <a:spLocks noChangeArrowheads="1"/>
+                      </wps:cNvSpPr>
+                      <wps:spPr bwMode="auto">
+                        <a:xfrm>
+                          <a:off x="0" y="0"/>
+                          <a:ext cx="5661660" cy="2618740"/>
+                        </a:xfrm>
+                        <a:prstGeom prst="rect">
+                          <a:avLst/>
+                        </a:prstGeom>
+                        <a:solidFill>
+                          <a:srgbClr val="FFFFFF"/>
+                        </a:solidFill>
+                        <a:ln w="9525">
+                          <a:solidFill>
+                            <a:srgbClr val="000000"/>
+                          </a:solidFill>
+                          <a:miter lim="800000"/>
+                          <a:headEnd/>
+                          <a:tailEnd/>
+                        </a:ln>
+                      </wps:spPr>
+                      <wps:txbx>
+                        <w:txbxContent>
+                          <w:p>
+                            <w:r>
+                              <w:t xml:space="preserve">function </w:t>
+                            </w:r>
+                            <w:proofErr w:type="spellStart"/>
+                            <w:proofErr w:type="gramStart"/>
+                            <w:r>
+                              <w:t>checkKeys</w:t>
+                            </w:r>
+                            <w:proofErr w:type="spellEnd"/>
+                            <w:r>
+                              <w:t>(){</w:t>
+                            </w:r>
+                            <w:proofErr w:type="gramEnd"/>
+                            <w:r>
+                              <w:br/>
+                              <w:t xml:space="preserve">    const speed = 4;</w:t>
+                            </w:r>
+                            <w:r>
+                              <w:br/>
+                              <w:t xml:space="preserve">    if (</w:t>
+                            </w:r>
+                            <w:proofErr w:type="spellStart"/>
+                            <w:proofErr w:type="gramStart"/>
+                            <w:r>
+                              <w:t>cursors.left</w:t>
+                            </w:r>
+                            <w:proofErr w:type="gramEnd"/>
+                            <w:r>
+                              <w:t>.</w:t>
+                            </w:r>
+                            <w:proofErr w:type="gramStart"/>
+                            <w:r>
+                              <w:t>isDown</w:t>
+                            </w:r>
+                            <w:proofErr w:type="spellEnd"/>
+                            <w:r>
+                              <w:t>){</w:t>
+                            </w:r>
+                            <w:proofErr w:type="gramEnd"/>
+                            <w:r>
+                              <w:br/>
+                              <w:t xml:space="preserve">        </w:t>
+                            </w:r>
+                            <w:proofErr w:type="spellStart"/>
+                            <w:r>
+                              <w:t>player.x</w:t>
+                            </w:r>
+                            <w:proofErr w:type="spellEnd"/>
+                            <w:r>
+                              <w:t xml:space="preserve"> -= speed;</w:t>
+                            </w:r>
+                            <w:r>
+                              <w:br/>
+                              <w:t xml:space="preserve">        </w:t>
+                            </w:r>
+                            <w:proofErr w:type="spellStart"/>
+                            <w:r>
+                              <w:t>bullet.x</w:t>
+                            </w:r>
+                            <w:proofErr w:type="spellEnd"/>
+                            <w:r>
+                              <w:t xml:space="preserve"> -= speed;</w:t>
+                            </w:r>
+                            <w:r>
+                              <w:br/>
+                              <w:t xml:space="preserve">  </w:t>
+                            </w:r>
+                            <w:proofErr w:type="gramStart"/>
+                            <w:r>
+                              <w:t xml:space="preserve">  }</w:t>
+                            </w:r>
+                            <w:proofErr w:type="gramEnd"/>
+                            <w:r>
+                              <w:t xml:space="preserve"> else if (</w:t>
+                            </w:r>
+                            <w:proofErr w:type="spellStart"/>
+                            <w:proofErr w:type="gramStart"/>
+                            <w:r>
+                              <w:t>cursors.right</w:t>
+                            </w:r>
+                            <w:proofErr w:type="gramEnd"/>
+                            <w:r>
+                              <w:t>.</w:t>
+                            </w:r>
+                            <w:proofErr w:type="gramStart"/>
+                            <w:r>
+                              <w:t>isDown</w:t>
+                            </w:r>
+                            <w:proofErr w:type="spellEnd"/>
+                            <w:r>
+                              <w:t>){</w:t>
+                            </w:r>
+                            <w:proofErr w:type="gramEnd"/>
+                            <w:r>
+                              <w:br/>
+                              <w:t xml:space="preserve">        </w:t>
+                            </w:r>
+                            <w:proofErr w:type="spellStart"/>
+                            <w:r>
+                              <w:t>player.x</w:t>
+                            </w:r>
+                            <w:proofErr w:type="spellEnd"/>
+                            <w:r>
+                              <w:t xml:space="preserve"> += speed;</w:t>
+                            </w:r>
+                            <w:r>
+                              <w:br/>
+                              <w:t xml:space="preserve">        </w:t>
+                            </w:r>
+                            <w:proofErr w:type="spellStart"/>
+                            <w:r>
+                              <w:t>bullet.x</w:t>
+                            </w:r>
+                            <w:proofErr w:type="spellEnd"/>
+                            <w:r>
+                              <w:t xml:space="preserve"> += speed;</w:t>
+                            </w:r>
+                            <w:r>
+                              <w:br/>
+                              <w:t xml:space="preserve">  </w:t>
+                            </w:r>
+                            <w:proofErr w:type="gramStart"/>
+                            <w:r>
+                              <w:t xml:space="preserve">  }</w:t>
+                            </w:r>
+                            <w:proofErr w:type="gramEnd"/>
+                            <w:r>
+                              <w:br/>
+                              <w:t xml:space="preserve">    if (</w:t>
+                            </w:r>
+                            <w:proofErr w:type="spellStart"/>
+                            <w:r>
+                              <w:t>cursors.</w:t>
+                            </w:r>
+                            <w:proofErr w:type="gramStart"/>
+                            <w:r>
+                              <w:t>up.isDown</w:t>
+                            </w:r>
+                            <w:proofErr w:type="spellEnd"/>
+                            <w:r>
+                              <w:t>){</w:t>
+                            </w:r>
+                            <w:proofErr w:type="gramEnd"/>
+                            <w:r>
+                              <w:br/>
+                              <w:t xml:space="preserve">        fire = true;</w:t>
+                            </w:r>
+                            <w:r>
+                              <w:br/>
+                              <w:t xml:space="preserve">  </w:t>
+                            </w:r>
+                            <w:proofErr w:type="gramStart"/>
+                            <w:r>
+                              <w:t xml:space="preserve">  }</w:t>
+                            </w:r>
+                            <w:proofErr w:type="gramEnd"/>
+                            <w:r>
+                              <w:br/>
+                              <w:t>}</w:t>
+                            </w:r>
+                          </w:p>
+                          <w:p/>
+                        </w:txbxContent>
+                      </wps:txbx>
+                      <wps:bodyPr rot="0" vert="horz" wrap="square" lIns="91440" tIns="45720" rIns="91440" bIns="45720" anchor="t" anchorCtr="0">
+                        <a:noAutofit/>
+                      </wps:bodyPr>
+                    </wps:wsp>
+                  </a:graphicData>
+                </a:graphic>
+                <wp14:sizeRelH relativeFrom="margin">
+                  <wp14:pctWidth>0</wp14:pctWidth>
+                </wp14:sizeRelH>
+                <wp14:sizeRelV relativeFrom="margin">
+                  <wp14:pctHeight>0</wp14:pctHeight>
+                </wp14:sizeRelV>
+              </wp:anchor>
+            </w:drawing>
+          </mc:Choice>
+          <mc:Fallback>
+            <w:pict>
+              <v:shape w14:anchorId="3A8A394A" id="_x0000_s1036" type="#_x0000_t202" style="position:absolute;margin-left:-9.8pt;margin-top:0;width:445.8pt;height:206.2pt;z-index:251681792;visibility:visible;mso-wrap-style:square;mso-width-percent:0;mso-height-percent:0;mso-wrap-distance-left:9pt;mso-wrap-distance-top:3.6pt;mso-wrap-distance-right:9pt;mso-wrap-distance-bottom:3.6pt;mso-position-horizontal:absolute;mso-position-horizontal-relative:margin;mso-position-vertical:absolute;mso-position-vertical-relative:text;mso-width-percent:0;mso-height-percent:0;mso-width-relative:margin;mso-height-relative:margin;v-text-anchor:top" o:gfxdata="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">
+                <v:textbox>
+                  <w:txbxContent>
+                    <w:p>
+                      <w:r>
+                        <w:t xml:space="preserve">function </w:t>
+                      </w:r>
+                      <w:proofErr w:type="spellStart"/>
+                      <w:proofErr w:type="gramStart"/>
+                      <w:r>
+                        <w:t>checkKeys</w:t>
+                      </w:r>
+                      <w:proofErr w:type="spellEnd"/>
+                      <w:r>
+                        <w:t>(){</w:t>
+                      </w:r>
+                      <w:proofErr w:type="gramEnd"/>
+                      <w:r>
+                        <w:br/>
+                        <w:t xml:space="preserve">    const speed = 4;</w:t>
+                      </w:r>
+                      <w:r>
+                        <w:br/>
+                        <w:t xml:space="preserve">    if (</w:t>
+                      </w:r>
+                      <w:proofErr w:type="spellStart"/>
+                      <w:proofErr w:type="gramStart"/>
+                      <w:r>
+                        <w:t>cursors.left</w:t>
+                      </w:r>
+                      <w:proofErr w:type="gramEnd"/>
+                      <w:r>
+                        <w:t>.</w:t>
+                      </w:r>
+                      <w:proofErr w:type="gramStart"/>
+                      <w:r>
+                        <w:t>isDown</w:t>
+                      </w:r>
+                      <w:proofErr w:type="spellEnd"/>
+                      <w:r>
+                        <w:t>){</w:t>
+                      </w:r>
+                      <w:proofErr w:type="gramEnd"/>
+                      <w:r>
+                        <w:br/>
+                        <w:t xml:space="preserve">        </w:t>
+                      </w:r>
+                      <w:proofErr w:type="spellStart"/>
+                      <w:r>
+                        <w:t>player.x</w:t>
+                      </w:r>
+                      <w:proofErr w:type="spellEnd"/>
+                      <w:r>
+                        <w:t xml:space="preserve"> -= speed;</w:t>
+                      </w:r>
+                      <w:r>
+                        <w:br/>
+                        <w:t xml:space="preserve">        </w:t>
+                      </w:r>
+                      <w:proofErr w:type="spellStart"/>
+                      <w:r>
+                        <w:t>bullet.x</w:t>
+                      </w:r>
+                      <w:proofErr w:type="spellEnd"/>
+                      <w:r>
+                        <w:t xml:space="preserve"> -= speed;</w:t>
+                      </w:r>
+                      <w:r>
+                        <w:br/>
+                        <w:t xml:space="preserve">  </w:t>
+                      </w:r>
+                      <w:proofErr w:type="gramStart"/>
+                      <w:r>
+                        <w:t xml:space="preserve">  }</w:t>
+                      </w:r>
+                      <w:proofErr w:type="gramEnd"/>
+                      <w:r>
+                        <w:t xml:space="preserve"> else if (</w:t>
+                      </w:r>
+                      <w:proofErr w:type="spellStart"/>
+                      <w:proofErr w:type="gramStart"/>
+                      <w:r>
+                        <w:t>cursors.right</w:t>
+                      </w:r>
+                      <w:proofErr w:type="gramEnd"/>
+                      <w:r>
+                        <w:t>.</w:t>
+                      </w:r>
+                      <w:proofErr w:type="gramStart"/>
+                      <w:r>
+                        <w:t>isDown</w:t>
+                      </w:r>
+                      <w:proofErr w:type="spellEnd"/>
+                      <w:r>
+                        <w:t>){</w:t>
+                      </w:r>
+                      <w:proofErr w:type="gramEnd"/>
+                      <w:r>
+                        <w:br/>
+                        <w:t xml:space="preserve">        </w:t>
+                      </w:r>
+                      <w:proofErr w:type="spellStart"/>
+                      <w:r>
+                        <w:t>player.x</w:t>
+                      </w:r>
+                      <w:proofErr w:type="spellEnd"/>
+                      <w:r>
+                        <w:t xml:space="preserve"> += speed;</w:t>
+                      </w:r>
+                      <w:r>
+                        <w:br/>
+                        <w:t xml:space="preserve">        </w:t>
+                      </w:r>
+                      <w:proofErr w:type="spellStart"/>
+                      <w:r>
+                        <w:t>bullet.x</w:t>
+                      </w:r>
+                      <w:proofErr w:type="spellEnd"/>
+                      <w:r>
+                        <w:t xml:space="preserve"> += speed;</w:t>
+                      </w:r>
+                      <w:r>
+                        <w:br/>
+                        <w:t xml:space="preserve">  </w:t>
+                      </w:r>
+                      <w:proofErr w:type="gramStart"/>
+                      <w:r>
+                        <w:t xml:space="preserve">  }</w:t>
+                      </w:r>
+                      <w:proofErr w:type="gramEnd"/>
+                      <w:r>
+                        <w:br/>
+                        <w:t xml:space="preserve">    if (</w:t>
+                      </w:r>
+                      <w:proofErr w:type="spellStart"/>
+                      <w:r>
+                        <w:t>cursors.</w:t>
+                      </w:r>
+                      <w:proofErr w:type="gramStart"/>
+                      <w:r>
+                        <w:t>up.isDown</w:t>
+                      </w:r>
+                      <w:proofErr w:type="spellEnd"/>
+                      <w:r>
+                        <w:t>){</w:t>
+                      </w:r>
+                      <w:proofErr w:type="gramEnd"/>
+                      <w:r>
+                        <w:br/>
+                        <w:t xml:space="preserve">        fire = true;</w:t>
+                      </w:r>
+                      <w:r>
+                        <w:br/>
+                        <w:t xml:space="preserve">  </w:t>
+                      </w:r>
+                      <w:proofErr w:type="gramStart"/>
+                      <w:r>
+                        <w:t xml:space="preserve">  }</w:t>
+                      </w:r>
+                      <w:proofErr w:type="gramEnd"/>
+                      <w:r>
+                        <w:br/>
+                        <w:t>}</w:t>
+                      </w:r>
+                    </w:p>
+                    <w:p/>
+                  </w:txbxContent>
+                </v:textbox>
+                <w10:wrap type="square" anchorx="margin"/>
+              </v:shape>
+            </w:pict>
+          </mc:Fallback>
+        </mc:AlternateContent>
+      </w:r>
+    </w:p>
+    <w:p>
+      <w:pPr>
+        <w:rPr>
+          <w:rFonts w:ascii="C64 Pro Mono" w:hAnsi="C64 Pro Mono"/>
+          <w:color w:val="FFFFFF" w:themeColor="background1"/>
+        </w:rPr>
+      </w:pPr>
+    </w:p>
+    <w:p>
+      <w:pPr>
+        <w:rPr>
+          <w:rFonts w:ascii="C64 Pro Mono" w:hAnsi="C64 Pro Mono"/>
+          <w:color w:val="FFFFFF" w:themeColor="background1"/>
+        </w:rPr>
+      </w:pPr>
+      <w:r>
+        <w:rPr>
+          <w:rFonts w:ascii="C64 Pro Mono" w:hAnsi="C64 Pro Mono"/>
+          <w:color w:val="FFFFFF" w:themeColor="background1"/>
+        </w:rPr>
+        <w:lastRenderedPageBreak/>
+        <w:br/>
+      </w:r>
+      <w:r>
+        <w:rPr>
+          <w:rFonts w:ascii="C64 Pro Mono" w:hAnsi="C64 Pro Mono"/>
+          <w:color w:val="FFFFFF" w:themeColor="background1"/>
+        </w:rPr>
+        <w:br/>
+      </w:r>
+      <w:r>
+        <w:rPr>
+          <w:noProof/>
+        </w:rPr>
+        <mc:AlternateContent>
+          <mc:Choice Requires="wps">
+            <w:drawing>
+              <wp:anchor distT="45720" distB="45720" distL="114300" distR="114300" simplePos="0" relativeHeight="251687936" behindDoc="0" locked="0" layoutInCell="1" allowOverlap="1" wp14:anchorId="14D8528C" wp14:editId="1F38A4CB">
+                <wp:simplePos x="0" y="0"/>
+                <wp:positionH relativeFrom="margin">
+                  <wp:posOffset>-15875</wp:posOffset>
+                </wp:positionH>
+                <wp:positionV relativeFrom="paragraph">
+                  <wp:posOffset>139065</wp:posOffset>
+                </wp:positionV>
+                <wp:extent cx="3440430" cy="2200275"/>
+                <wp:effectExtent l="0" t="0" r="26670" b="28575"/>
+                <wp:wrapSquare wrapText="bothSides"/>
+                <wp:docPr id="1031244095" name="Text Box 2"/>
+                <wp:cNvGraphicFramePr>
+                  <a:graphicFrameLocks xmlns:a="http://schemas.openxmlformats.org/drawingml/2006/main"/>
+                </wp:cNvGraphicFramePr>
+                <a:graphic xmlns:a="http://schemas.openxmlformats.org/drawingml/2006/main">
+                  <a:graphicData uri="http://schemas.microsoft.com/office/word/2010/wordprocessingShape">
+                    <wps:wsp>
+                      <wps:cNvSpPr txBox="1">
+                        <a:spLocks noChangeArrowheads="1"/>
+                      </wps:cNvSpPr>
+                      <wps:spPr bwMode="auto">
+                        <a:xfrm>
+                          <a:off x="0" y="0"/>
+                          <a:ext cx="3440430" cy="2200275"/>
+                        </a:xfrm>
+                        <a:prstGeom prst="rect">
+                          <a:avLst/>
+                        </a:prstGeom>
+                        <a:solidFill>
+                          <a:srgbClr val="FFFFFF"/>
+                        </a:solidFill>
+                        <a:ln w="9525">
+                          <a:solidFill>
+                            <a:srgbClr val="000000"/>
+                          </a:solidFill>
+                          <a:miter lim="800000"/>
+                          <a:headEnd/>
+                          <a:tailEnd/>
+                        </a:ln>
+                      </wps:spPr>
+                      <wps:txbx>
+                        <w:txbxContent>
+                          <w:p>
+                            <w:r>
+                              <w:t xml:space="preserve">function </w:t>
+                            </w:r>
+                            <w:proofErr w:type="spellStart"/>
+                            <w:proofErr w:type="gramStart"/>
+                            <w:r>
+                              <w:t>moveBoats</w:t>
+                            </w:r>
+                            <w:proofErr w:type="spellEnd"/>
+                            <w:r>
+                              <w:t>(){</w:t>
+                            </w:r>
+                            <w:proofErr w:type="gramEnd"/>
+                            <w:r>
+                              <w:br/>
+                              <w:t xml:space="preserve">    </w:t>
+                            </w:r>
+                            <w:proofErr w:type="gramStart"/>
+                            <w:r>
+                              <w:t>for(</w:t>
+                            </w:r>
+                            <w:proofErr w:type="gramEnd"/>
+                            <w:r>
+                              <w:t xml:space="preserve">let </w:t>
+                            </w:r>
+                            <w:proofErr w:type="spellStart"/>
+                            <w:r>
+                              <w:t>i</w:t>
+                            </w:r>
+                            <w:proofErr w:type="spellEnd"/>
+                            <w:r>
+                              <w:t xml:space="preserve"> = 0; </w:t>
+                            </w:r>
+                            <w:proofErr w:type="spellStart"/>
+                            <w:r>
+                              <w:t>i</w:t>
+                            </w:r>
+                            <w:proofErr w:type="spellEnd"/>
+                            <w:r>
+                              <w:t xml:space="preserve"> &lt; </w:t>
+                            </w:r>
+                            <w:proofErr w:type="spellStart"/>
+                            <w:r>
+                              <w:t>boatsCount</w:t>
+                            </w:r>
+                            <w:proofErr w:type="spellEnd"/>
+                            <w:r>
+                              <w:t xml:space="preserve">; </w:t>
+                            </w:r>
+                            <w:proofErr w:type="spellStart"/>
+                            <w:r>
+                              <w:t>i</w:t>
+                            </w:r>
+                            <w:proofErr w:type="spellEnd"/>
+                            <w:r>
+                              <w:t>+</w:t>
+                            </w:r>
+                            <w:proofErr w:type="gramStart"/>
+                            <w:r>
+                              <w:t>+){</w:t>
+                            </w:r>
+                            <w:proofErr w:type="gramEnd"/>
+                            <w:r>
+                              <w:br/>
+                              <w:t xml:space="preserve">        if </w:t>
+                            </w:r>
+                            <w:proofErr w:type="gramStart"/>
+                            <w:r>
+                              <w:t>(!boats</w:t>
+                            </w:r>
+                            <w:proofErr w:type="gramEnd"/>
+                            <w:r>
+                              <w:t>[</w:t>
+                            </w:r>
+                            <w:proofErr w:type="spellStart"/>
+                            <w:r>
+                              <w:t>i</w:t>
+                            </w:r>
+                            <w:proofErr w:type="spellEnd"/>
+                            <w:proofErr w:type="gramStart"/>
+                            <w:r>
+                              <w:t>].active</w:t>
+                            </w:r>
+                            <w:proofErr w:type="gramEnd"/>
+                            <w:r>
+                              <w:t>)</w:t>
+                            </w:r>
+                            <w:r>
+                              <w:br/>
+                              <w:t xml:space="preserve">            continue;</w:t>
+                            </w:r>
+                            <w:r>
+                              <w:br/>
+                              <w:t xml:space="preserve">        boats[</w:t>
+                            </w:r>
+                            <w:proofErr w:type="spellStart"/>
+                            <w:r>
+                              <w:t>i</w:t>
+                            </w:r>
+                            <w:proofErr w:type="spellEnd"/>
+                            <w:r>
+                              <w:t>].x += boats[</w:t>
+                            </w:r>
+                            <w:proofErr w:type="spellStart"/>
+                            <w:r>
+                              <w:t>i</w:t>
+                            </w:r>
+                            <w:proofErr w:type="spellEnd"/>
+                            <w:proofErr w:type="gramStart"/>
+                            <w:r>
+                              <w:t>].speed</w:t>
+                            </w:r>
+                            <w:proofErr w:type="gramEnd"/>
+                            <w:r>
+                              <w:t>;</w:t>
+                            </w:r>
+                            <w:r>
+                              <w:br/>
+                              <w:t xml:space="preserve">        boats[</w:t>
+                            </w:r>
+                            <w:proofErr w:type="spellStart"/>
+                            <w:r>
+                              <w:t>i</w:t>
+                            </w:r>
+                            <w:proofErr w:type="spellEnd"/>
+                            <w:proofErr w:type="gramStart"/>
+                            <w:r>
+                              <w:t>].y</w:t>
+                            </w:r>
+                            <w:proofErr w:type="gramEnd"/>
+                            <w:r>
+                              <w:t>++;</w:t>
+                            </w:r>
+                            <w:r>
+                              <w:br/>
+                              <w:t xml:space="preserve">  </w:t>
+                            </w:r>
+                            <w:proofErr w:type="gramStart"/>
+                            <w:r>
+                              <w:t xml:space="preserve">  }</w:t>
+                            </w:r>
+                            <w:proofErr w:type="gramEnd"/>
+                            <w:r>
+                              <w:br/>
+                              <w:t>}</w:t>
+                            </w:r>
+                          </w:p>
+                        </w:txbxContent>
+                      </wps:txbx>
+                      <wps:bodyPr rot="0" vert="horz" wrap="square" lIns="91440" tIns="45720" rIns="91440" bIns="45720" anchor="t" anchorCtr="0">
+                        <a:noAutofit/>
+                      </wps:bodyPr>
+                    </wps:wsp>
+                  </a:graphicData>
+                </a:graphic>
+                <wp14:sizeRelH relativeFrom="margin">
+                  <wp14:pctWidth>0</wp14:pctWidth>
+                </wp14:sizeRelH>
+                <wp14:sizeRelV relativeFrom="margin">
+                  <wp14:pctHeight>0</wp14:pctHeight>
+                </wp14:sizeRelV>
+              </wp:anchor>
+            </w:drawing>
+          </mc:Choice>
+          <mc:Fallback>
+            <w:pict>
+              <v:shape w14:anchorId="14D8528C" id="_x0000_s1037" type="#_x0000_t202" style="position:absolute;margin-left:-1.25pt;margin-top:10.95pt;width:270.9pt;height:173.25pt;z-index:251687936;visibility:visible;mso-wrap-style:square;mso-width-percent:0;mso-height-percent:0;mso-wrap-distance-left:9pt;mso-wrap-distance-top:3.6pt;mso-wrap-distance-right:9pt;mso-wrap-distance-bottom:3.6pt;mso-position-horizontal:absolute;mso-position-horizontal-relative:margin;mso-position-vertical:absolute;mso-position-vertical-relative:text;mso-width-percent:0;mso-height-percent:0;mso-width-relative:margin;mso-height-relative:margin;v-text-anchor:top" o:gfxdata="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">
+                <v:textbox>
+                  <w:txbxContent>
+                    <w:p>
+                      <w:r>
+                        <w:t xml:space="preserve">function </w:t>
+                      </w:r>
+                      <w:proofErr w:type="spellStart"/>
+                      <w:proofErr w:type="gramStart"/>
+                      <w:r>
+                        <w:t>moveBoats</w:t>
+                      </w:r>
+                      <w:proofErr w:type="spellEnd"/>
+                      <w:r>
+                        <w:t>(){</w:t>
+                      </w:r>
+                      <w:proofErr w:type="gramEnd"/>
+                      <w:r>
+                        <w:br/>
+                        <w:t xml:space="preserve">    </w:t>
+                      </w:r>
+                      <w:proofErr w:type="gramStart"/>
+                      <w:r>
+                        <w:t>for(</w:t>
+                      </w:r>
+                      <w:proofErr w:type="gramEnd"/>
+                      <w:r>
+                        <w:t xml:space="preserve">let </w:t>
+                      </w:r>
+                      <w:proofErr w:type="spellStart"/>
+                      <w:r>
+                        <w:t>i</w:t>
+                      </w:r>
+                      <w:proofErr w:type="spellEnd"/>
+                      <w:r>
+                        <w:t xml:space="preserve"> = 0; </w:t>
+                      </w:r>
+                      <w:proofErr w:type="spellStart"/>
+                      <w:r>
+                        <w:t>i</w:t>
+                      </w:r>
+                      <w:proofErr w:type="spellEnd"/>
+                      <w:r>
+                        <w:t xml:space="preserve"> &lt; </w:t>
+                      </w:r>
+                      <w:proofErr w:type="spellStart"/>
+                      <w:r>
+                        <w:t>boatsCount</w:t>
+                      </w:r>
+                      <w:proofErr w:type="spellEnd"/>
+                      <w:r>
+                        <w:t xml:space="preserve">; </w:t>
+                      </w:r>
+                      <w:proofErr w:type="spellStart"/>
+                      <w:r>
+                        <w:t>i</w:t>
+                      </w:r>
+                      <w:proofErr w:type="spellEnd"/>
+                      <w:r>
+                        <w:t>+</w:t>
+                      </w:r>
+                      <w:proofErr w:type="gramStart"/>
+                      <w:r>
+                        <w:t>+){</w:t>
+                      </w:r>
+                      <w:proofErr w:type="gramEnd"/>
+                      <w:r>
+                        <w:br/>
+                        <w:t xml:space="preserve">        if </w:t>
+                      </w:r>
+                      <w:proofErr w:type="gramStart"/>
+                      <w:r>
+                        <w:t>(!boats</w:t>
+                      </w:r>
+                      <w:proofErr w:type="gramEnd"/>
+                      <w:r>
+                        <w:t>[</w:t>
+                      </w:r>
+                      <w:proofErr w:type="spellStart"/>
+                      <w:r>
+                        <w:t>i</w:t>
+                      </w:r>
+                      <w:proofErr w:type="spellEnd"/>
+                      <w:proofErr w:type="gramStart"/>
+                      <w:r>
+                        <w:t>].active</w:t>
+                      </w:r>
+                      <w:proofErr w:type="gramEnd"/>
+                      <w:r>
+                        <w:t>)</w:t>
+                      </w:r>
+                      <w:r>
+                        <w:br/>
+                        <w:t xml:space="preserve">            continue;</w:t>
+                      </w:r>
+                      <w:r>
+                        <w:br/>
+                        <w:t xml:space="preserve">        boats[</w:t>
+                      </w:r>
+                      <w:proofErr w:type="spellStart"/>
+                      <w:r>
+                        <w:t>i</w:t>
+                      </w:r>
+                      <w:proofErr w:type="spellEnd"/>
+                      <w:r>
+                        <w:t>].x += boats[</w:t>
+                      </w:r>
+                      <w:proofErr w:type="spellStart"/>
+                      <w:r>
+                        <w:t>i</w:t>
+                      </w:r>
+                      <w:proofErr w:type="spellEnd"/>
+                      <w:proofErr w:type="gramStart"/>
+                      <w:r>
+                        <w:t>].speed</w:t>
+                      </w:r>
+                      <w:proofErr w:type="gramEnd"/>
+                      <w:r>
+                        <w:t>;</w:t>
+                      </w:r>
+                      <w:r>
+                        <w:br/>
+                        <w:t xml:space="preserve">        boats[</w:t>
+                      </w:r>
+                      <w:proofErr w:type="spellStart"/>
+                      <w:r>
+                        <w:t>i</w:t>
+                      </w:r>
+                      <w:proofErr w:type="spellEnd"/>
+                      <w:proofErr w:type="gramStart"/>
+                      <w:r>
+                        <w:t>].y</w:t>
+                      </w:r>
+                      <w:proofErr w:type="gramEnd"/>
+                      <w:r>
+                        <w:t>++;</w:t>
+                      </w:r>
+                      <w:r>
+                        <w:br/>
+                        <w:t xml:space="preserve">  </w:t>
+                      </w:r>
+                      <w:proofErr w:type="gramStart"/>
+                      <w:r>
+                        <w:t xml:space="preserve">  }</w:t>
+                      </w:r>
+                      <w:proofErr w:type="gramEnd"/>
+                      <w:r>
+                        <w:br/>
+                        <w:t>}</w:t>
+                      </w:r>
+                    </w:p>
+                  </w:txbxContent>
+                </v:textbox>
+                <w10:wrap type="square" anchorx="margin"/>
+              </v:shape>
+            </w:pict>
+          </mc:Fallback>
+        </mc:AlternateContent>
+      </w:r>
+      <w:r>
+        <w:rPr>
+          <w:rFonts w:ascii="C64 Pro Mono" w:hAnsi="C64 Pro Mono"/>
+          <w:color w:val="FFFFFF" w:themeColor="background1"/>
+        </w:rPr>
+        <w:br/>
+      </w:r>
+      <w:r>
+        <w:rPr>
+          <w:rFonts w:ascii="C64 Pro Mono" w:hAnsi="C64 Pro Mono"/>
+          <w:color w:val="FFFFFF" w:themeColor="background1"/>
+        </w:rPr>
+        <w:br/>
+      </w:r>
+      <w:r>
+        <w:rPr>
+          <w:rFonts w:ascii="C64 Pro Mono" w:hAnsi="C64 Pro Mono"/>
+          <w:color w:val="FFFFFF" w:themeColor="background1"/>
+        </w:rPr>
+        <w:br/>
+      </w:r>
+      <w:r>
+        <w:rPr>
+          <w:rFonts w:ascii="C64 Pro Mono" w:hAnsi="C64 Pro Mono"/>
+          <w:color w:val="FFFFFF" w:themeColor="background1"/>
+        </w:rPr>
+        <w:br/>
+      </w:r>
+      <w:r>
+        <w:rPr>
+          <w:rFonts w:ascii="C64 Pro Mono" w:hAnsi="C64 Pro Mono"/>
+          <w:color w:val="FFFFFF" w:themeColor="background1"/>
+        </w:rPr>
+        <w:br/>
+      </w:r>
+      <w:r>
+        <w:rPr>
+          <w:rFonts w:ascii="C64 Pro Mono" w:hAnsi="C64 Pro Mono"/>
+          <w:color w:val="FFFFFF" w:themeColor="background1"/>
+        </w:rPr>
+        <w:br/>
+      </w:r>
+      <w:r>
+        <w:rPr>
+          <w:rFonts w:ascii="C64 Pro Mono" w:hAnsi="C64 Pro Mono"/>
+          <w:color w:val="FFFFFF" w:themeColor="background1"/>
+        </w:rPr>
+        <w:br/>
+      </w:r>
+      <w:r>
+        <w:rPr>
+          <w:rFonts w:ascii="C64 Pro Mono" w:hAnsi="C64 Pro Mono"/>
+          <w:color w:val="FFFFFF" w:themeColor="background1"/>
+        </w:rPr>
+        <w:br/>
+      </w:r>
+      <w:r>
+        <w:rPr>
+          <w:rFonts w:ascii="C64 Pro Mono" w:hAnsi="C64 Pro Mono"/>
+          <w:color w:val="FFFFFF" w:themeColor="background1"/>
+        </w:rPr>
+        <w:br/>
+      </w:r>
+      <w:r>
+        <w:rPr>
+          <w:rFonts w:ascii="C64 Pro Mono" w:hAnsi="C64 Pro Mono"/>
+          <w:color w:val="FFFFFF" w:themeColor="background1"/>
+        </w:rPr>
+        <w:br/>
+      </w:r>
+      <w:r>
+        <w:rPr>
+          <w:rFonts w:ascii="C64 Pro Mono" w:hAnsi="C64 Pro Mono"/>
+          <w:color w:val="FFFFFF" w:themeColor="background1"/>
+        </w:rPr>
+        <w:br/>
+      </w:r>
+      <w:r>
+        <w:rPr>
+          <w:rFonts w:ascii="C64 Pro Mono" w:hAnsi="C64 Pro Mono"/>
+          <w:color w:val="FFFFFF" w:themeColor="background1"/>
+        </w:rPr>
+        <w:br/>
+      </w:r>
+      <w:r>
+        <w:rPr>
+          <w:rFonts w:ascii="C64 Pro Mono" w:hAnsi="C64 Pro Mono"/>
+          <w:color w:val="FFFFFF" w:themeColor="background1"/>
+        </w:rPr>
+        <w:br/>
+      </w:r>
+      <w:r>
+        <w:rPr>
+          <w:rFonts w:ascii="C64 Pro Mono" w:hAnsi="C64 Pro Mono"/>
+          <w:color w:val="FFFFFF" w:themeColor="background1"/>
+        </w:rPr>
+        <w:br/>
+      </w:r>
+      <w:r>
+        <w:rPr>
+          <w:rFonts w:ascii="C64 Pro Mono" w:hAnsi="C64 Pro Mono"/>
+          <w:color w:val="FFFFFF" w:themeColor="background1"/>
+        </w:rPr>
+        <w:br/>
+      </w:r>
+      <w:r>
+        <w:rPr>
+          <w:rFonts w:ascii="C64 Pro Mono" w:hAnsi="C64 Pro Mono"/>
+          <w:color w:val="FFFFFF" w:themeColor="background1"/>
+        </w:rPr>
+        <w:br/>
+      </w:r>
+      <w:r>
+        <w:rPr>
+          <w:rFonts w:ascii="C64 Pro Mono" w:hAnsi="C64 Pro Mono"/>
+          <w:color w:val="FFFFFF" w:themeColor="background1"/>
+        </w:rPr>
+        <w:br/>
+      </w:r>
+      <w:r>
+        <w:rPr>
+          <w:rFonts w:ascii="C64 Pro Mono" w:hAnsi="C64 Pro Mono"/>
+          <w:color w:val="FFFFFF" w:themeColor="background1"/>
+        </w:rPr>
+        <w:br/>
+      </w:r>
+      <w:r>
+        <w:rPr>
+          <w:rFonts w:ascii="C64 Pro Mono" w:hAnsi="C64 Pro Mono"/>
+          <w:color w:val="FFFFFF" w:themeColor="background1"/>
+        </w:rPr>
+        <w:br/>
+      </w:r>
+      <w:r>
+        <w:rPr>
+          <w:rFonts w:ascii="C64 Pro Mono" w:hAnsi="C64 Pro Mono"/>
+          <w:color w:val="FFFFFF" w:themeColor="background1"/>
+        </w:rPr>
+        <w:br/>
+      </w:r>
+      <w:r>
+        <w:rPr>
+          <w:rFonts w:ascii="C64 Pro Mono" w:hAnsi="C64 Pro Mono"/>
+          <w:color w:val="FFFFFF" w:themeColor="background1"/>
+        </w:rPr>
+        <w:br/>
+      </w:r>
+      <w:r>
+        <w:rPr>
+          <w:noProof/>
+        </w:rPr>
+        <w:lastRenderedPageBreak/>
+        <mc:AlternateContent>
+          <mc:Choice Requires="wps">
+            <w:drawing>
+              <wp:anchor distT="45720" distB="45720" distL="114300" distR="114300" simplePos="0" relativeHeight="251685888" behindDoc="0" locked="0" layoutInCell="1" allowOverlap="1" wp14:anchorId="2D3C823A" wp14:editId="493F8BE6">
+                <wp:simplePos x="0" y="0"/>
+                <wp:positionH relativeFrom="page">
+                  <wp:posOffset>743585</wp:posOffset>
+                </wp:positionH>
+                <wp:positionV relativeFrom="paragraph">
+                  <wp:posOffset>0</wp:posOffset>
+                </wp:positionV>
+                <wp:extent cx="5661660" cy="4199890"/>
+                <wp:effectExtent l="0" t="0" r="15240" b="10160"/>
+                <wp:wrapSquare wrapText="bothSides"/>
+                <wp:docPr id="901597731" name="Text Box 2"/>
+                <wp:cNvGraphicFramePr>
+                  <a:graphicFrameLocks xmlns:a="http://schemas.openxmlformats.org/drawingml/2006/main"/>
+                </wp:cNvGraphicFramePr>
+                <a:graphic xmlns:a="http://schemas.openxmlformats.org/drawingml/2006/main">
+                  <a:graphicData uri="http://schemas.microsoft.com/office/word/2010/wordprocessingShape">
+                    <wps:wsp>
+                      <wps:cNvSpPr txBox="1">
+                        <a:spLocks noChangeArrowheads="1"/>
+                      </wps:cNvSpPr>
+                      <wps:spPr bwMode="auto">
+                        <a:xfrm>
+                          <a:off x="0" y="0"/>
+                          <a:ext cx="5661660" cy="4199890"/>
+                        </a:xfrm>
+                        <a:prstGeom prst="rect">
+                          <a:avLst/>
+                        </a:prstGeom>
+                        <a:solidFill>
+                          <a:srgbClr val="FFFFFF"/>
+                        </a:solidFill>
+                        <a:ln w="9525">
+                          <a:solidFill>
+                            <a:srgbClr val="000000"/>
+                          </a:solidFill>
+                          <a:miter lim="800000"/>
+                          <a:headEnd/>
+                          <a:tailEnd/>
+                        </a:ln>
+                      </wps:spPr>
+                      <wps:txbx>
+                        <w:txbxContent>
+                          <w:p>
+                            <w:pPr>
+                              <w:rPr>
+                                <w:sz w:val="16"/>
+                                <w:szCs w:val="16"/>
+                              </w:rPr>
+                            </w:pPr>
+                            <w:r>
+                              <w:rPr>
+                                <w:sz w:val="16"/>
+                                <w:szCs w:val="16"/>
+                              </w:rPr>
+                              <w:t xml:space="preserve">function </w:t>
+                            </w:r>
+                            <w:proofErr w:type="spellStart"/>
+                            <w:r>
+                              <w:rPr>
+                                <w:sz w:val="16"/>
+                                <w:szCs w:val="16"/>
+                              </w:rPr>
+                              <w:t>fireConditionally</w:t>
+                            </w:r>
+                            <w:proofErr w:type="spellEnd"/>
+                            <w:r>
+                              <w:rPr>
+                                <w:sz w:val="16"/>
+                                <w:szCs w:val="16"/>
+                              </w:rPr>
+                              <w:t>(){</w:t>
+                            </w:r>
+                            <w:r>
+                              <w:rPr>
+                                <w:sz w:val="16"/>
+                                <w:szCs w:val="16"/>
+                              </w:rPr>
+                              <w:br/>
+                              <w:t xml:space="preserve">    if (fire){</w:t>
+                            </w:r>
+                            <w:r>
+                              <w:rPr>
+                                <w:sz w:val="16"/>
+                                <w:szCs w:val="16"/>
+                              </w:rPr>
+                              <w:br/>
+                              <w:t xml:space="preserve">        if (</w:t>
+                            </w:r>
+                            <w:proofErr w:type="spellStart"/>
+                            <w:r>
+                              <w:rPr>
+                                <w:sz w:val="16"/>
+                                <w:szCs w:val="16"/>
+                              </w:rPr>
+                              <w:t>bullet.y</w:t>
+                            </w:r>
+                            <w:proofErr w:type="spellEnd"/>
+                            <w:r>
+                              <w:rPr>
+                                <w:sz w:val="16"/>
+                                <w:szCs w:val="16"/>
+                              </w:rPr>
+                              <w:t>&gt;0){</w:t>
+                            </w:r>
+                            <w:r>
+                              <w:rPr>
+                                <w:sz w:val="16"/>
+                                <w:szCs w:val="16"/>
+                              </w:rPr>
+                              <w:br/>
+                              <w:t xml:space="preserve">            </w:t>
+                            </w:r>
+                            <w:proofErr w:type="spellStart"/>
+                            <w:r>
+                              <w:rPr>
+                                <w:sz w:val="16"/>
+                                <w:szCs w:val="16"/>
+                              </w:rPr>
+                              <w:t>bullet.y</w:t>
+                            </w:r>
+                            <w:proofErr w:type="spellEnd"/>
+                            <w:r>
+                              <w:rPr>
+                                <w:sz w:val="16"/>
+                                <w:szCs w:val="16"/>
+                              </w:rPr>
+                              <w:t xml:space="preserve"> -=6;</w:t>
+                            </w:r>
+                            <w:r>
+                              <w:rPr>
+                                <w:sz w:val="16"/>
+                                <w:szCs w:val="16"/>
+                              </w:rPr>
+                              <w:br/>
+                              <w:t xml:space="preserve">            </w:t>
+                            </w:r>
+                            <w:proofErr w:type="spellStart"/>
+                            <w:r>
+                              <w:rPr>
+                                <w:sz w:val="16"/>
+                                <w:szCs w:val="16"/>
+                              </w:rPr>
+                              <w:t>checkCollision</w:t>
+                            </w:r>
+                            <w:proofErr w:type="spellEnd"/>
+                            <w:r>
+                              <w:rPr>
+                                <w:sz w:val="16"/>
+                                <w:szCs w:val="16"/>
+                              </w:rPr>
+                              <w:t>();</w:t>
+                            </w:r>
+                            <w:r>
+                              <w:rPr>
+                                <w:sz w:val="16"/>
+                                <w:szCs w:val="16"/>
+                              </w:rPr>
+                              <w:br/>
+                              <w:t xml:space="preserve">        }</w:t>
+                            </w:r>
+                            <w:r>
+                              <w:rPr>
+                                <w:sz w:val="16"/>
+                                <w:szCs w:val="16"/>
+                              </w:rPr>
+                              <w:br/>
+                              <w:t xml:space="preserve">        else{</w:t>
+                            </w:r>
+                            <w:r>
+                              <w:rPr>
+                                <w:sz w:val="16"/>
+                                <w:szCs w:val="16"/>
+                              </w:rPr>
+                              <w:br/>
+                              <w:t xml:space="preserve">            </w:t>
+                            </w:r>
+                            <w:proofErr w:type="spellStart"/>
+                            <w:r>
+                              <w:rPr>
+                                <w:sz w:val="16"/>
+                                <w:szCs w:val="16"/>
+                              </w:rPr>
+                              <w:t>resetBullet</w:t>
+                            </w:r>
+                            <w:proofErr w:type="spellEnd"/>
+                            <w:r>
+                              <w:rPr>
+                                <w:sz w:val="16"/>
+                                <w:szCs w:val="16"/>
+                              </w:rPr>
+                              <w:t>();</w:t>
+                            </w:r>
+                            <w:r>
+                              <w:rPr>
+                                <w:sz w:val="16"/>
+                                <w:szCs w:val="16"/>
+                              </w:rPr>
+                              <w:br/>
+                              <w:t xml:space="preserve">        }</w:t>
+                            </w:r>
+                            <w:r>
+                              <w:rPr>
+                                <w:sz w:val="16"/>
+                                <w:szCs w:val="16"/>
+                              </w:rPr>
+                              <w:br/>
+                              <w:t xml:space="preserve">    }</w:t>
+                            </w:r>
+                            <w:r>
+                              <w:rPr>
+                                <w:sz w:val="16"/>
+                                <w:szCs w:val="16"/>
+                              </w:rPr>
+                              <w:br/>
+                              <w:t>}</w:t>
+                            </w:r>
+                            <w:r>
+                              <w:rPr>
+                                <w:sz w:val="16"/>
+                                <w:szCs w:val="16"/>
+                              </w:rPr>
+                              <w:br/>
+                            </w:r>
+                            <w:r>
+                              <w:rPr>
+                                <w:sz w:val="16"/>
+                                <w:szCs w:val="16"/>
+                              </w:rPr>
+                              <w:br/>
+                              <w:t xml:space="preserve">function </w:t>
+                            </w:r>
+                            <w:proofErr w:type="spellStart"/>
+                            <w:r>
+                              <w:rPr>
+                                <w:sz w:val="16"/>
+                                <w:szCs w:val="16"/>
+                              </w:rPr>
+                              <w:t>checkCollision</w:t>
+                            </w:r>
+                            <w:proofErr w:type="spellEnd"/>
+                            <w:r>
+                              <w:rPr>
+                                <w:sz w:val="16"/>
+                                <w:szCs w:val="16"/>
+                              </w:rPr>
+                              <w:t>(){</w:t>
+                            </w:r>
+                            <w:r>
+                              <w:rPr>
+                                <w:sz w:val="16"/>
+                                <w:szCs w:val="16"/>
+                              </w:rPr>
+                              <w:br/>
+                              <w:t xml:space="preserve">    for(let </w:t>
+                            </w:r>
+                            <w:proofErr w:type="spellStart"/>
+                            <w:r>
+                              <w:rPr>
+                                <w:sz w:val="16"/>
+                                <w:szCs w:val="16"/>
+                              </w:rPr>
+                              <w:t>i</w:t>
+                            </w:r>
+                            <w:proofErr w:type="spellEnd"/>
+                            <w:r>
+                              <w:rPr>
+                                <w:sz w:val="16"/>
+                                <w:szCs w:val="16"/>
+                              </w:rPr>
+                              <w:t xml:space="preserve"> = 0; </w:t>
+                            </w:r>
+                            <w:proofErr w:type="spellStart"/>
+                            <w:r>
+                              <w:rPr>
+                                <w:sz w:val="16"/>
+                                <w:szCs w:val="16"/>
+                              </w:rPr>
+                              <w:t>i</w:t>
+                            </w:r>
+                            <w:proofErr w:type="spellEnd"/>
+                            <w:r>
+                              <w:rPr>
+                                <w:sz w:val="16"/>
+                                <w:szCs w:val="16"/>
+                              </w:rPr>
+                              <w:t xml:space="preserve"> &lt; </w:t>
+                            </w:r>
+                            <w:proofErr w:type="spellStart"/>
+                            <w:r>
+                              <w:rPr>
+                                <w:sz w:val="16"/>
+                                <w:szCs w:val="16"/>
+                              </w:rPr>
+                              <w:t>boatsCount</w:t>
+                            </w:r>
+                            <w:proofErr w:type="spellEnd"/>
+                            <w:r>
+                              <w:rPr>
+                                <w:sz w:val="16"/>
+                                <w:szCs w:val="16"/>
+                              </w:rPr>
+                              <w:t xml:space="preserve">; </w:t>
+                            </w:r>
+                            <w:proofErr w:type="spellStart"/>
+                            <w:r>
+                              <w:rPr>
+                                <w:sz w:val="16"/>
+                                <w:szCs w:val="16"/>
+                              </w:rPr>
+                              <w:t>i</w:t>
+                            </w:r>
+                            <w:proofErr w:type="spellEnd"/>
+                            <w:r>
+                              <w:rPr>
+                                <w:sz w:val="16"/>
+                                <w:szCs w:val="16"/>
+                              </w:rPr>
+                              <w:t>++){</w:t>
+                            </w:r>
+                            <w:r>
+                              <w:rPr>
+                                <w:sz w:val="16"/>
+                                <w:szCs w:val="16"/>
+                              </w:rPr>
+                              <w:br/>
+                              <w:t xml:space="preserve">        if (boats[</w:t>
+                            </w:r>
+                            <w:proofErr w:type="spellStart"/>
+                            <w:r>
+                              <w:rPr>
+                                <w:sz w:val="16"/>
+                                <w:szCs w:val="16"/>
+                              </w:rPr>
+                              <w:t>i</w:t>
+                            </w:r>
+                            <w:proofErr w:type="spellEnd"/>
+                            <w:r>
+                              <w:rPr>
+                                <w:sz w:val="16"/>
+                                <w:szCs w:val="16"/>
+                              </w:rPr>
+                              <w:t>].active){</w:t>
+                            </w:r>
+                            <w:r>
+                              <w:rPr>
+                                <w:sz w:val="16"/>
+                                <w:szCs w:val="16"/>
+                              </w:rPr>
+                              <w:br/>
+                              <w:t xml:space="preserve">            const d = </w:t>
+                            </w:r>
+                            <w:proofErr w:type="spellStart"/>
+                            <w:r>
+                              <w:rPr>
+                                <w:sz w:val="16"/>
+                                <w:szCs w:val="16"/>
+                              </w:rPr>
+                              <w:t>Phaser.Math.Distance.Between</w:t>
+                            </w:r>
+                            <w:proofErr w:type="spellEnd"/>
+                            <w:r>
+                              <w:rPr>
+                                <w:sz w:val="16"/>
+                                <w:szCs w:val="16"/>
+                              </w:rPr>
+                              <w:t>(boats[</w:t>
+                            </w:r>
+                            <w:proofErr w:type="spellStart"/>
+                            <w:r>
+                              <w:rPr>
+                                <w:sz w:val="16"/>
+                                <w:szCs w:val="16"/>
+                              </w:rPr>
+                              <w:t>i</w:t>
+                            </w:r>
+                            <w:proofErr w:type="spellEnd"/>
+                            <w:r>
+                              <w:rPr>
+                                <w:sz w:val="16"/>
+                                <w:szCs w:val="16"/>
+                              </w:rPr>
+                              <w:t>].x + 136/4, boats[</w:t>
+                            </w:r>
+                            <w:proofErr w:type="spellStart"/>
+                            <w:r>
+                              <w:rPr>
+                                <w:sz w:val="16"/>
+                                <w:szCs w:val="16"/>
+                              </w:rPr>
+                              <w:t>i</w:t>
+                            </w:r>
+                            <w:proofErr w:type="spellEnd"/>
+                            <w:r>
+                              <w:rPr>
+                                <w:sz w:val="16"/>
+                                <w:szCs w:val="16"/>
+                              </w:rPr>
+                              <w:t xml:space="preserve">].y, </w:t>
+                            </w:r>
+                            <w:proofErr w:type="spellStart"/>
+                            <w:r>
+                              <w:rPr>
+                                <w:sz w:val="16"/>
+                                <w:szCs w:val="16"/>
+                              </w:rPr>
+                              <w:t>bullet.x</w:t>
+                            </w:r>
+                            <w:proofErr w:type="spellEnd"/>
+                            <w:r>
+                              <w:rPr>
+                                <w:sz w:val="16"/>
+                                <w:szCs w:val="16"/>
+                              </w:rPr>
+                              <w:t xml:space="preserve">, </w:t>
+                            </w:r>
+                            <w:proofErr w:type="spellStart"/>
+                            <w:r>
+                              <w:rPr>
+                                <w:sz w:val="16"/>
+                                <w:szCs w:val="16"/>
+                              </w:rPr>
+                              <w:t>bullet.y</w:t>
+                            </w:r>
+                            <w:proofErr w:type="spellEnd"/>
+                            <w:r>
+                              <w:rPr>
+                                <w:sz w:val="16"/>
+                                <w:szCs w:val="16"/>
+                              </w:rPr>
+                              <w:t>);</w:t>
+                            </w:r>
+                            <w:r>
+                              <w:rPr>
+                                <w:sz w:val="16"/>
+                                <w:szCs w:val="16"/>
+                              </w:rPr>
+                              <w:br/>
+                            </w:r>
+                            <w:r>
+                              <w:rPr>
+                                <w:sz w:val="16"/>
+                                <w:szCs w:val="16"/>
+                              </w:rPr>
+                              <w:br/>
+                              <w:t xml:space="preserve">            console.log(</w:t>
+                            </w:r>
+                            <w:proofErr w:type="spellStart"/>
+                            <w:r>
+                              <w:rPr>
+                                <w:sz w:val="16"/>
+                                <w:szCs w:val="16"/>
+                              </w:rPr>
+                              <w:t>i</w:t>
+                            </w:r>
+                            <w:proofErr w:type="spellEnd"/>
+                            <w:r>
+                              <w:rPr>
+                                <w:sz w:val="16"/>
+                                <w:szCs w:val="16"/>
+                              </w:rPr>
+                              <w:t>, d);</w:t>
+                            </w:r>
+                            <w:r>
+                              <w:rPr>
+                                <w:sz w:val="16"/>
+                                <w:szCs w:val="16"/>
+                              </w:rPr>
+                              <w:br/>
+                              <w:t xml:space="preserve">            if (d &lt; 40){</w:t>
+                            </w:r>
+                            <w:r>
+                              <w:rPr>
+                                <w:sz w:val="16"/>
+                                <w:szCs w:val="16"/>
+                              </w:rPr>
+                              <w:br/>
+                              <w:t xml:space="preserve">                boats[</w:t>
+                            </w:r>
+                            <w:proofErr w:type="spellStart"/>
+                            <w:r>
+                              <w:rPr>
+                                <w:sz w:val="16"/>
+                                <w:szCs w:val="16"/>
+                              </w:rPr>
+                              <w:t>i</w:t>
+                            </w:r>
+                            <w:proofErr w:type="spellEnd"/>
+                            <w:r>
+                              <w:rPr>
+                                <w:sz w:val="16"/>
+                                <w:szCs w:val="16"/>
+                              </w:rPr>
+                              <w:t xml:space="preserve">].y = </w:t>
+                            </w:r>
+                            <w:proofErr w:type="spellStart"/>
+                            <w:r>
+                              <w:rPr>
+                                <w:sz w:val="16"/>
+                                <w:szCs w:val="16"/>
+                              </w:rPr>
+                              <w:t>Math.pow</w:t>
+                            </w:r>
+                            <w:proofErr w:type="spellEnd"/>
+                            <w:r>
+                              <w:rPr>
+                                <w:sz w:val="16"/>
+                                <w:szCs w:val="16"/>
+                              </w:rPr>
+                              <w:t>(10,16);</w:t>
+                            </w:r>
+                            <w:r>
+                              <w:rPr>
+                                <w:sz w:val="16"/>
+                                <w:szCs w:val="16"/>
+                              </w:rPr>
+                              <w:br/>
+                              <w:t xml:space="preserve">                boats[</w:t>
+                            </w:r>
+                            <w:proofErr w:type="spellStart"/>
+                            <w:r>
+                              <w:rPr>
+                                <w:sz w:val="16"/>
+                                <w:szCs w:val="16"/>
+                              </w:rPr>
+                              <w:t>i</w:t>
+                            </w:r>
+                            <w:proofErr w:type="spellEnd"/>
+                            <w:r>
+                              <w:rPr>
+                                <w:sz w:val="16"/>
+                                <w:szCs w:val="16"/>
+                              </w:rPr>
+                              <w:t>].active = false;</w:t>
+                            </w:r>
+                            <w:r>
+                              <w:rPr>
+                                <w:sz w:val="16"/>
+                                <w:szCs w:val="16"/>
+                              </w:rPr>
+                              <w:br/>
+                              <w:t xml:space="preserve">                </w:t>
+                            </w:r>
+                            <w:proofErr w:type="spellStart"/>
+                            <w:r>
+                              <w:rPr>
+                                <w:sz w:val="16"/>
+                                <w:szCs w:val="16"/>
+                              </w:rPr>
+                              <w:t>resetBullet</w:t>
+                            </w:r>
+                            <w:proofErr w:type="spellEnd"/>
+                            <w:r>
+                              <w:rPr>
+                                <w:sz w:val="16"/>
+                                <w:szCs w:val="16"/>
+                              </w:rPr>
+                              <w:t>();</w:t>
+                            </w:r>
+                            <w:r>
+                              <w:rPr>
+                                <w:sz w:val="16"/>
+                                <w:szCs w:val="16"/>
+                              </w:rPr>
+                              <w:br/>
+                              <w:t xml:space="preserve">            }</w:t>
+                            </w:r>
+                            <w:r>
+                              <w:rPr>
+                                <w:sz w:val="16"/>
+                                <w:szCs w:val="16"/>
+                              </w:rPr>
+                              <w:br/>
+                              <w:t xml:space="preserve">        }//end if active</w:t>
+                            </w:r>
+                            <w:r>
+                              <w:rPr>
+                                <w:sz w:val="16"/>
+                                <w:szCs w:val="16"/>
+                              </w:rPr>
+                              <w:br/>
+                              <w:t xml:space="preserve">    }//end for</w:t>
+                            </w:r>
+                            <w:r>
+                              <w:rPr>
+                                <w:sz w:val="16"/>
+                                <w:szCs w:val="16"/>
+                              </w:rPr>
+                              <w:br/>
+                              <w:t>}</w:t>
+                            </w:r>
+                            <w:r>
+                              <w:rPr>
+                                <w:sz w:val="16"/>
+                                <w:szCs w:val="16"/>
+                              </w:rPr>
+                              <w:br/>
+                            </w:r>
+                            <w:r>
+                              <w:rPr>
+                                <w:sz w:val="16"/>
+                                <w:szCs w:val="16"/>
+                              </w:rPr>
+                              <w:br/>
+                              <w:t xml:space="preserve">function </w:t>
+                            </w:r>
+                            <w:proofErr w:type="spellStart"/>
+                            <w:r>
+                              <w:rPr>
+                                <w:sz w:val="16"/>
+                                <w:szCs w:val="16"/>
+                              </w:rPr>
+                              <w:t>resetBullet</w:t>
+                            </w:r>
+                            <w:proofErr w:type="spellEnd"/>
+                            <w:r>
+                              <w:rPr>
+                                <w:sz w:val="16"/>
+                                <w:szCs w:val="16"/>
+                              </w:rPr>
+                              <w:t>(){</w:t>
+                            </w:r>
+                            <w:r>
+                              <w:rPr>
+                                <w:sz w:val="16"/>
+                                <w:szCs w:val="16"/>
+                              </w:rPr>
+                              <w:br/>
+                              <w:t xml:space="preserve">    fire = false;</w:t>
+                            </w:r>
+                            <w:r>
+                              <w:rPr>
+                                <w:sz w:val="16"/>
+                                <w:szCs w:val="16"/>
+                              </w:rPr>
+                              <w:br/>
+                              <w:t xml:space="preserve">    </w:t>
+                            </w:r>
+                            <w:proofErr w:type="spellStart"/>
+                            <w:r>
+                              <w:rPr>
+                                <w:sz w:val="16"/>
+                                <w:szCs w:val="16"/>
+                              </w:rPr>
+                              <w:t>bullet.y</w:t>
+                            </w:r>
+                            <w:proofErr w:type="spellEnd"/>
+                            <w:r>
+                              <w:rPr>
+                                <w:sz w:val="16"/>
+                                <w:szCs w:val="16"/>
+                              </w:rPr>
+                              <w:t xml:space="preserve"> = 550 + 15;</w:t>
+                            </w:r>
+                            <w:r>
+                              <w:rPr>
+                                <w:sz w:val="16"/>
+                                <w:szCs w:val="16"/>
+                              </w:rPr>
+                              <w:br/>
+                              <w:t>}</w:t>
+                            </w:r>
+                          </w:p>
+                          <w:p>
+                            <w:pPr>
+                              <w:rPr>
+                                <w:sz w:val="16"/>
+                                <w:szCs w:val="16"/>
+                              </w:rPr>
+                            </w:pPr>
+                          </w:p>
+                        </w:txbxContent>
+                      </wps:txbx>
+                      <wps:bodyPr rot="0" vert="horz" wrap="square" lIns="91440" tIns="45720" rIns="91440" bIns="45720" anchor="t" anchorCtr="0">
+                        <a:noAutofit/>
+                      </wps:bodyPr>
+                    </wps:wsp>
+                  </a:graphicData>
+                </a:graphic>
+                <wp14:sizeRelH relativeFrom="margin">
+                  <wp14:pctWidth>0</wp14:pctWidth>
+                </wp14:sizeRelH>
+                <wp14:sizeRelV relativeFrom="margin">
+                  <wp14:pctHeight>0</wp14:pctHeight>
+                </wp14:sizeRelV>
+              </wp:anchor>
+            </w:drawing>
+          </mc:Choice>
+          <mc:Fallback>
+            <w:pict>
+              <v:shape w14:anchorId="2D3C823A" id="_x0000_s1038" type="#_x0000_t202" style="position:absolute;margin-left:58.55pt;margin-top:0;width:445.8pt;height:330.7pt;z-index:251685888;visibility:visible;mso-wrap-style:square;mso-width-percent:0;mso-height-percent:0;mso-wrap-distance-left:9pt;mso-wrap-distance-top:3.6pt;mso-wrap-distance-right:9pt;mso-wrap-distance-bottom:3.6pt;mso-position-horizontal:absolute;mso-position-horizontal-relative:page;mso-position-vertical:absolute;mso-position-vertical-relative:text;mso-width-percent:0;mso-height-percent:0;mso-width-relative:margin;mso-height-relative:margin;v-text-anchor:top" o:gfxdata="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">
+                <v:textbox>
+                  <w:txbxContent>
+                    <w:p>
+                      <w:pPr>
+                        <w:rPr>
+                          <w:sz w:val="16"/>
+                          <w:szCs w:val="16"/>
+                        </w:rPr>
+                      </w:pPr>
+                      <w:r>
+                        <w:rPr>
+                          <w:sz w:val="16"/>
+                          <w:szCs w:val="16"/>
+                        </w:rPr>
+                        <w:t xml:space="preserve">function </w:t>
+                      </w:r>
+                      <w:proofErr w:type="spellStart"/>
+                      <w:r>
+                        <w:rPr>
+                          <w:sz w:val="16"/>
+                          <w:szCs w:val="16"/>
+                        </w:rPr>
+                        <w:t>fireConditionally</w:t>
+                      </w:r>
+                      <w:proofErr w:type="spellEnd"/>
+                      <w:r>
+                        <w:rPr>
+                          <w:sz w:val="16"/>
+                          <w:szCs w:val="16"/>
+                        </w:rPr>
+                        <w:t>(){</w:t>
+                      </w:r>
+                      <w:r>
+                        <w:rPr>
+                          <w:sz w:val="16"/>
+                          <w:szCs w:val="16"/>
+                        </w:rPr>
+                        <w:br/>
+                        <w:t xml:space="preserve">    if (fire){</w:t>
+                      </w:r>
+                      <w:r>
+                        <w:rPr>
+                          <w:sz w:val="16"/>
+                          <w:szCs w:val="16"/>
+                        </w:rPr>
+                        <w:br/>
+                        <w:t xml:space="preserve">        if (</w:t>
+                      </w:r>
+                      <w:proofErr w:type="spellStart"/>
+                      <w:r>
+                        <w:rPr>
+                          <w:sz w:val="16"/>
+                          <w:szCs w:val="16"/>
+                        </w:rPr>
+                        <w:t>bullet.y</w:t>
+                      </w:r>
+                      <w:proofErr w:type="spellEnd"/>
+                      <w:r>
+                        <w:rPr>
+                          <w:sz w:val="16"/>
+                          <w:szCs w:val="16"/>
+                        </w:rPr>
+                        <w:t>&gt;0){</w:t>
+                      </w:r>
+                      <w:r>
+                        <w:rPr>
+                          <w:sz w:val="16"/>
+                          <w:szCs w:val="16"/>
+                        </w:rPr>
+                        <w:br/>
+                        <w:t xml:space="preserve">            </w:t>
+                      </w:r>
+                      <w:proofErr w:type="spellStart"/>
+                      <w:r>
+                        <w:rPr>
+                          <w:sz w:val="16"/>
+                          <w:szCs w:val="16"/>
+                        </w:rPr>
+                        <w:t>bullet.y</w:t>
+                      </w:r>
+                      <w:proofErr w:type="spellEnd"/>
+                      <w:r>
+                        <w:rPr>
+                          <w:sz w:val="16"/>
+                          <w:szCs w:val="16"/>
+                        </w:rPr>
+                        <w:t xml:space="preserve"> -=6;</w:t>
+                      </w:r>
+                      <w:r>
+                        <w:rPr>
+                          <w:sz w:val="16"/>
+                          <w:szCs w:val="16"/>
+                        </w:rPr>
+                        <w:br/>
+                        <w:t xml:space="preserve">            </w:t>
+                      </w:r>
+                      <w:proofErr w:type="spellStart"/>
+                      <w:r>
+                        <w:rPr>
+                          <w:sz w:val="16"/>
+                          <w:szCs w:val="16"/>
+                        </w:rPr>
+                        <w:t>checkCollision</w:t>
+                      </w:r>
+                      <w:proofErr w:type="spellEnd"/>
+                      <w:r>
+                        <w:rPr>
+                          <w:sz w:val="16"/>
+                          <w:szCs w:val="16"/>
+                        </w:rPr>
+                        <w:t>();</w:t>
+                      </w:r>
+                      <w:r>
+                        <w:rPr>
+                          <w:sz w:val="16"/>
+                          <w:szCs w:val="16"/>
+                        </w:rPr>
+                        <w:br/>
+                        <w:t xml:space="preserve">        }</w:t>
+                      </w:r>
+                      <w:r>
+                        <w:rPr>
+                          <w:sz w:val="16"/>
+                          <w:szCs w:val="16"/>
+                        </w:rPr>
+                        <w:br/>
+                        <w:t xml:space="preserve">        else{</w:t>
+                      </w:r>
+                      <w:r>
+                        <w:rPr>
+                          <w:sz w:val="16"/>
+                          <w:szCs w:val="16"/>
+                        </w:rPr>
+                        <w:br/>
+                        <w:t xml:space="preserve">            </w:t>
+                      </w:r>
+                      <w:proofErr w:type="spellStart"/>
+                      <w:r>
+                        <w:rPr>
+                          <w:sz w:val="16"/>
+                          <w:szCs w:val="16"/>
+                        </w:rPr>
+                        <w:t>resetBullet</w:t>
+                      </w:r>
+                      <w:proofErr w:type="spellEnd"/>
+                      <w:r>
+                        <w:rPr>
+                          <w:sz w:val="16"/>
+                          <w:szCs w:val="16"/>
+                        </w:rPr>
+                        <w:t>();</w:t>
+                      </w:r>
+                      <w:r>
+                        <w:rPr>
+                          <w:sz w:val="16"/>
+                          <w:szCs w:val="16"/>
+                        </w:rPr>
+                        <w:br/>
+                        <w:t xml:space="preserve">        }</w:t>
+                      </w:r>
+                      <w:r>
+                        <w:rPr>
+                          <w:sz w:val="16"/>
+                          <w:szCs w:val="16"/>
+                        </w:rPr>
+                        <w:br/>
+                        <w:t xml:space="preserve">    }</w:t>
+                      </w:r>
+                      <w:r>
+                        <w:rPr>
+                          <w:sz w:val="16"/>
+                          <w:szCs w:val="16"/>
+                        </w:rPr>
+                        <w:br/>
+                        <w:t>}</w:t>
+                      </w:r>
+                      <w:r>
+                        <w:rPr>
+                          <w:sz w:val="16"/>
+                          <w:szCs w:val="16"/>
+                        </w:rPr>
+                        <w:br/>
+                      </w:r>
+                      <w:r>
+                        <w:rPr>
+                          <w:sz w:val="16"/>
+                          <w:szCs w:val="16"/>
+                        </w:rPr>
+                        <w:br/>
+                        <w:t xml:space="preserve">function </w:t>
+                      </w:r>
+                      <w:proofErr w:type="spellStart"/>
+                      <w:r>
+                        <w:rPr>
+                          <w:sz w:val="16"/>
+                          <w:szCs w:val="16"/>
+                        </w:rPr>
+                        <w:t>checkCollision</w:t>
+                      </w:r>
+                      <w:proofErr w:type="spellEnd"/>
+                      <w:r>
+                        <w:rPr>
+                          <w:sz w:val="16"/>
+                          <w:szCs w:val="16"/>
+                        </w:rPr>
+                        <w:t>(){</w:t>
+                      </w:r>
+                      <w:r>
+                        <w:rPr>
+                          <w:sz w:val="16"/>
+                          <w:szCs w:val="16"/>
+                        </w:rPr>
+                        <w:br/>
+                        <w:t xml:space="preserve">    for(let </w:t>
+                      </w:r>
+                      <w:proofErr w:type="spellStart"/>
+                      <w:r>
+                        <w:rPr>
+                          <w:sz w:val="16"/>
+                          <w:szCs w:val="16"/>
+                        </w:rPr>
+                        <w:t>i</w:t>
+                      </w:r>
+                      <w:proofErr w:type="spellEnd"/>
+                      <w:r>
+                        <w:rPr>
+                          <w:sz w:val="16"/>
+                          <w:szCs w:val="16"/>
+                        </w:rPr>
+                        <w:t xml:space="preserve"> = 0; </w:t>
+                      </w:r>
+                      <w:proofErr w:type="spellStart"/>
+                      <w:r>
+                        <w:rPr>
+                          <w:sz w:val="16"/>
+                          <w:szCs w:val="16"/>
+                        </w:rPr>
+                        <w:t>i</w:t>
+                      </w:r>
+                      <w:proofErr w:type="spellEnd"/>
+                      <w:r>
+                        <w:rPr>
+                          <w:sz w:val="16"/>
+                          <w:szCs w:val="16"/>
+                        </w:rPr>
+                        <w:t xml:space="preserve"> &lt; </w:t>
+                      </w:r>
+                      <w:proofErr w:type="spellStart"/>
+                      <w:r>
+                        <w:rPr>
+                          <w:sz w:val="16"/>
+                          <w:szCs w:val="16"/>
+                        </w:rPr>
+                        <w:t>boatsCount</w:t>
+                      </w:r>
+                      <w:proofErr w:type="spellEnd"/>
+                      <w:r>
+                        <w:rPr>
+                          <w:sz w:val="16"/>
+                          <w:szCs w:val="16"/>
+                        </w:rPr>
+                        <w:t xml:space="preserve">; </w:t>
+                      </w:r>
+                      <w:proofErr w:type="spellStart"/>
+                      <w:r>
+                        <w:rPr>
+                          <w:sz w:val="16"/>
+                          <w:szCs w:val="16"/>
+                        </w:rPr>
+                        <w:t>i</w:t>
+                      </w:r>
+                      <w:proofErr w:type="spellEnd"/>
+                      <w:r>
+                        <w:rPr>
+                          <w:sz w:val="16"/>
+                          <w:szCs w:val="16"/>
+                        </w:rPr>
+                        <w:t>++){</w:t>
+                      </w:r>
+                      <w:r>
+                        <w:rPr>
+                          <w:sz w:val="16"/>
+                          <w:szCs w:val="16"/>
+                        </w:rPr>
+                        <w:br/>
+                        <w:t xml:space="preserve">        if (boats[</w:t>
+                      </w:r>
+                      <w:proofErr w:type="spellStart"/>
+                      <w:r>
+                        <w:rPr>
+                          <w:sz w:val="16"/>
+                          <w:szCs w:val="16"/>
+                        </w:rPr>
+                        <w:t>i</w:t>
+                      </w:r>
+                      <w:proofErr w:type="spellEnd"/>
+                      <w:r>
+                        <w:rPr>
+                          <w:sz w:val="16"/>
+                          <w:szCs w:val="16"/>
+                        </w:rPr>
+                        <w:t>].active){</w:t>
+                      </w:r>
+                      <w:r>
+                        <w:rPr>
+                          <w:sz w:val="16"/>
+                          <w:szCs w:val="16"/>
+                        </w:rPr>
+                        <w:br/>
+                        <w:t xml:space="preserve">            const d = </w:t>
+                      </w:r>
+                      <w:proofErr w:type="spellStart"/>
+                      <w:r>
+                        <w:rPr>
+                          <w:sz w:val="16"/>
+                          <w:szCs w:val="16"/>
+                        </w:rPr>
+                        <w:t>Phaser.Math.Distance.Between</w:t>
+                      </w:r>
+                      <w:proofErr w:type="spellEnd"/>
+                      <w:r>
+                        <w:rPr>
+                          <w:sz w:val="16"/>
+                          <w:szCs w:val="16"/>
+                        </w:rPr>
+                        <w:t>(boats[</w:t>
+                      </w:r>
+                      <w:proofErr w:type="spellStart"/>
+                      <w:r>
+                        <w:rPr>
+                          <w:sz w:val="16"/>
+                          <w:szCs w:val="16"/>
+                        </w:rPr>
+                        <w:t>i</w:t>
+                      </w:r>
+                      <w:proofErr w:type="spellEnd"/>
+                      <w:r>
+                        <w:rPr>
+                          <w:sz w:val="16"/>
+                          <w:szCs w:val="16"/>
+                        </w:rPr>
+                        <w:t>].x + 136/4, boats[</w:t>
+                      </w:r>
+                      <w:proofErr w:type="spellStart"/>
+                      <w:r>
+                        <w:rPr>
+                          <w:sz w:val="16"/>
+                          <w:szCs w:val="16"/>
+                        </w:rPr>
+                        <w:t>i</w:t>
+                      </w:r>
+                      <w:proofErr w:type="spellEnd"/>
+                      <w:r>
+                        <w:rPr>
+                          <w:sz w:val="16"/>
+                          <w:szCs w:val="16"/>
+                        </w:rPr>
+                        <w:t xml:space="preserve">].y, </w:t>
+                      </w:r>
+                      <w:proofErr w:type="spellStart"/>
+                      <w:r>
+                        <w:rPr>
+                          <w:sz w:val="16"/>
+                          <w:szCs w:val="16"/>
+                        </w:rPr>
+                        <w:t>bullet.x</w:t>
+                      </w:r>
+                      <w:proofErr w:type="spellEnd"/>
+                      <w:r>
+                        <w:rPr>
+                          <w:sz w:val="16"/>
+                          <w:szCs w:val="16"/>
+                        </w:rPr>
+                        <w:t xml:space="preserve">, </w:t>
+                      </w:r>
+                      <w:proofErr w:type="spellStart"/>
+                      <w:r>
+                        <w:rPr>
+                          <w:sz w:val="16"/>
+                          <w:szCs w:val="16"/>
+                        </w:rPr>
+                        <w:t>bullet.y</w:t>
+                      </w:r>
+                      <w:proofErr w:type="spellEnd"/>
+                      <w:r>
+                        <w:rPr>
+                          <w:sz w:val="16"/>
+                          <w:szCs w:val="16"/>
+                        </w:rPr>
+                        <w:t>);</w:t>
+                      </w:r>
+                      <w:r>
+                        <w:rPr>
+                          <w:sz w:val="16"/>
+                          <w:szCs w:val="16"/>
+                        </w:rPr>
+                        <w:br/>
+                      </w:r>
+                      <w:r>
+                        <w:rPr>
+                          <w:sz w:val="16"/>
+                          <w:szCs w:val="16"/>
+                        </w:rPr>
+                        <w:br/>
+                        <w:t xml:space="preserve">            console.log(</w:t>
+                      </w:r>
+                      <w:proofErr w:type="spellStart"/>
+                      <w:r>
+                        <w:rPr>
+                          <w:sz w:val="16"/>
+                          <w:szCs w:val="16"/>
+                        </w:rPr>
+                        <w:t>i</w:t>
+                      </w:r>
+                      <w:proofErr w:type="spellEnd"/>
+                      <w:r>
+                        <w:rPr>
+                          <w:sz w:val="16"/>
+                          <w:szCs w:val="16"/>
+                        </w:rPr>
+                        <w:t>, d);</w:t>
+                      </w:r>
+                      <w:r>
+                        <w:rPr>
+                          <w:sz w:val="16"/>
+                          <w:szCs w:val="16"/>
+                        </w:rPr>
+                        <w:br/>
+                        <w:t xml:space="preserve">            if (d &lt; 40){</w:t>
+                      </w:r>
+                      <w:r>
+                        <w:rPr>
+                          <w:sz w:val="16"/>
+                          <w:szCs w:val="16"/>
+                        </w:rPr>
+                        <w:br/>
+                        <w:t xml:space="preserve">                boats[</w:t>
+                      </w:r>
+                      <w:proofErr w:type="spellStart"/>
+                      <w:r>
+                        <w:rPr>
+                          <w:sz w:val="16"/>
+                          <w:szCs w:val="16"/>
+                        </w:rPr>
+                        <w:t>i</w:t>
+                      </w:r>
+                      <w:proofErr w:type="spellEnd"/>
+                      <w:r>
+                        <w:rPr>
+                          <w:sz w:val="16"/>
+                          <w:szCs w:val="16"/>
+                        </w:rPr>
+                        <w:t xml:space="preserve">].y = </w:t>
+                      </w:r>
+                      <w:proofErr w:type="spellStart"/>
+                      <w:r>
+                        <w:rPr>
+                          <w:sz w:val="16"/>
+                          <w:szCs w:val="16"/>
+                        </w:rPr>
+                        <w:t>Math.pow</w:t>
+                      </w:r>
+                      <w:proofErr w:type="spellEnd"/>
+                      <w:r>
+                        <w:rPr>
+                          <w:sz w:val="16"/>
+                          <w:szCs w:val="16"/>
+                        </w:rPr>
+                        <w:t>(10,16);</w:t>
+                      </w:r>
+                      <w:r>
+                        <w:rPr>
+                          <w:sz w:val="16"/>
+                          <w:szCs w:val="16"/>
+                        </w:rPr>
+                        <w:br/>
+                        <w:t xml:space="preserve">                boats[</w:t>
+                      </w:r>
+                      <w:proofErr w:type="spellStart"/>
+                      <w:r>
+                        <w:rPr>
+                          <w:sz w:val="16"/>
+                          <w:szCs w:val="16"/>
+                        </w:rPr>
+                        <w:t>i</w:t>
+                      </w:r>
+                      <w:proofErr w:type="spellEnd"/>
+                      <w:r>
+                        <w:rPr>
+                          <w:sz w:val="16"/>
+                          <w:szCs w:val="16"/>
+                        </w:rPr>
+                        <w:t>].active = false;</w:t>
+                      </w:r>
+                      <w:r>
+                        <w:rPr>
+                          <w:sz w:val="16"/>
+                          <w:szCs w:val="16"/>
+                        </w:rPr>
+                        <w:br/>
+                        <w:t xml:space="preserve">                </w:t>
+                      </w:r>
+                      <w:proofErr w:type="spellStart"/>
+                      <w:r>
+                        <w:rPr>
+                          <w:sz w:val="16"/>
+                          <w:szCs w:val="16"/>
+                        </w:rPr>
+                        <w:t>resetBullet</w:t>
+                      </w:r>
+                      <w:proofErr w:type="spellEnd"/>
+                      <w:r>
+                        <w:rPr>
+                          <w:sz w:val="16"/>
+                          <w:szCs w:val="16"/>
+                        </w:rPr>
+                        <w:t>();</w:t>
+                      </w:r>
+                      <w:r>
+                        <w:rPr>
+                          <w:sz w:val="16"/>
+                          <w:szCs w:val="16"/>
+                        </w:rPr>
+                        <w:br/>
+                        <w:t xml:space="preserve">            }</w:t>
+                      </w:r>
+                      <w:r>
+                        <w:rPr>
+                          <w:sz w:val="16"/>
+                          <w:szCs w:val="16"/>
+                        </w:rPr>
+                        <w:br/>
+                        <w:t xml:space="preserve">        }//end if active</w:t>
+                      </w:r>
+                      <w:r>
+                        <w:rPr>
+                          <w:sz w:val="16"/>
+                          <w:szCs w:val="16"/>
+                        </w:rPr>
+                        <w:br/>
+                        <w:t xml:space="preserve">    }//end for</w:t>
+                      </w:r>
+                      <w:r>
+                        <w:rPr>
+                          <w:sz w:val="16"/>
+                          <w:szCs w:val="16"/>
+                        </w:rPr>
+                        <w:br/>
+                        <w:t>}</w:t>
+                      </w:r>
+                      <w:r>
+                        <w:rPr>
+                          <w:sz w:val="16"/>
+                          <w:szCs w:val="16"/>
+                        </w:rPr>
+                        <w:br/>
+                      </w:r>
+                      <w:r>
+                        <w:rPr>
+                          <w:sz w:val="16"/>
+                          <w:szCs w:val="16"/>
+                        </w:rPr>
+                        <w:br/>
+                        <w:t xml:space="preserve">function </w:t>
+                      </w:r>
+                      <w:proofErr w:type="spellStart"/>
+                      <w:r>
+                        <w:rPr>
+                          <w:sz w:val="16"/>
+                          <w:szCs w:val="16"/>
+                        </w:rPr>
+                        <w:t>resetBullet</w:t>
+                      </w:r>
+                      <w:proofErr w:type="spellEnd"/>
+                      <w:r>
+                        <w:rPr>
+                          <w:sz w:val="16"/>
+                          <w:szCs w:val="16"/>
+                        </w:rPr>
+                        <w:t>(){</w:t>
+                      </w:r>
+                      <w:r>
+                        <w:rPr>
+                          <w:sz w:val="16"/>
+                          <w:szCs w:val="16"/>
+                        </w:rPr>
+                        <w:br/>
+                        <w:t xml:space="preserve">    fire = false;</w:t>
+                      </w:r>
+                      <w:r>
+                        <w:rPr>
+                          <w:sz w:val="16"/>
+                          <w:szCs w:val="16"/>
+                        </w:rPr>
+                        <w:br/>
+                        <w:t xml:space="preserve">    </w:t>
+                      </w:r>
+                      <w:proofErr w:type="spellStart"/>
+                      <w:r>
+                        <w:rPr>
+                          <w:sz w:val="16"/>
+                          <w:szCs w:val="16"/>
+                        </w:rPr>
+                        <w:t>bullet.y</w:t>
+                      </w:r>
+                      <w:proofErr w:type="spellEnd"/>
+                      <w:r>
+                        <w:rPr>
+                          <w:sz w:val="16"/>
+                          <w:szCs w:val="16"/>
+                        </w:rPr>
+                        <w:t xml:space="preserve"> = 550 + 15;</w:t>
+                      </w:r>
+                      <w:r>
+                        <w:rPr>
+                          <w:sz w:val="16"/>
+                          <w:szCs w:val="16"/>
+                        </w:rPr>
+                        <w:br/>
+                        <w:t>}</w:t>
+                      </w:r>
+                    </w:p>
+                    <w:p>
+                      <w:pPr>
+                        <w:rPr>
+                          <w:sz w:val="16"/>
+                          <w:szCs w:val="16"/>
+                        </w:rPr>
+                      </w:pPr>
+                    </w:p>
+                  </w:txbxContent>
+                </v:textbox>
+                <w10:wrap type="square" anchorx="page"/>
+              </v:shape>
+            </w:pict>
+          </mc:Fallback>
+        </mc:AlternateContent>
+      </w:r>
+      <w:r>
+        <w:rPr>
+          <w:rFonts w:ascii="C64 Pro Mono" w:hAnsi="C64 Pro Mono"/>
+          <w:color w:val="FFFFFF" w:themeColor="background1"/>
+        </w:rPr>
+        <w:br/>
+      </w:r>
+      <w:r>
+        <w:rPr>
+          <w:rFonts w:ascii="C64 Pro Mono" w:hAnsi="C64 Pro Mono"/>
+          <w:noProof/>
+          <w:color w:val="FFFFFF" w:themeColor="background1"/>
+        </w:rPr>
+        <w:lastRenderedPageBreak/>
+        <mc:AlternateContent>
+          <mc:Choice Requires="wps">
+            <w:drawing>
+              <wp:anchor distT="0" distB="0" distL="114300" distR="114300" simplePos="0" relativeHeight="251688960" behindDoc="0" locked="0" layoutInCell="1" allowOverlap="1" wp14:anchorId="74C4236A" wp14:editId="7110FB79">
+                <wp:simplePos x="0" y="0"/>
+                <wp:positionH relativeFrom="column">
+                  <wp:posOffset>50800</wp:posOffset>
+                </wp:positionH>
+                <wp:positionV relativeFrom="paragraph">
+                  <wp:posOffset>-254000</wp:posOffset>
+                </wp:positionV>
+                <wp:extent cx="2882900" cy="1727200"/>
+                <wp:effectExtent l="0" t="0" r="12700" b="25400"/>
+                <wp:wrapNone/>
+                <wp:docPr id="1948615367" name="Rectangle 14"/>
+                <wp:cNvGraphicFramePr/>
+                <a:graphic xmlns:a="http://schemas.openxmlformats.org/drawingml/2006/main">
+                  <a:graphicData uri="http://schemas.microsoft.com/office/word/2010/wordprocessingShape">
+                    <wps:wsp>
+                      <wps:cNvSpPr/>
+                      <wps:spPr>
+                        <a:xfrm>
+                          <a:off x="0" y="0"/>
+                          <a:ext cx="2882900" cy="1727200"/>
+                        </a:xfrm>
+                        <a:prstGeom prst="rect">
+                          <a:avLst/>
+                        </a:prstGeom>
+                        <a:solidFill>
+                          <a:schemeClr val="bg1"/>
+                        </a:solidFill>
+                      </wps:spPr>
+                      <wps:style>
+                        <a:lnRef idx="2">
+                          <a:schemeClr val="accent1">
+                            <a:shade val="15000"/>
+                          </a:schemeClr>
+                        </a:lnRef>
+                        <a:fillRef idx="1">
+                          <a:schemeClr val="accent1"/>
+                        </a:fillRef>
+                        <a:effectRef idx="0">
+                          <a:schemeClr val="accent1"/>
+                        </a:effectRef>
+                        <a:fontRef idx="minor">
+                          <a:schemeClr val="lt1"/>
+                        </a:fontRef>
+                      </wps:style>
+                      <wps:txbx>
+                        <w:txbxContent>
+                          <w:p>
+                            <w:pPr>
+                              <w:rPr>
+                                <w:color w:val="000000" w:themeColor="text1"/>
+                              </w:rPr>
+                            </w:pPr>
+                            <w:r>
+                              <w:rPr>
+                                <w:color w:val="000000" w:themeColor="text1"/>
+                              </w:rPr>
+                              <w:t xml:space="preserve">function </w:t>
+                            </w:r>
+                            <w:proofErr w:type="gramStart"/>
+                            <w:r>
+                              <w:rPr>
+                                <w:color w:val="000000" w:themeColor="text1"/>
+                              </w:rPr>
+                              <w:t>update(){</w:t>
+                            </w:r>
+                            <w:proofErr w:type="gramEnd"/>
+                            <w:r>
+                              <w:rPr>
+                                <w:color w:val="000000" w:themeColor="text1"/>
+                              </w:rPr>
+                              <w:br/>
+                              <w:t xml:space="preserve">    </w:t>
+                            </w:r>
+                            <w:proofErr w:type="spellStart"/>
+                            <w:proofErr w:type="gramStart"/>
+                            <w:r>
+                              <w:rPr>
+                                <w:color w:val="000000" w:themeColor="text1"/>
+                              </w:rPr>
+                              <w:t>background.y</w:t>
+                            </w:r>
+                            <w:proofErr w:type="spellEnd"/>
+                            <w:proofErr w:type="gramEnd"/>
+                            <w:r>
+                              <w:rPr>
+                                <w:color w:val="000000" w:themeColor="text1"/>
+                              </w:rPr>
+                              <w:t xml:space="preserve"> += 1;</w:t>
+                            </w:r>
+                            <w:r>
+                              <w:rPr>
+                                <w:color w:val="000000" w:themeColor="text1"/>
+                              </w:rPr>
+                              <w:br/>
+                              <w:t xml:space="preserve">    </w:t>
+                            </w:r>
+                            <w:proofErr w:type="spellStart"/>
+                            <w:proofErr w:type="gramStart"/>
+                            <w:r>
+                              <w:rPr>
+                                <w:color w:val="000000" w:themeColor="text1"/>
+                              </w:rPr>
+                              <w:t>checkBackgroundCollision</w:t>
+                            </w:r>
+                            <w:proofErr w:type="spellEnd"/>
+                            <w:r>
+                              <w:rPr>
+                                <w:color w:val="000000" w:themeColor="text1"/>
+                              </w:rPr>
+                              <w:t>(</w:t>
+                            </w:r>
+                            <w:proofErr w:type="gramEnd"/>
+                            <w:r>
+                              <w:rPr>
+                                <w:color w:val="000000" w:themeColor="text1"/>
+                              </w:rPr>
+                              <w:t>);</w:t>
+                            </w:r>
+                            <w:r>
+                              <w:rPr>
+                                <w:color w:val="000000" w:themeColor="text1"/>
+                              </w:rPr>
+                              <w:br/>
+                              <w:t xml:space="preserve">    </w:t>
+                            </w:r>
+                            <w:proofErr w:type="spellStart"/>
+                            <w:proofErr w:type="gramStart"/>
+                            <w:r>
+                              <w:rPr>
+                                <w:color w:val="000000" w:themeColor="text1"/>
+                              </w:rPr>
+                              <w:t>checkKeys</w:t>
+                            </w:r>
+                            <w:proofErr w:type="spellEnd"/>
+                            <w:r>
+                              <w:rPr>
+                                <w:color w:val="000000" w:themeColor="text1"/>
+                              </w:rPr>
+                              <w:t>(</w:t>
+                            </w:r>
+                            <w:proofErr w:type="gramEnd"/>
+                            <w:r>
+                              <w:rPr>
+                                <w:color w:val="000000" w:themeColor="text1"/>
+                              </w:rPr>
+                              <w:t>);</w:t>
+                            </w:r>
+                            <w:r>
+                              <w:rPr>
+                                <w:color w:val="000000" w:themeColor="text1"/>
+                              </w:rPr>
+                              <w:br/>
+                              <w:t xml:space="preserve">    </w:t>
+                            </w:r>
+                            <w:proofErr w:type="spellStart"/>
+                            <w:proofErr w:type="gramStart"/>
+                            <w:r>
+                              <w:rPr>
+                                <w:color w:val="000000" w:themeColor="text1"/>
+                              </w:rPr>
+                              <w:t>moveBoats</w:t>
+                            </w:r>
+                            <w:proofErr w:type="spellEnd"/>
+                            <w:r>
+                              <w:rPr>
+                                <w:color w:val="000000" w:themeColor="text1"/>
+                              </w:rPr>
+                              <w:t>(</w:t>
+                            </w:r>
+                            <w:proofErr w:type="gramEnd"/>
+                            <w:r>
+                              <w:rPr>
+                                <w:color w:val="000000" w:themeColor="text1"/>
+                              </w:rPr>
+                              <w:t>);</w:t>
+                            </w:r>
+                            <w:r>
+                              <w:rPr>
+                                <w:color w:val="000000" w:themeColor="text1"/>
+                              </w:rPr>
+                              <w:br/>
+                              <w:t xml:space="preserve">    </w:t>
+                            </w:r>
+                            <w:proofErr w:type="spellStart"/>
+                            <w:proofErr w:type="gramStart"/>
+                            <w:r>
+                              <w:rPr>
+                                <w:color w:val="000000" w:themeColor="text1"/>
+                              </w:rPr>
+                              <w:t>checkCollision</w:t>
+                            </w:r>
+                            <w:proofErr w:type="spellEnd"/>
+                            <w:r>
+                              <w:rPr>
+                                <w:color w:val="000000" w:themeColor="text1"/>
+                              </w:rPr>
+                              <w:t>(</w:t>
+                            </w:r>
+                            <w:proofErr w:type="gramEnd"/>
+                            <w:r>
+                              <w:rPr>
+                                <w:color w:val="000000" w:themeColor="text1"/>
+                              </w:rPr>
+                              <w:t>);</w:t>
+                            </w:r>
+                            <w:r>
+                              <w:rPr>
+                                <w:color w:val="000000" w:themeColor="text1"/>
+                              </w:rPr>
+                              <w:br/>
+                              <w:t xml:space="preserve">    </w:t>
+                            </w:r>
+                            <w:proofErr w:type="spellStart"/>
+                            <w:proofErr w:type="gramStart"/>
+                            <w:r>
+                              <w:rPr>
+                                <w:color w:val="000000" w:themeColor="text1"/>
+                              </w:rPr>
+                              <w:t>fireConditionally</w:t>
+                            </w:r>
+                            <w:proofErr w:type="spellEnd"/>
+                            <w:r>
+                              <w:rPr>
+                                <w:color w:val="000000" w:themeColor="text1"/>
+                              </w:rPr>
+                              <w:t>(</w:t>
+                            </w:r>
+                            <w:proofErr w:type="gramEnd"/>
+                            <w:r>
+                              <w:rPr>
+                                <w:color w:val="000000" w:themeColor="text1"/>
+                              </w:rPr>
+                              <w:t>);</w:t>
+                            </w:r>
+                            <w:r>
+                              <w:rPr>
+                                <w:color w:val="000000" w:themeColor="text1"/>
+                              </w:rPr>
+                              <w:br/>
+                              <w:t>}</w:t>
+                            </w:r>
+                          </w:p>
+                          <w:p>
+                            <w:pPr>
+                              <w:jc w:val="center"/>
+                              <w:rPr>
+                                <w:color w:val="000000" w:themeColor="text1"/>
+                              </w:rPr>
+                            </w:pPr>
+                          </w:p>
+                        </w:txbxContent>
+                      </wps:txbx>
+                      <wps:bodyPr rot="0" spcFirstLastPara="0" vertOverflow="overflow" horzOverflow="overflow" vert="horz" wrap="square" lIns="91440" tIns="45720" rIns="91440" bIns="45720" numCol="1" spcCol="0" rtlCol="0" fromWordArt="0" anchor="ctr" anchorCtr="0" forceAA="0" compatLnSpc="1">
+                        <a:prstTxWarp prst="textNoShape">
+                          <a:avLst/>
+                        </a:prstTxWarp>
+                        <a:noAutofit/>
+                      </wps:bodyPr>
+                    </wps:wsp>
+                  </a:graphicData>
+                </a:graphic>
+                <wp14:sizeRelH relativeFrom="margin">
+                  <wp14:pctWidth>0</wp14:pctWidth>
+                </wp14:sizeRelH>
+                <wp14:sizeRelV relativeFrom="margin">
+                  <wp14:pctHeight>0</wp14:pctHeight>
+                </wp14:sizeRelV>
+              </wp:anchor>
+            </w:drawing>
+          </mc:Choice>
+          <mc:Fallback>
+            <w:pict>
+              <v:rect w14:anchorId="74C4236A" id="Rectangle 14" o:spid="_x0000_s1039" style="position:absolute;margin-left:4pt;margin-top:-20pt;width:227pt;height:136pt;z-index:251688960;visibility:visible;mso-wrap-style:square;mso-width-percent:0;mso-height-percent:0;mso-wrap-distance-left:9pt;mso-wrap-distance-top:0;mso-wrap-distance-right:9pt;mso-wrap-distance-bottom:0;mso-position-horizontal:absolute;mso-position-horizontal-relative:text;mso-position-vertical:absolute;mso-position-vertical-relative:text;mso-width-percent:0;mso-height-percent:0;mso-width-relative:margin;mso-height-relative:margin;v-text-anchor:middle" o:gfxdata="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" fillcolor="white [3212]" strokecolor="#030e13 [484]" strokeweight="1pt">
+                <v:textbox>
+                  <w:txbxContent>
+                    <w:p>
+                      <w:pPr>
+                        <w:rPr>
+                          <w:color w:val="000000" w:themeColor="text1"/>
+                        </w:rPr>
+                      </w:pPr>
+                      <w:r>
+                        <w:rPr>
+                          <w:color w:val="000000" w:themeColor="text1"/>
+                        </w:rPr>
+                        <w:t xml:space="preserve">function </w:t>
+                      </w:r>
+                      <w:proofErr w:type="gramStart"/>
+                      <w:r>
+                        <w:rPr>
+                          <w:color w:val="000000" w:themeColor="text1"/>
+                        </w:rPr>
+                        <w:t>update(){</w:t>
+                      </w:r>
+                      <w:proofErr w:type="gramEnd"/>
+                      <w:r>
+                        <w:rPr>
+                          <w:color w:val="000000" w:themeColor="text1"/>
+                        </w:rPr>
+                        <w:br/>
+                        <w:t xml:space="preserve">    </w:t>
+                      </w:r>
+                      <w:proofErr w:type="spellStart"/>
+                      <w:proofErr w:type="gramStart"/>
+                      <w:r>
+                        <w:rPr>
+                          <w:color w:val="000000" w:themeColor="text1"/>
+                        </w:rPr>
+                        <w:t>background.y</w:t>
+                      </w:r>
+                      <w:proofErr w:type="spellEnd"/>
+                      <w:proofErr w:type="gramEnd"/>
+                      <w:r>
+                        <w:rPr>
+                          <w:color w:val="000000" w:themeColor="text1"/>
+                        </w:rPr>
+                        <w:t xml:space="preserve"> += 1;</w:t>
+                      </w:r>
+                      <w:r>
+                        <w:rPr>
+                          <w:color w:val="000000" w:themeColor="text1"/>
+                        </w:rPr>
+                        <w:br/>
+                        <w:t xml:space="preserve">    </w:t>
+                      </w:r>
+                      <w:proofErr w:type="spellStart"/>
+                      <w:proofErr w:type="gramStart"/>
+                      <w:r>
+                        <w:rPr>
+                          <w:color w:val="000000" w:themeColor="text1"/>
+                        </w:rPr>
+                        <w:t>checkBackgroundCollision</w:t>
+                      </w:r>
+                      <w:proofErr w:type="spellEnd"/>
+                      <w:r>
+                        <w:rPr>
+                          <w:color w:val="000000" w:themeColor="text1"/>
+                        </w:rPr>
+                        <w:t>(</w:t>
+                      </w:r>
+                      <w:proofErr w:type="gramEnd"/>
+                      <w:r>
+                        <w:rPr>
+                          <w:color w:val="000000" w:themeColor="text1"/>
+                        </w:rPr>
+                        <w:t>);</w:t>
+                      </w:r>
+                      <w:r>
+                        <w:rPr>
+                          <w:color w:val="000000" w:themeColor="text1"/>
+                        </w:rPr>
+                        <w:br/>
+                        <w:t xml:space="preserve">    </w:t>
+                      </w:r>
+                      <w:proofErr w:type="spellStart"/>
+                      <w:proofErr w:type="gramStart"/>
+                      <w:r>
+                        <w:rPr>
+                          <w:color w:val="000000" w:themeColor="text1"/>
+                        </w:rPr>
+                        <w:t>checkKeys</w:t>
+                      </w:r>
+                      <w:proofErr w:type="spellEnd"/>
+                      <w:r>
+                        <w:rPr>
+                          <w:color w:val="000000" w:themeColor="text1"/>
+                        </w:rPr>
+                        <w:t>(</w:t>
+                      </w:r>
+                      <w:proofErr w:type="gramEnd"/>
+                      <w:r>
+                        <w:rPr>
+                          <w:color w:val="000000" w:themeColor="text1"/>
+                        </w:rPr>
+                        <w:t>);</w:t>
+                      </w:r>
+                      <w:r>
+                        <w:rPr>
+                          <w:color w:val="000000" w:themeColor="text1"/>
+                        </w:rPr>
+                        <w:br/>
+                        <w:t xml:space="preserve">    </w:t>
+                      </w:r>
+                      <w:proofErr w:type="spellStart"/>
+                      <w:proofErr w:type="gramStart"/>
+                      <w:r>
+                        <w:rPr>
+                          <w:color w:val="000000" w:themeColor="text1"/>
+                        </w:rPr>
+                        <w:t>moveBoats</w:t>
+                      </w:r>
+                      <w:proofErr w:type="spellEnd"/>
+                      <w:r>
+                        <w:rPr>
+                          <w:color w:val="000000" w:themeColor="text1"/>
+                        </w:rPr>
+                        <w:t>(</w:t>
+                      </w:r>
+                      <w:proofErr w:type="gramEnd"/>
+                      <w:r>
+                        <w:rPr>
+                          <w:color w:val="000000" w:themeColor="text1"/>
+                        </w:rPr>
+                        <w:t>);</w:t>
+                      </w:r>
+                      <w:r>
+                        <w:rPr>
+                          <w:color w:val="000000" w:themeColor="text1"/>
+                        </w:rPr>
+                        <w:br/>
+                        <w:t xml:space="preserve">    </w:t>
+                      </w:r>
+                      <w:proofErr w:type="spellStart"/>
+                      <w:proofErr w:type="gramStart"/>
+                      <w:r>
+                        <w:rPr>
+                          <w:color w:val="000000" w:themeColor="text1"/>
+                        </w:rPr>
+                        <w:t>checkCollision</w:t>
+                      </w:r>
+                      <w:proofErr w:type="spellEnd"/>
+                      <w:r>
+                        <w:rPr>
+                          <w:color w:val="000000" w:themeColor="text1"/>
+                        </w:rPr>
+                        <w:t>(</w:t>
+                      </w:r>
+                      <w:proofErr w:type="gramEnd"/>
+                      <w:r>
+                        <w:rPr>
+                          <w:color w:val="000000" w:themeColor="text1"/>
+                        </w:rPr>
+                        <w:t>);</w:t>
+                      </w:r>
+                      <w:r>
+                        <w:rPr>
+                          <w:color w:val="000000" w:themeColor="text1"/>
+                        </w:rPr>
+                        <w:br/>
+                        <w:t xml:space="preserve">    </w:t>
+                      </w:r>
+                      <w:proofErr w:type="spellStart"/>
+                      <w:proofErr w:type="gramStart"/>
+                      <w:r>
+                        <w:rPr>
+                          <w:color w:val="000000" w:themeColor="text1"/>
+                        </w:rPr>
+                        <w:t>fireConditionally</w:t>
+                      </w:r>
+                      <w:proofErr w:type="spellEnd"/>
+                      <w:r>
+                        <w:rPr>
+                          <w:color w:val="000000" w:themeColor="text1"/>
+                        </w:rPr>
+                        <w:t>(</w:t>
+                      </w:r>
+                      <w:proofErr w:type="gramEnd"/>
+                      <w:r>
+                        <w:rPr>
+                          <w:color w:val="000000" w:themeColor="text1"/>
+                        </w:rPr>
+                        <w:t>);</w:t>
+                      </w:r>
+                      <w:r>
+                        <w:rPr>
+                          <w:color w:val="000000" w:themeColor="text1"/>
+                        </w:rPr>
+                        <w:br/>
+                        <w:t>}</w:t>
+                      </w:r>
+                    </w:p>
+                    <w:p>
+                      <w:pPr>
+                        <w:jc w:val="center"/>
+                        <w:rPr>
+                          <w:color w:val="000000" w:themeColor="text1"/>
+                        </w:rPr>
+                      </w:pPr>
+                    </w:p>
+                  </w:txbxContent>
+                </v:textbox>
+              </v:rect>
+            </w:pict>
+          </mc:Fallback>
+        </mc:AlternateContent>
+      </w:r>
+      <w:r>
+        <w:rPr>
+          <w:rFonts w:ascii="C64 Pro Mono" w:hAnsi="C64 Pro Mono"/>
+          <w:color w:val="FFFFFF" w:themeColor="background1"/>
+        </w:rPr>
+        <w:br/>
+      </w:r>
+      <w:r>
+        <w:rPr>
+          <w:rFonts w:ascii="C64 Pro Mono" w:hAnsi="C64 Pro Mono"/>
+          <w:color w:val="FFFFFF" w:themeColor="background1"/>
+        </w:rPr>
+        <w:br/>
+      </w:r>
+    </w:p>
     <w:sectPr>
       <w:pgSz w:w="11906" w:h="8391" w:orient="landscape" w:code="11"/>
       <w:pgMar w:top="1440" w:right="1440" w:bottom="1440" w:left="1440" w:header="720" w:footer="720" w:gutter="0"/>
